--- a/07-驱动电路/03-功率器件栅极驱动/图腾柱驱动电路/图腾柱驱动电路.docx
+++ b/07-驱动电路/03-功率器件栅极驱动/图腾柱驱动电路/图腾柱驱动电路.docx
@@ -2642,6 +2642,20 @@
     </w:p>
     <w:bookmarkEnd w:id="26"/>
     <w:bookmarkEnd w:id="27"/>
+    <w:p>
+      <w:pPr>
+        <w:spacing w:before="360"/>
+        <w:jc w:val="center"/>
+      </w:pPr>
+      <w:r>
+        <w:rPr>
+          <w:rFonts w:ascii="Times New Roman" w:hAnsi="Times New Roman"/>
+          <w:color w:val="555555"/>
+          <w:sz w:val="21"/>
+        </w:rPr>
+        <w:t>材料收集者：杜文杰</w:t>
+      </w:r>
+    </w:p>
     <w:sectPr>
       <w:headerReference r:id="rId9" w:type="default"/>
       <w:footerReference r:id="rId10" w:type="default"/>

--- a/07-驱动电路/03-功率器件栅极驱动/图腾柱驱动电路/图腾柱驱动电路.docx
+++ b/07-驱动电路/03-功率器件栅极驱动/图腾柱驱动电路/图腾柱驱动电路.docx
@@ -1,6 +1,6 @@
 
 <file path=word/document.xml><?xml version="1.0" encoding="utf-8"?>
-<w:document xmlns:w="http://schemas.openxmlformats.org/wordprocessingml/2006/main" xmlns:m="http://schemas.openxmlformats.org/officeDocument/2006/math" xmlns:r="http://schemas.openxmlformats.org/officeDocument/2006/relationships" xmlns:o="urn:schemas-microsoft-com:office:office" xmlns:v="urn:schemas-microsoft-com:vml" xmlns:w10="urn:schemas-microsoft-com:office:word" xmlns:a="http://schemas.openxmlformats.org/drawingml/2006/main" xmlns:pic="http://schemas.openxmlformats.org/drawingml/2006/picture" xmlns:wp="http://schemas.openxmlformats.org/drawingml/2006/wordprocessingDrawing">
+<w:document xmlns:m="http://schemas.openxmlformats.org/officeDocument/2006/math" xmlns:r="http://schemas.openxmlformats.org/officeDocument/2006/relationships" xmlns:w="http://schemas.openxmlformats.org/wordprocessingml/2006/main" xmlns:o="urn:schemas-microsoft-com:office:office" xmlns:v="urn:schemas-microsoft-com:vml" xmlns:w10="urn:schemas-microsoft-com:office:word" xmlns:a="http://schemas.openxmlformats.org/drawingml/2006/main" xmlns:pic="http://schemas.openxmlformats.org/drawingml/2006/picture" xmlns:wp="http://schemas.openxmlformats.org/drawingml/2006/wordprocessingDrawing">
   <w:body>
     <w:bookmarkStart w:id="27" w:name="图腾柱驱动电路"/>
     <w:p>
@@ -9,7 +9,7 @@
       </w:pPr>
       <w:r>
         <w:rPr>
-          <w:rFonts w:hint="eastAsia"/>
+          <w:rFonts w:hint="eastAsia" w:eastAsia="黑体"/>
         </w:rPr>
         <w:t xml:space="preserve">图腾柱驱动电路</w:t>
       </w:r>
@@ -21,7 +21,7 @@
       </w:pPr>
       <w:r>
         <w:rPr>
-          <w:rFonts w:hint="eastAsia"/>
+          <w:rFonts w:hint="eastAsia" w:eastAsia="黑体"/>
         </w:rPr>
         <w:t xml:space="preserve">拓扑描述</w:t>
       </w:r>
@@ -32,13 +32,13 @@
       </w:pPr>
       <w:r>
         <w:rPr>
-          <w:rFonts w:hint="eastAsia"/>
+          <w:rFonts w:hint="eastAsia" w:eastAsia="黑体"/>
         </w:rPr>
         <w:t xml:space="preserve">元件组成与节点定义：电路由</w:t>
       </w:r>
       <w:r>
         <w:rPr>
-          <w:rFonts w:hint="eastAsia"/>
+          <w:rFonts w:hint="eastAsia" w:eastAsia="黑体"/>
           <w:b/>
           <w:bCs/>
         </w:rPr>
@@ -46,6 +46,7 @@
       </w:r>
       <w:r>
         <w:rPr>
+          <w:rFonts w:eastAsia="黑体"/>
           <w:b/>
           <w:bCs/>
         </w:rPr>
@@ -53,7 +54,7 @@
       </w:r>
       <w:r>
         <w:rPr>
-          <w:rFonts w:hint="eastAsia"/>
+          <w:rFonts w:hint="eastAsia" w:eastAsia="黑体"/>
           <w:b/>
           <w:bCs/>
         </w:rPr>
@@ -61,17 +62,21 @@
       </w:r>
       <w:r>
         <w:rPr>
+          <w:rFonts w:eastAsia="黑体"/>
           <w:b/>
           <w:bCs/>
         </w:rPr>
         <w:t xml:space="preserve"> Q1</w:t>
       </w:r>
       <w:r>
+        <w:rPr>
+          <w:rFonts w:eastAsia="黑体"/>
+        </w:rPr>
         <w:t xml:space="preserve">、</w:t>
       </w:r>
       <w:r>
         <w:rPr>
-          <w:rFonts w:hint="eastAsia"/>
+          <w:rFonts w:hint="eastAsia" w:eastAsia="黑体"/>
           <w:b/>
           <w:bCs/>
         </w:rPr>
@@ -79,6 +84,7 @@
       </w:r>
       <w:r>
         <w:rPr>
+          <w:rFonts w:eastAsia="黑体"/>
           <w:b/>
           <w:bCs/>
         </w:rPr>
@@ -86,7 +92,7 @@
       </w:r>
       <w:r>
         <w:rPr>
-          <w:rFonts w:hint="eastAsia"/>
+          <w:rFonts w:hint="eastAsia" w:eastAsia="黑体"/>
           <w:b/>
           <w:bCs/>
         </w:rPr>
@@ -94,23 +100,27 @@
       </w:r>
       <w:r>
         <w:rPr>
+          <w:rFonts w:eastAsia="黑体"/>
           <w:b/>
           <w:bCs/>
         </w:rPr>
         <w:t xml:space="preserve"> Q2</w:t>
       </w:r>
       <w:r>
+        <w:rPr>
+          <w:rFonts w:eastAsia="黑体"/>
+        </w:rPr>
         <w:t xml:space="preserve"> </w:t>
       </w:r>
       <w:r>
         <w:rPr>
-          <w:rFonts w:hint="eastAsia"/>
+          <w:rFonts w:hint="eastAsia" w:eastAsia="黑体"/>
         </w:rPr>
         <w:t xml:space="preserve">与</w:t>
       </w:r>
       <w:r>
         <w:rPr>
-          <w:rFonts w:hint="eastAsia"/>
+          <w:rFonts w:hint="eastAsia" w:eastAsia="黑体"/>
           <w:b/>
           <w:bCs/>
         </w:rPr>
@@ -118,6 +128,7 @@
       </w:r>
       <w:r>
         <w:rPr>
+          <w:rFonts w:eastAsia="黑体"/>
           <w:b/>
           <w:bCs/>
         </w:rPr>
@@ -138,44 +149,56 @@
         </m:sSub>
       </m:oMath>
       <w:r>
+        <w:rPr>
+          <w:rFonts w:eastAsia="黑体"/>
+        </w:rPr>
         <w:t xml:space="preserve"> </w:t>
       </w:r>
       <w:r>
         <w:rPr>
-          <w:rFonts w:hint="eastAsia"/>
+          <w:rFonts w:hint="eastAsia" w:eastAsia="黑体"/>
         </w:rPr>
         <w:t xml:space="preserve">组成推挽（图腾柱）输出级，Q1、Q2</w:t>
       </w:r>
       <w:r>
+        <w:rPr>
+          <w:rFonts w:eastAsia="黑体"/>
+        </w:rPr>
         <w:t xml:space="preserve"> </w:t>
       </w:r>
       <w:r>
         <w:rPr>
-          <w:rFonts w:hint="eastAsia"/>
+          <w:rFonts w:hint="eastAsia" w:eastAsia="黑体"/>
         </w:rPr>
         <w:t xml:space="preserve">也可用互补</w:t>
       </w:r>
       <w:r>
+        <w:rPr>
+          <w:rFonts w:eastAsia="黑体"/>
+        </w:rPr>
         <w:t xml:space="preserve"> MOSFET </w:t>
       </w:r>
       <w:r>
         <w:rPr>
-          <w:rFonts w:hint="eastAsia"/>
+          <w:rFonts w:hint="eastAsia" w:eastAsia="黑体"/>
         </w:rPr>
         <w:t xml:space="preserve">替代。电路共有</w:t>
       </w:r>
       <w:r>
+        <w:rPr>
+          <w:rFonts w:eastAsia="黑体"/>
+        </w:rPr>
         <w:t xml:space="preserve"> 5 </w:t>
       </w:r>
       <w:r>
         <w:rPr>
-          <w:rFonts w:hint="eastAsia"/>
+          <w:rFonts w:hint="eastAsia" w:eastAsia="黑体"/>
         </w:rPr>
         <w:t xml:space="preserve">个关键节点：</w:t>
       </w:r>
       <w:r>
         <w:rPr>
-          <w:rFonts w:hint="eastAsia"/>
+          <w:rFonts w:hint="eastAsia" w:eastAsia="黑体"/>
           <w:b/>
           <w:bCs/>
         </w:rPr>
@@ -183,6 +206,7 @@
       </w:r>
       <w:r>
         <w:rPr>
+          <w:rFonts w:eastAsia="黑体"/>
           <w:b/>
           <w:bCs/>
         </w:rPr>
@@ -190,7 +214,7 @@
       </w:r>
       <w:r>
         <w:rPr>
-          <w:rFonts w:hint="eastAsia"/>
+          <w:rFonts w:hint="eastAsia" w:eastAsia="黑体"/>
           <w:b/>
           <w:bCs/>
         </w:rPr>
@@ -198,6 +222,7 @@
       </w:r>
       <w:r>
         <w:rPr>
+          <w:rFonts w:eastAsia="黑体"/>
           <w:b/>
           <w:bCs/>
         </w:rPr>
@@ -222,22 +247,25 @@
       </m:oMath>
       <w:r>
         <w:rPr>
-          <w:rFonts w:hint="eastAsia"/>
+          <w:rFonts w:hint="eastAsia" w:eastAsia="黑体"/>
         </w:rPr>
         <w:t xml:space="preserve">（连</w:t>
       </w:r>
       <w:r>
+        <w:rPr>
+          <w:rFonts w:eastAsia="黑体"/>
+        </w:rPr>
         <w:t xml:space="preserve"> Q1 </w:t>
       </w:r>
       <w:r>
         <w:rPr>
-          <w:rFonts w:hint="eastAsia"/>
+          <w:rFonts w:hint="eastAsia" w:eastAsia="黑体"/>
         </w:rPr>
         <w:t xml:space="preserve">集电极）；</w:t>
       </w:r>
       <w:r>
         <w:rPr>
-          <w:rFonts w:hint="eastAsia"/>
+          <w:rFonts w:hint="eastAsia" w:eastAsia="黑体"/>
           <w:b/>
           <w:bCs/>
         </w:rPr>
@@ -245,6 +273,7 @@
       </w:r>
       <w:r>
         <w:rPr>
+          <w:rFonts w:eastAsia="黑体"/>
           <w:b/>
           <w:bCs/>
         </w:rPr>
@@ -252,7 +281,7 @@
       </w:r>
       <w:r>
         <w:rPr>
-          <w:rFonts w:hint="eastAsia"/>
+          <w:rFonts w:hint="eastAsia" w:eastAsia="黑体"/>
           <w:b/>
           <w:bCs/>
         </w:rPr>
@@ -260,6 +289,7 @@
       </w:r>
       <w:r>
         <w:rPr>
+          <w:rFonts w:eastAsia="黑体"/>
           <w:b/>
           <w:bCs/>
         </w:rPr>
@@ -284,22 +314,25 @@
       </m:oMath>
       <w:r>
         <w:rPr>
-          <w:rFonts w:hint="eastAsia"/>
+          <w:rFonts w:hint="eastAsia" w:eastAsia="黑体"/>
         </w:rPr>
         <w:t xml:space="preserve">（连</w:t>
       </w:r>
       <w:r>
+        <w:rPr>
+          <w:rFonts w:eastAsia="黑体"/>
+        </w:rPr>
         <w:t xml:space="preserve"> Q2 </w:t>
       </w:r>
       <w:r>
         <w:rPr>
-          <w:rFonts w:hint="eastAsia"/>
+          <w:rFonts w:hint="eastAsia" w:eastAsia="黑体"/>
         </w:rPr>
         <w:t xml:space="preserve">集电极）；</w:t>
       </w:r>
       <w:r>
         <w:rPr>
-          <w:rFonts w:hint="eastAsia"/>
+          <w:rFonts w:hint="eastAsia" w:eastAsia="黑体"/>
           <w:b/>
           <w:bCs/>
         </w:rPr>
@@ -307,6 +340,7 @@
       </w:r>
       <w:r>
         <w:rPr>
+          <w:rFonts w:eastAsia="黑体"/>
           <w:b/>
           <w:bCs/>
         </w:rPr>
@@ -314,7 +348,7 @@
       </w:r>
       <w:r>
         <w:rPr>
-          <w:rFonts w:hint="eastAsia"/>
+          <w:rFonts w:hint="eastAsia" w:eastAsia="黑体"/>
           <w:b/>
           <w:bCs/>
         </w:rPr>
@@ -322,6 +356,7 @@
       </w:r>
       <w:r>
         <w:rPr>
+          <w:rFonts w:eastAsia="黑体"/>
           <w:b/>
           <w:bCs/>
         </w:rPr>
@@ -349,20 +384,26 @@
       </m:oMath>
       <w:r>
         <w:rPr>
-          <w:rFonts w:hint="eastAsia"/>
+          <w:rFonts w:hint="eastAsia" w:eastAsia="黑体"/>
         </w:rPr>
         <w:t xml:space="preserve">（连</w:t>
       </w:r>
       <w:r>
+        <w:rPr>
+          <w:rFonts w:eastAsia="黑体"/>
+        </w:rPr>
         <w:t xml:space="preserve"> Q1、Q2 </w:t>
       </w:r>
       <w:r>
         <w:rPr>
-          <w:rFonts w:hint="eastAsia"/>
+          <w:rFonts w:hint="eastAsia" w:eastAsia="黑体"/>
         </w:rPr>
         <w:t xml:space="preserve">发射极与</w:t>
       </w:r>
       <w:r>
+        <w:rPr>
+          <w:rFonts w:eastAsia="黑体"/>
+        </w:rPr>
         <w:t xml:space="preserve"> </w:t>
       </w:r>
       <m:oMath>
@@ -380,17 +421,20 @@
         </m:sSub>
       </m:oMath>
       <w:r>
+        <w:rPr>
+          <w:rFonts w:eastAsia="黑体"/>
+        </w:rPr>
         <w:t xml:space="preserve"> </w:t>
       </w:r>
       <w:r>
         <w:rPr>
-          <w:rFonts w:hint="eastAsia"/>
+          <w:rFonts w:hint="eastAsia" w:eastAsia="黑体"/>
         </w:rPr>
         <w:t xml:space="preserve">一端）；</w:t>
       </w:r>
       <w:r>
         <w:rPr>
-          <w:rFonts w:hint="eastAsia"/>
+          <w:rFonts w:hint="eastAsia" w:eastAsia="黑体"/>
           <w:b/>
           <w:bCs/>
         </w:rPr>
@@ -398,6 +442,7 @@
       </w:r>
       <w:r>
         <w:rPr>
+          <w:rFonts w:eastAsia="黑体"/>
           <w:b/>
           <w:bCs/>
         </w:rPr>
@@ -405,7 +450,7 @@
       </w:r>
       <w:r>
         <w:rPr>
-          <w:rFonts w:hint="eastAsia"/>
+          <w:rFonts w:hint="eastAsia" w:eastAsia="黑体"/>
           <w:b/>
           <w:bCs/>
         </w:rPr>
@@ -413,6 +458,7 @@
       </w:r>
       <w:r>
         <w:rPr>
+          <w:rFonts w:eastAsia="黑体"/>
           <w:b/>
           <w:bCs/>
         </w:rPr>
@@ -434,11 +480,14 @@
       </m:oMath>
       <w:r>
         <w:rPr>
-          <w:rFonts w:hint="eastAsia"/>
+          <w:rFonts w:hint="eastAsia" w:eastAsia="黑体"/>
         </w:rPr>
         <w:t xml:space="preserve">（连</w:t>
       </w:r>
       <w:r>
+        <w:rPr>
+          <w:rFonts w:eastAsia="黑体"/>
+        </w:rPr>
         <w:t xml:space="preserve"> </w:t>
       </w:r>
       <m:oMath>
@@ -456,26 +505,32 @@
         </m:sSub>
       </m:oMath>
       <w:r>
+        <w:rPr>
+          <w:rFonts w:eastAsia="黑体"/>
+        </w:rPr>
         <w:t xml:space="preserve"> </w:t>
       </w:r>
       <w:r>
         <w:rPr>
-          <w:rFonts w:hint="eastAsia"/>
+          <w:rFonts w:hint="eastAsia" w:eastAsia="黑体"/>
         </w:rPr>
         <w:t xml:space="preserve">另一端与</w:t>
       </w:r>
       <w:r>
+        <w:rPr>
+          <w:rFonts w:eastAsia="黑体"/>
+        </w:rPr>
         <w:t xml:space="preserve"> MOSFET </w:t>
       </w:r>
       <w:r>
         <w:rPr>
-          <w:rFonts w:hint="eastAsia"/>
+          <w:rFonts w:hint="eastAsia" w:eastAsia="黑体"/>
         </w:rPr>
         <w:t xml:space="preserve">栅极）；</w:t>
       </w:r>
       <w:r>
         <w:rPr>
-          <w:rFonts w:hint="eastAsia"/>
+          <w:rFonts w:hint="eastAsia" w:eastAsia="黑体"/>
           <w:b/>
           <w:bCs/>
         </w:rPr>
@@ -483,6 +538,7 @@
       </w:r>
       <w:r>
         <w:rPr>
+          <w:rFonts w:eastAsia="黑体"/>
           <w:b/>
           <w:bCs/>
         </w:rPr>
@@ -490,7 +546,7 @@
       </w:r>
       <w:r>
         <w:rPr>
-          <w:rFonts w:hint="eastAsia"/>
+          <w:rFonts w:hint="eastAsia" w:eastAsia="黑体"/>
           <w:b/>
           <w:bCs/>
         </w:rPr>
@@ -498,6 +554,7 @@
       </w:r>
       <w:r>
         <w:rPr>
+          <w:rFonts w:eastAsia="黑体"/>
           <w:b/>
           <w:bCs/>
         </w:rPr>
@@ -522,16 +579,19 @@
       </m:oMath>
       <w:r>
         <w:rPr>
-          <w:rFonts w:hint="eastAsia"/>
+          <w:rFonts w:hint="eastAsia" w:eastAsia="黑体"/>
         </w:rPr>
         <w:t xml:space="preserve">（连</w:t>
       </w:r>
       <w:r>
+        <w:rPr>
+          <w:rFonts w:eastAsia="黑体"/>
+        </w:rPr>
         <w:t xml:space="preserve"> Q1、Q2 </w:t>
       </w:r>
       <w:r>
         <w:rPr>
-          <w:rFonts w:hint="eastAsia"/>
+          <w:rFonts w:hint="eastAsia" w:eastAsia="黑体"/>
         </w:rPr>
         <w:t xml:space="preserve">基极）。</w:t>
       </w:r>
@@ -540,61 +600,79 @@
       <w:pPr/>
       <w:r>
         <w:rPr>
-          <w:rFonts w:hint="eastAsia"/>
+          <w:rFonts w:hint="eastAsia" w:eastAsia="黑体"/>
         </w:rPr>
         <w:t xml:space="preserve">各元件管脚连接：Q1（NPN）集电极</w:t>
       </w:r>
       <w:r>
+        <w:rPr>
+          <w:rFonts w:eastAsia="黑体"/>
+        </w:rPr>
         <w:t xml:space="preserve"> C </w:t>
       </w:r>
       <w:r>
         <w:rPr>
-          <w:rFonts w:hint="eastAsia"/>
+          <w:rFonts w:hint="eastAsia" w:eastAsia="黑体"/>
         </w:rPr>
         <w:t xml:space="preserve">接节点①、发射极</w:t>
       </w:r>
       <w:r>
+        <w:rPr>
+          <w:rFonts w:eastAsia="黑体"/>
+        </w:rPr>
         <w:t xml:space="preserve"> E </w:t>
       </w:r>
       <w:r>
         <w:rPr>
-          <w:rFonts w:hint="eastAsia"/>
+          <w:rFonts w:hint="eastAsia" w:eastAsia="黑体"/>
         </w:rPr>
         <w:t xml:space="preserve">接节点③、基极</w:t>
       </w:r>
       <w:r>
+        <w:rPr>
+          <w:rFonts w:eastAsia="黑体"/>
+        </w:rPr>
         <w:t xml:space="preserve"> B </w:t>
       </w:r>
       <w:r>
         <w:rPr>
-          <w:rFonts w:hint="eastAsia"/>
+          <w:rFonts w:hint="eastAsia" w:eastAsia="黑体"/>
         </w:rPr>
         <w:t xml:space="preserve">接节点⑤；Q2（PNP）发射极</w:t>
       </w:r>
       <w:r>
+        <w:rPr>
+          <w:rFonts w:eastAsia="黑体"/>
+        </w:rPr>
         <w:t xml:space="preserve"> E </w:t>
       </w:r>
       <w:r>
         <w:rPr>
-          <w:rFonts w:hint="eastAsia"/>
+          <w:rFonts w:hint="eastAsia" w:eastAsia="黑体"/>
         </w:rPr>
         <w:t xml:space="preserve">接节点③、集电极</w:t>
       </w:r>
       <w:r>
+        <w:rPr>
+          <w:rFonts w:eastAsia="黑体"/>
+        </w:rPr>
         <w:t xml:space="preserve"> C </w:t>
       </w:r>
       <w:r>
         <w:rPr>
-          <w:rFonts w:hint="eastAsia"/>
+          <w:rFonts w:hint="eastAsia" w:eastAsia="黑体"/>
         </w:rPr>
         <w:t xml:space="preserve">接节点②、基极</w:t>
       </w:r>
       <w:r>
+        <w:rPr>
+          <w:rFonts w:eastAsia="黑体"/>
+        </w:rPr>
         <w:t xml:space="preserve"> B </w:t>
       </w:r>
       <w:r>
         <w:rPr>
-          <w:rFonts w:hint="eastAsia"/>
+          <w:rFonts w:hint="eastAsia" w:eastAsia="黑体"/>
         </w:rPr>
         <w:t xml:space="preserve">接节点⑤；</w:t>
       </w:r>
@@ -613,65 +691,86 @@
         </m:sSub>
       </m:oMath>
       <w:r>
+        <w:rPr>
+          <w:rFonts w:eastAsia="黑体"/>
+        </w:rPr>
         <w:t xml:space="preserve"> </w:t>
       </w:r>
       <w:r>
         <w:rPr>
-          <w:rFonts w:hint="eastAsia"/>
+          <w:rFonts w:hint="eastAsia" w:eastAsia="黑体"/>
         </w:rPr>
         <w:t xml:space="preserve">一端接节点③、另一端接节点④。两管发射极相连作为输出，基极由同一驱动信号控制：当输入为高时</w:t>
       </w:r>
       <w:r>
+        <w:rPr>
+          <w:rFonts w:eastAsia="黑体"/>
+        </w:rPr>
         <w:t xml:space="preserve"> Q1 </w:t>
       </w:r>
       <w:r>
         <w:rPr>
-          <w:rFonts w:hint="eastAsia"/>
+          <w:rFonts w:hint="eastAsia" w:eastAsia="黑体"/>
         </w:rPr>
         <w:t xml:space="preserve">导通、Q2</w:t>
       </w:r>
       <w:r>
+        <w:rPr>
+          <w:rFonts w:eastAsia="黑体"/>
+        </w:rPr>
         <w:t xml:space="preserve"> </w:t>
       </w:r>
       <w:r>
         <w:rPr>
-          <w:rFonts w:hint="eastAsia"/>
+          <w:rFonts w:hint="eastAsia" w:eastAsia="黑体"/>
         </w:rPr>
         <w:t xml:space="preserve">截止，输出经</w:t>
       </w:r>
       <w:r>
+        <w:rPr>
+          <w:rFonts w:eastAsia="黑体"/>
+        </w:rPr>
         <w:t xml:space="preserve"> Q1 </w:t>
       </w:r>
       <w:r>
         <w:rPr>
-          <w:rFonts w:hint="eastAsia"/>
+          <w:rFonts w:hint="eastAsia" w:eastAsia="黑体"/>
         </w:rPr>
         <w:t xml:space="preserve">拉高向负载灌入充电电流；输入为低时</w:t>
       </w:r>
       <w:r>
+        <w:rPr>
+          <w:rFonts w:eastAsia="黑体"/>
+        </w:rPr>
         <w:t xml:space="preserve"> Q2 </w:t>
       </w:r>
       <w:r>
         <w:rPr>
-          <w:rFonts w:hint="eastAsia"/>
+          <w:rFonts w:hint="eastAsia" w:eastAsia="黑体"/>
         </w:rPr>
         <w:t xml:space="preserve">导通、Q1</w:t>
       </w:r>
       <w:r>
+        <w:rPr>
+          <w:rFonts w:eastAsia="黑体"/>
+        </w:rPr>
         <w:t xml:space="preserve"> </w:t>
       </w:r>
       <w:r>
         <w:rPr>
-          <w:rFonts w:hint="eastAsia"/>
+          <w:rFonts w:hint="eastAsia" w:eastAsia="黑体"/>
         </w:rPr>
         <w:t xml:space="preserve">截止，输出经</w:t>
       </w:r>
       <w:r>
+        <w:rPr>
+          <w:rFonts w:eastAsia="黑体"/>
+        </w:rPr>
         <w:t xml:space="preserve"> Q2 </w:t>
       </w:r>
       <w:r>
         <w:rPr>
-          <w:rFonts w:hint="eastAsia"/>
+          <w:rFonts w:hint="eastAsia" w:eastAsia="黑体"/>
         </w:rPr>
         <w:t xml:space="preserve">拉低抽取放电电流。</w:t>
       </w:r>
@@ -680,34 +779,43 @@
       <w:pPr/>
       <w:r>
         <w:rPr>
-          <w:rFonts w:hint="eastAsia"/>
+          <w:rFonts w:hint="eastAsia" w:eastAsia="黑体"/>
         </w:rPr>
         <w:t xml:space="preserve">由此构成”NPN/PNP</w:t>
       </w:r>
       <w:r>
+        <w:rPr>
+          <w:rFonts w:eastAsia="黑体"/>
+        </w:rPr>
         <w:t xml:space="preserve"> </w:t>
       </w:r>
       <w:r>
         <w:rPr>
-          <w:rFonts w:hint="eastAsia"/>
+          <w:rFonts w:hint="eastAsia" w:eastAsia="黑体"/>
         </w:rPr>
         <w:t xml:space="preserve">互补推挽（图腾柱）输出级</w:t>
       </w:r>
       <w:r>
+        <w:rPr>
+          <w:rFonts w:eastAsia="黑体"/>
+        </w:rPr>
         <w:t xml:space="preserve"> + </w:t>
       </w:r>
       <w:r>
         <w:rPr>
-          <w:rFonts w:hint="eastAsia"/>
+          <w:rFonts w:hint="eastAsia" w:eastAsia="黑体"/>
         </w:rPr>
         <w:t xml:space="preserve">栅极限流电阻”的驱动组态，能在输出端快速提供和吸收大电流，双向低阻抗驱动容性栅极负载，常用于功率</w:t>
       </w:r>
       <w:r>
+        <w:rPr>
+          <w:rFonts w:eastAsia="黑体"/>
+        </w:rPr>
         <w:t xml:space="preserve"> MOSFET/IGBT </w:t>
       </w:r>
       <w:r>
         <w:rPr>
-          <w:rFonts w:hint="eastAsia"/>
+          <w:rFonts w:hint="eastAsia" w:eastAsia="黑体"/>
         </w:rPr>
         <w:t xml:space="preserve">的栅极驱动及数字逻辑推挽输出。</w:t>
       </w:r>
@@ -720,7 +828,7 @@
       </w:pPr>
       <w:r>
         <w:rPr>
-          <w:rFonts w:hint="eastAsia"/>
+          <w:rFonts w:hint="eastAsia" w:eastAsia="黑体"/>
         </w:rPr>
         <w:t xml:space="preserve">工作原理</w:t>
       </w:r>
@@ -731,61 +839,79 @@
       </w:pPr>
       <w:r>
         <w:rPr>
-          <w:rFonts w:hint="eastAsia"/>
+          <w:rFonts w:hint="eastAsia" w:eastAsia="黑体"/>
         </w:rPr>
         <w:t xml:space="preserve">输入为高时</w:t>
       </w:r>
       <w:r>
+        <w:rPr>
+          <w:rFonts w:eastAsia="黑体"/>
+        </w:rPr>
         <w:t xml:space="preserve"> NPN </w:t>
       </w:r>
       <w:r>
         <w:rPr>
-          <w:rFonts w:hint="eastAsia"/>
+          <w:rFonts w:hint="eastAsia" w:eastAsia="黑体"/>
         </w:rPr>
         <w:t xml:space="preserve">导通、PNP</w:t>
       </w:r>
       <w:r>
+        <w:rPr>
+          <w:rFonts w:eastAsia="黑体"/>
+        </w:rPr>
         <w:t xml:space="preserve"> </w:t>
       </w:r>
       <w:r>
         <w:rPr>
-          <w:rFonts w:hint="eastAsia"/>
+          <w:rFonts w:hint="eastAsia" w:eastAsia="黑体"/>
         </w:rPr>
         <w:t xml:space="preserve">截止，输出经</w:t>
       </w:r>
       <w:r>
+        <w:rPr>
+          <w:rFonts w:eastAsia="黑体"/>
+        </w:rPr>
         <w:t xml:space="preserve"> NPN </w:t>
       </w:r>
       <w:r>
         <w:rPr>
-          <w:rFonts w:hint="eastAsia"/>
+          <w:rFonts w:hint="eastAsia" w:eastAsia="黑体"/>
         </w:rPr>
         <w:t xml:space="preserve">拉高，向栅极电容灌入充电电流；输入为低时</w:t>
       </w:r>
       <w:r>
+        <w:rPr>
+          <w:rFonts w:eastAsia="黑体"/>
+        </w:rPr>
         <w:t xml:space="preserve"> PNP </w:t>
       </w:r>
       <w:r>
         <w:rPr>
-          <w:rFonts w:hint="eastAsia"/>
+          <w:rFonts w:hint="eastAsia" w:eastAsia="黑体"/>
         </w:rPr>
         <w:t xml:space="preserve">导通、NPN</w:t>
       </w:r>
       <w:r>
+        <w:rPr>
+          <w:rFonts w:eastAsia="黑体"/>
+        </w:rPr>
         <w:t xml:space="preserve"> </w:t>
       </w:r>
       <w:r>
         <w:rPr>
-          <w:rFonts w:hint="eastAsia"/>
+          <w:rFonts w:hint="eastAsia" w:eastAsia="黑体"/>
         </w:rPr>
         <w:t xml:space="preserve">截止，输出经</w:t>
       </w:r>
       <w:r>
+        <w:rPr>
+          <w:rFonts w:eastAsia="黑体"/>
+        </w:rPr>
         <w:t xml:space="preserve"> PNP </w:t>
       </w:r>
       <w:r>
         <w:rPr>
-          <w:rFonts w:hint="eastAsia"/>
+          <w:rFonts w:hint="eastAsia" w:eastAsia="黑体"/>
         </w:rPr>
         <w:t xml:space="preserve">拉低，抽取放电电流。上下管互补轮换，实现双向大电流、低阻抗驱动。</w:t>
       </w:r>
@@ -798,7 +924,7 @@
       </w:pPr>
       <w:r>
         <w:rPr>
-          <w:rFonts w:hint="eastAsia"/>
+          <w:rFonts w:hint="eastAsia" w:eastAsia="黑体"/>
         </w:rPr>
         <w:t xml:space="preserve">关键计算公式</w:t>
       </w:r>
@@ -812,7 +938,7 @@
       </w:pPr>
       <w:r>
         <w:rPr>
-          <w:rFonts w:hint="eastAsia"/>
+          <w:rFonts w:hint="eastAsia" w:eastAsia="黑体"/>
         </w:rPr>
         <w:t xml:space="preserve">开通峰值电流：</w:t>
       </w:r>
@@ -1010,7 +1136,7 @@
       </w:pPr>
       <w:r>
         <w:rPr>
-          <w:rFonts w:hint="eastAsia"/>
+          <w:rFonts w:hint="eastAsia" w:eastAsia="黑体"/>
         </w:rPr>
         <w:t xml:space="preserve">关断峰值电流：</w:t>
       </w:r>
@@ -1178,7 +1304,7 @@
       </w:pPr>
       <w:r>
         <w:rPr>
-          <w:rFonts w:hint="eastAsia"/>
+          <w:rFonts w:hint="eastAsia" w:eastAsia="黑体"/>
         </w:rPr>
         <w:t xml:space="preserve">平均驱动电流：</w:t>
       </w:r>
@@ -1262,7 +1388,7 @@
       </w:pPr>
       <w:r>
         <w:rPr>
-          <w:rFonts w:hint="eastAsia"/>
+          <w:rFonts w:hint="eastAsia" w:eastAsia="黑体"/>
         </w:rPr>
         <w:t xml:space="preserve">交叉（直通）风险条件：</w:t>
       </w:r>
@@ -1358,7 +1484,7 @@
       </w:pPr>
       <w:r>
         <w:rPr>
-          <w:rFonts w:hint="eastAsia"/>
+          <w:rFonts w:hint="eastAsia" w:eastAsia="黑体"/>
         </w:rPr>
         <w:t xml:space="preserve">（需防两管同时导通）</w:t>
       </w:r>
@@ -1394,7 +1520,7 @@
             </w:pPr>
             <w:r>
               <w:rPr>
-                <w:rFonts w:hint="eastAsia"/>
+                <w:rFonts w:hint="eastAsia" w:eastAsia="黑体"/>
               </w:rPr>
               <w:t xml:space="preserve">符号</w:t>
             </w:r>
@@ -1408,7 +1534,7 @@
             </w:pPr>
             <w:r>
               <w:rPr>
-                <w:rFonts w:hint="eastAsia"/>
+                <w:rFonts w:hint="eastAsia" w:eastAsia="黑体"/>
               </w:rPr>
               <w:t xml:space="preserve">含义</w:t>
             </w:r>
@@ -1422,7 +1548,7 @@
             </w:pPr>
             <w:r>
               <w:rPr>
-                <w:rFonts w:hint="eastAsia"/>
+                <w:rFonts w:hint="eastAsia" w:eastAsia="黑体"/>
               </w:rPr>
               <w:t xml:space="preserve">单位</w:t>
             </w:r>
@@ -1454,6 +1580,9 @@
               </m:sSub>
             </m:oMath>
             <w:r>
+              <w:rPr>
+                <w:rFonts w:eastAsia="黑体"/>
+              </w:rPr>
               <w:t xml:space="preserve">​</w:t>
             </w:r>
           </w:p>
@@ -1466,7 +1595,7 @@
             </w:pPr>
             <w:r>
               <w:rPr>
-                <w:rFonts w:hint="eastAsia"/>
+                <w:rFonts w:hint="eastAsia" w:eastAsia="黑体"/>
               </w:rPr>
               <w:t xml:space="preserve">正电源电压</w:t>
             </w:r>
@@ -1479,6 +1608,9 @@
               <w:pStyle w:val="Compact"/>
             </w:pPr>
             <w:r>
+              <w:rPr>
+                <w:rFonts w:eastAsia="黑体"/>
+              </w:rPr>
               <w:t xml:space="preserve">V</w:t>
             </w:r>
           </w:p>
@@ -1509,6 +1641,9 @@
               </m:sSub>
             </m:oMath>
             <w:r>
+              <w:rPr>
+                <w:rFonts w:eastAsia="黑体"/>
+              </w:rPr>
               <w:t xml:space="preserve">​</w:t>
             </w:r>
           </w:p>
@@ -1521,7 +1656,7 @@
             </w:pPr>
             <w:r>
               <w:rPr>
-                <w:rFonts w:hint="eastAsia"/>
+                <w:rFonts w:hint="eastAsia" w:eastAsia="黑体"/>
               </w:rPr>
               <w:t xml:space="preserve">负电源电压</w:t>
             </w:r>
@@ -1534,6 +1669,9 @@
               <w:pStyle w:val="Compact"/>
             </w:pPr>
             <w:r>
+              <w:rPr>
+                <w:rFonts w:eastAsia="黑体"/>
+              </w:rPr>
               <w:t xml:space="preserve">V</w:t>
             </w:r>
           </w:p>
@@ -1564,6 +1702,9 @@
               </m:sSub>
             </m:oMath>
             <w:r>
+              <w:rPr>
+                <w:rFonts w:eastAsia="黑体"/>
+              </w:rPr>
               <w:t xml:space="preserve">​</w:t>
             </w:r>
           </w:p>
@@ -1576,7 +1717,7 @@
             </w:pPr>
             <w:r>
               <w:rPr>
-                <w:rFonts w:hint="eastAsia"/>
+                <w:rFonts w:hint="eastAsia" w:eastAsia="黑体"/>
               </w:rPr>
               <w:t xml:space="preserve">基射导通压降</w:t>
             </w:r>
@@ -1589,6 +1730,9 @@
               <w:pStyle w:val="Compact"/>
             </w:pPr>
             <w:r>
+              <w:rPr>
+                <w:rFonts w:eastAsia="黑体"/>
+              </w:rPr>
               <w:t xml:space="preserve">V</w:t>
             </w:r>
           </w:p>
@@ -1640,6 +1784,9 @@
               </m:sSub>
             </m:oMath>
             <w:r>
+              <w:rPr>
+                <w:rFonts w:eastAsia="黑体"/>
+              </w:rPr>
               <w:t xml:space="preserve">​</w:t>
             </w:r>
           </w:p>
@@ -1652,7 +1799,7 @@
             </w:pPr>
             <w:r>
               <w:rPr>
-                <w:rFonts w:hint="eastAsia"/>
+                <w:rFonts w:hint="eastAsia" w:eastAsia="黑体"/>
               </w:rPr>
               <w:t xml:space="preserve">饱和压降</w:t>
             </w:r>
@@ -1665,6 +1812,9 @@
               <w:pStyle w:val="Compact"/>
             </w:pPr>
             <w:r>
+              <w:rPr>
+                <w:rFonts w:eastAsia="黑体"/>
+              </w:rPr>
               <w:t xml:space="preserve">V</w:t>
             </w:r>
           </w:p>
@@ -1692,6 +1842,9 @@
               </m:sSub>
             </m:oMath>
             <w:r>
+              <w:rPr>
+                <w:rFonts w:eastAsia="黑体"/>
+              </w:rPr>
               <w:t xml:space="preserve">​</w:t>
             </w:r>
           </w:p>
@@ -1704,7 +1857,7 @@
             </w:pPr>
             <w:r>
               <w:rPr>
-                <w:rFonts w:hint="eastAsia"/>
+                <w:rFonts w:hint="eastAsia" w:eastAsia="黑体"/>
               </w:rPr>
               <w:t xml:space="preserve">栅极（限流）电阻</w:t>
             </w:r>
@@ -1717,6 +1870,9 @@
               <w:pStyle w:val="Compact"/>
             </w:pPr>
             <w:r>
+              <w:rPr>
+                <w:rFonts w:eastAsia="黑体"/>
+              </w:rPr>
               <w:t xml:space="preserve">Ω</w:t>
             </w:r>
           </w:p>
@@ -1744,6 +1900,9 @@
               </m:sSub>
             </m:oMath>
             <w:r>
+              <w:rPr>
+                <w:rFonts w:eastAsia="黑体"/>
+              </w:rPr>
               <w:t xml:space="preserve">​</w:t>
             </w:r>
           </w:p>
@@ -1756,7 +1915,7 @@
             </w:pPr>
             <w:r>
               <w:rPr>
-                <w:rFonts w:hint="eastAsia"/>
+                <w:rFonts w:hint="eastAsia" w:eastAsia="黑体"/>
               </w:rPr>
               <w:t xml:space="preserve">栅极电荷</w:t>
             </w:r>
@@ -1769,6 +1928,9 @@
               <w:pStyle w:val="Compact"/>
             </w:pPr>
             <w:r>
+              <w:rPr>
+                <w:rFonts w:eastAsia="黑体"/>
+              </w:rPr>
               <w:t xml:space="preserve">C</w:t>
             </w:r>
           </w:p>
@@ -1783,7 +1945,7 @@
       </w:pPr>
       <w:r>
         <w:rPr>
-          <w:rFonts w:hint="eastAsia"/>
+          <w:rFonts w:hint="eastAsia" w:eastAsia="黑体"/>
         </w:rPr>
         <w:t xml:space="preserve">元件调整影响</w:t>
       </w:r>
@@ -1798,6 +1960,7 @@
       </w:pPr>
       <w:r>
         <w:rPr>
+          <w:rFonts w:eastAsia="黑体"/>
           <w:b/>
           <w:bCs/>
         </w:rPr>
@@ -1805,21 +1968,27 @@
       </w:r>
       <w:r>
         <w:rPr>
-          <w:rFonts w:hint="eastAsia"/>
+          <w:rFonts w:hint="eastAsia" w:eastAsia="黑体"/>
           <w:b/>
           <w:bCs/>
         </w:rPr>
         <w:t xml:space="preserve">增大</w:t>
       </w:r>
       <w:r>
+        <w:rPr>
+          <w:rFonts w:eastAsia="黑体"/>
+        </w:rPr>
         <w:t xml:space="preserve"> </w:t>
       </w:r>
       <w:r>
+        <w:rPr>
+          <w:rFonts w:eastAsia="黑体"/>
+        </w:rPr>
         <w:t xml:space="preserve">→ </w:t>
       </w:r>
       <w:r>
         <w:rPr>
-          <w:rFonts w:hint="eastAsia"/>
+          <w:rFonts w:hint="eastAsia" w:eastAsia="黑体"/>
         </w:rPr>
         <w:t xml:space="preserve">峰值电流减小、开关变慢，振铃减小。</w:t>
       </w:r>
@@ -1834,21 +2003,27 @@
       </w:pPr>
       <w:r>
         <w:rPr>
-          <w:rFonts w:hint="eastAsia"/>
+          <w:rFonts w:hint="eastAsia" w:eastAsia="黑体"/>
           <w:b/>
           <w:bCs/>
         </w:rPr>
         <w:t xml:space="preserve">两管同时导通（交叉区）</w:t>
       </w:r>
       <w:r>
+        <w:rPr>
+          <w:rFonts w:eastAsia="黑体"/>
+        </w:rPr>
         <w:t xml:space="preserve"> </w:t>
       </w:r>
       <w:r>
+        <w:rPr>
+          <w:rFonts w:eastAsia="黑体"/>
+        </w:rPr>
         <w:t xml:space="preserve">→ </w:t>
       </w:r>
       <w:r>
         <w:rPr>
-          <w:rFonts w:hint="eastAsia"/>
+          <w:rFonts w:hint="eastAsia" w:eastAsia="黑体"/>
         </w:rPr>
         <w:t xml:space="preserve">产生穿透电流，发热甚至损坏。</w:t>
       </w:r>
@@ -1863,21 +2038,27 @@
       </w:pPr>
       <w:r>
         <w:rPr>
-          <w:rFonts w:hint="eastAsia"/>
+          <w:rFonts w:hint="eastAsia" w:eastAsia="黑体"/>
           <w:b/>
           <w:bCs/>
         </w:rPr>
         <w:t xml:space="preserve">供电电压升高</w:t>
       </w:r>
       <w:r>
+        <w:rPr>
+          <w:rFonts w:eastAsia="黑体"/>
+        </w:rPr>
         <w:t xml:space="preserve"> </w:t>
       </w:r>
       <w:r>
+        <w:rPr>
+          <w:rFonts w:eastAsia="黑体"/>
+        </w:rPr>
         <w:t xml:space="preserve">→ </w:t>
       </w:r>
       <w:r>
         <w:rPr>
-          <w:rFonts w:hint="eastAsia"/>
+          <w:rFonts w:hint="eastAsia" w:eastAsia="黑体"/>
         </w:rPr>
         <w:t xml:space="preserve">驱动电流增大、开关加快，但需校核栅极耐压。</w:t>
       </w:r>
@@ -1892,25 +2073,34 @@
       </w:pPr>
       <w:r>
         <w:rPr>
-          <w:rFonts w:hint="eastAsia"/>
+          <w:rFonts w:hint="eastAsia" w:eastAsia="黑体"/>
           <w:b/>
           <w:bCs/>
         </w:rPr>
         <w:t xml:space="preserve">三极管开关速度慢</w:t>
       </w:r>
       <w:r>
+        <w:rPr>
+          <w:rFonts w:eastAsia="黑体"/>
+        </w:rPr>
         <w:t xml:space="preserve"> </w:t>
       </w:r>
       <w:r>
+        <w:rPr>
+          <w:rFonts w:eastAsia="黑体"/>
+        </w:rPr>
         <w:t xml:space="preserve">→ </w:t>
       </w:r>
       <w:r>
         <w:rPr>
-          <w:rFonts w:hint="eastAsia"/>
+          <w:rFonts w:hint="eastAsia" w:eastAsia="黑体"/>
         </w:rPr>
         <w:t xml:space="preserve">高频驱动波形退化，选快管或改用</w:t>
       </w:r>
       <w:r>
+        <w:rPr>
+          <w:rFonts w:eastAsia="黑体"/>
+        </w:rPr>
         <w:t xml:space="preserve"> MOSFET。</w:t>
       </w:r>
     </w:p>
@@ -1922,7 +2112,7 @@
       </w:pPr>
       <w:r>
         <w:rPr>
-          <w:rFonts w:hint="eastAsia"/>
+          <w:rFonts w:hint="eastAsia" w:eastAsia="黑体"/>
         </w:rPr>
         <w:t xml:space="preserve">典型参数示例</w:t>
       </w:r>
@@ -1937,11 +2127,14 @@
       </w:pPr>
       <w:r>
         <w:rPr>
-          <w:rFonts w:hint="eastAsia"/>
+          <w:rFonts w:hint="eastAsia" w:eastAsia="黑体"/>
         </w:rPr>
         <w:t xml:space="preserve">取</w:t>
       </w:r>
       <w:r>
+        <w:rPr>
+          <w:rFonts w:eastAsia="黑体"/>
+        </w:rPr>
         <w:t xml:space="preserve"> </w:t>
       </w:r>
       <m:oMath>
@@ -1981,6 +2174,9 @@
         </m:r>
       </m:oMath>
       <w:r>
+        <w:rPr>
+          <w:rFonts w:eastAsia="黑体"/>
+        </w:rPr>
         <w:t xml:space="preserve">、</w:t>
       </w:r>
       <m:oMath>
@@ -2020,6 +2216,9 @@
         </m:r>
       </m:oMath>
       <w:r>
+        <w:rPr>
+          <w:rFonts w:eastAsia="黑体"/>
+        </w:rPr>
         <w:t xml:space="preserve">、</w:t>
       </w:r>
       <m:oMath>
@@ -2080,6 +2279,9 @@
         </m:r>
       </m:oMath>
       <w:r>
+        <w:rPr>
+          <w:rFonts w:eastAsia="黑体"/>
+        </w:rPr>
         <w:t xml:space="preserve">、</w:t>
       </w:r>
       <m:oMath>
@@ -2116,7 +2318,7 @@
       </m:oMath>
       <w:r>
         <w:rPr>
-          <w:rFonts w:hint="eastAsia"/>
+          <w:rFonts w:hint="eastAsia" w:eastAsia="黑体"/>
         </w:rPr>
         <w:t xml:space="preserve">：</w:t>
       </w:r>
@@ -2208,6 +2410,9 @@
         </m:r>
       </m:oMath>
       <w:r>
+        <w:rPr>
+          <w:rFonts w:eastAsia="黑体"/>
+        </w:rPr>
         <w:t xml:space="preserve">。</w:t>
       </w:r>
     </w:p>
@@ -2221,11 +2426,14 @@
       </w:pPr>
       <w:r>
         <w:rPr>
-          <w:rFonts w:hint="eastAsia"/>
+          <w:rFonts w:hint="eastAsia" w:eastAsia="黑体"/>
         </w:rPr>
         <w:t xml:space="preserve">取</w:t>
       </w:r>
       <w:r>
+        <w:rPr>
+          <w:rFonts w:eastAsia="黑体"/>
+        </w:rPr>
         <w:t xml:space="preserve"> </w:t>
       </w:r>
       <m:oMath>
@@ -2262,6 +2470,9 @@
         </m:r>
       </m:oMath>
       <w:r>
+        <w:rPr>
+          <w:rFonts w:eastAsia="黑体"/>
+        </w:rPr>
         <w:t xml:space="preserve">、</w:t>
       </w:r>
       <m:oMath>
@@ -2302,7 +2513,7 @@
       </m:oMath>
       <w:r>
         <w:rPr>
-          <w:rFonts w:hint="eastAsia"/>
+          <w:rFonts w:hint="eastAsia" w:eastAsia="黑体"/>
         </w:rPr>
         <w:t xml:space="preserve">：</w:t>
       </w:r>
@@ -2397,6 +2608,9 @@
         </m:r>
       </m:oMath>
       <w:r>
+        <w:rPr>
+          <w:rFonts w:eastAsia="黑体"/>
+        </w:rPr>
         <w:t xml:space="preserve">。</w:t>
       </w:r>
     </w:p>
@@ -2408,7 +2622,7 @@
       </w:pPr>
       <w:r>
         <w:rPr>
-          <w:rFonts w:hint="eastAsia"/>
+          <w:rFonts w:hint="eastAsia" w:eastAsia="黑体"/>
         </w:rPr>
         <w:t xml:space="preserve">常见器件型号</w:t>
       </w:r>
@@ -2423,16 +2637,19 @@
       </w:pPr>
       <w:r>
         <w:rPr>
-          <w:rFonts w:hint="eastAsia"/>
+          <w:rFonts w:hint="eastAsia" w:eastAsia="黑体"/>
         </w:rPr>
         <w:t xml:space="preserve">三极管：2N2222（NPN）/</w:t>
       </w:r>
       <w:r>
+        <w:rPr>
+          <w:rFonts w:eastAsia="黑体"/>
+        </w:rPr>
         <w:t xml:space="preserve"> </w:t>
       </w:r>
       <w:r>
         <w:rPr>
-          <w:rFonts w:hint="eastAsia"/>
+          <w:rFonts w:hint="eastAsia" w:eastAsia="黑体"/>
         </w:rPr>
         <w:t xml:space="preserve">2N2907（PNP）、BD139/BD140、SS8050/SS8550。</w:t>
       </w:r>
@@ -2447,25 +2664,31 @@
       </w:pPr>
       <w:r>
         <w:rPr>
-          <w:rFonts w:hint="eastAsia"/>
+          <w:rFonts w:hint="eastAsia" w:eastAsia="黑体"/>
         </w:rPr>
         <w:t xml:space="preserve">互补</w:t>
       </w:r>
       <w:r>
+        <w:rPr>
+          <w:rFonts w:eastAsia="黑体"/>
+        </w:rPr>
         <w:t xml:space="preserve"> </w:t>
       </w:r>
       <w:r>
         <w:rPr>
-          <w:rFonts w:hint="eastAsia"/>
+          <w:rFonts w:hint="eastAsia" w:eastAsia="黑体"/>
         </w:rPr>
         <w:t xml:space="preserve">MOSFET：IRF</w:t>
       </w:r>
       <w:r>
+        <w:rPr>
+          <w:rFonts w:eastAsia="黑体"/>
+        </w:rPr>
         <w:t xml:space="preserve"> </w:t>
       </w:r>
       <w:r>
         <w:rPr>
-          <w:rFonts w:hint="eastAsia"/>
+          <w:rFonts w:hint="eastAsia" w:eastAsia="黑体"/>
         </w:rPr>
         <w:t xml:space="preserve">系列对管、SI2302/SI2301。</w:t>
       </w:r>
@@ -2480,7 +2703,7 @@
       </w:pPr>
       <w:r>
         <w:rPr>
-          <w:rFonts w:hint="eastAsia"/>
+          <w:rFonts w:hint="eastAsia" w:eastAsia="黑体"/>
         </w:rPr>
         <w:t xml:space="preserve">集成图腾柱驱动：多集成于专用栅极驱动芯片输出级。</w:t>
       </w:r>
@@ -2493,7 +2716,7 @@
       </w:pPr>
       <w:r>
         <w:rPr>
-          <w:rFonts w:hint="eastAsia"/>
+          <w:rFonts w:hint="eastAsia" w:eastAsia="黑体"/>
         </w:rPr>
         <w:t xml:space="preserve">注意事项</w:t>
       </w:r>
@@ -2508,7 +2731,7 @@
       </w:pPr>
       <w:r>
         <w:rPr>
-          <w:rFonts w:hint="eastAsia"/>
+          <w:rFonts w:hint="eastAsia" w:eastAsia="黑体"/>
         </w:rPr>
         <w:t xml:space="preserve">上下管要交替导通，避免同时导通造成穿透电流。</w:t>
       </w:r>
@@ -2523,16 +2746,19 @@
       </w:pPr>
       <w:r>
         <w:rPr>
-          <w:rFonts w:hint="eastAsia"/>
+          <w:rFonts w:hint="eastAsia" w:eastAsia="黑体"/>
         </w:rPr>
         <w:t xml:space="preserve">三极管图腾柱需留意基极存储时间，高频场合用</w:t>
       </w:r>
       <w:r>
+        <w:rPr>
+          <w:rFonts w:eastAsia="黑体"/>
+        </w:rPr>
         <w:t xml:space="preserve"> MOSFET </w:t>
       </w:r>
       <w:r>
         <w:rPr>
-          <w:rFonts w:hint="eastAsia"/>
+          <w:rFonts w:hint="eastAsia" w:eastAsia="黑体"/>
         </w:rPr>
         <w:t xml:space="preserve">或肖特基加速。</w:t>
       </w:r>
@@ -2547,7 +2773,7 @@
       </w:pPr>
       <w:r>
         <w:rPr>
-          <w:rFonts w:hint="eastAsia"/>
+          <w:rFonts w:hint="eastAsia" w:eastAsia="黑体"/>
         </w:rPr>
         <w:t xml:space="preserve">输出串限流电阻可抑制振铃并限制峰值电流。</w:t>
       </w:r>
@@ -2562,7 +2788,7 @@
       </w:pPr>
       <w:r>
         <w:rPr>
-          <w:rFonts w:hint="eastAsia"/>
+          <w:rFonts w:hint="eastAsia" w:eastAsia="黑体"/>
         </w:rPr>
         <w:t xml:space="preserve">供电轨加去耦电容，提供开关瞬态电流。</w:t>
       </w:r>
@@ -2575,7 +2801,7 @@
       </w:pPr>
       <w:r>
         <w:rPr>
-          <w:rFonts w:hint="eastAsia"/>
+          <w:rFonts w:hint="eastAsia" w:eastAsia="黑体"/>
         </w:rPr>
         <w:t xml:space="preserve">参考资料</w:t>
       </w:r>
@@ -2589,11 +2815,14 @@
         </w:numPr>
       </w:pPr>
       <w:r>
+        <w:rPr>
+          <w:rFonts w:eastAsia="黑体"/>
+        </w:rPr>
         <w:t xml:space="preserve">Wikipedia: Push–pull </w:t>
       </w:r>
       <w:r>
         <w:rPr>
-          <w:rFonts w:hint="eastAsia"/>
+          <w:rFonts w:hint="eastAsia" w:eastAsia="黑体"/>
         </w:rPr>
         <w:t xml:space="preserve">output（图腾柱）。</w:t>
       </w:r>
@@ -2608,7 +2837,7 @@
       </w:pPr>
       <w:r>
         <w:rPr>
-          <w:rFonts w:hint="eastAsia"/>
+          <w:rFonts w:hint="eastAsia" w:eastAsia="黑体"/>
         </w:rPr>
         <w:t xml:space="preserve">《模拟电子技术基础》（童诗白、华成英）。</w:t>
       </w:r>
@@ -2622,20 +2851,26 @@
         </w:numPr>
       </w:pPr>
       <w:r>
+        <w:rPr>
+          <w:rFonts w:eastAsia="黑体"/>
+        </w:rPr>
         <w:t xml:space="preserve">TI </w:t>
       </w:r>
       <w:r>
         <w:rPr>
-          <w:rFonts w:hint="eastAsia"/>
+          <w:rFonts w:hint="eastAsia" w:eastAsia="黑体"/>
         </w:rPr>
         <w:t xml:space="preserve">应用笔记</w:t>
       </w:r>
       <w:r>
+        <w:rPr>
+          <w:rFonts w:eastAsia="黑体"/>
+        </w:rPr>
         <w:t xml:space="preserve"> </w:t>
       </w:r>
       <w:r>
         <w:rPr>
-          <w:rFonts w:hint="eastAsia"/>
+          <w:rFonts w:hint="eastAsia" w:eastAsia="黑体"/>
         </w:rPr>
         <w:t xml:space="preserve">SLUA618（栅极驱动输出级）。</w:t>
       </w:r>
@@ -2649,11 +2884,11 @@
       </w:pPr>
       <w:r>
         <w:rPr>
-          <w:rFonts w:ascii="Times New Roman" w:hAnsi="Times New Roman"/>
+          <w:rFonts w:ascii="Times New Roman" w:hAnsi="Times New Roman" w:eastAsia="黑体"/>
           <w:color w:val="555555"/>
           <w:sz w:val="21"/>
         </w:rPr>
-        <w:t>材料收集者：杜文杰</w:t>
+        <w:t>材料收集者：杜文杰，WX手机：19519196569，QQ:3478827729</w:t>
       </w:r>
     </w:p>
     <w:sectPr>
@@ -2673,7 +2908,7 @@
 </file>
 
 <file path=word/footer1.xml><?xml version="1.0" encoding="utf-8"?>
-<w:ftr xmlns:m="http://schemas.openxmlformats.org/officeDocument/2006/math" xmlns:mc="http://schemas.openxmlformats.org/markup-compatibility/2006" xmlns:mo="http://schemas.microsoft.com/office/mac/office/2008/main" xmlns:mv="urn:schemas-microsoft-com:mac:vml" xmlns:o="urn:schemas-microsoft-com:office:office" xmlns:r="http://schemas.openxmlformats.org/officeDocument/2006/relationships" xmlns:v="urn:schemas-microsoft-com:vml" xmlns:w10="urn:schemas-microsoft-com:office:word" xmlns:w14="http://schemas.microsoft.com/office/word/2010/wordml" xmlns:w="http://schemas.openxmlformats.org/wordprocessingml/2006/main" xmlns:wne="http://schemas.microsoft.com/office/word/2006/wordml" xmlns:wp14="http://schemas.microsoft.com/office/word/2010/wordprocessingDrawing" xmlns:wp="http://schemas.openxmlformats.org/drawingml/2006/wordprocessingDrawing" xmlns:wpc="http://schemas.microsoft.com/office/word/2010/wordprocessingCanvas" xmlns:wpg="http://schemas.microsoft.com/office/word/2010/wordprocessingGroup" xmlns:wpi="http://schemas.microsoft.com/office/word/2010/wordprocessingInk" xmlns:wps="http://schemas.microsoft.com/office/word/2010/wordprocessingShape" mc:Ignorable="w14 wp14">
+<w:ftr xmlns:mc="http://schemas.openxmlformats.org/markup-compatibility/2006" xmlns:w="http://schemas.openxmlformats.org/wordprocessingml/2006/main" xmlns:m="http://schemas.openxmlformats.org/officeDocument/2006/math" xmlns:mo="http://schemas.microsoft.com/office/mac/office/2008/main" xmlns:mv="urn:schemas-microsoft-com:mac:vml" xmlns:o="urn:schemas-microsoft-com:office:office" xmlns:r="http://schemas.openxmlformats.org/officeDocument/2006/relationships" xmlns:v="urn:schemas-microsoft-com:vml" xmlns:w10="urn:schemas-microsoft-com:office:word" xmlns:w14="http://schemas.microsoft.com/office/word/2010/wordml" xmlns:wne="http://schemas.microsoft.com/office/word/2006/wordml" xmlns:wp14="http://schemas.microsoft.com/office/word/2010/wordprocessingDrawing" xmlns:wp="http://schemas.openxmlformats.org/drawingml/2006/wordprocessingDrawing" xmlns:wpc="http://schemas.microsoft.com/office/word/2010/wordprocessingCanvas" xmlns:wpg="http://schemas.microsoft.com/office/word/2010/wordprocessingGroup" xmlns:wpi="http://schemas.microsoft.com/office/word/2010/wordprocessingInk" xmlns:wps="http://schemas.microsoft.com/office/word/2010/wordprocessingShape" mc:Ignorable="w14 wp14">
   <w:p>
     <w:pPr>
       <w:pStyle w:val="Footer"/>
@@ -2681,12 +2916,14 @@
     </w:pPr>
     <w:r>
       <w:rPr>
+        <w:rFonts w:eastAsia="黑体"/>
         <w:sz w:val="18"/>
       </w:rPr>
       <w:t xml:space="preserve">第 </w:t>
     </w:r>
     <w:r>
       <w:rPr>
+        <w:rFonts w:eastAsia="黑体"/>
         <w:sz w:val="18"/>
       </w:rPr>
       <w:fldChar w:fldCharType="begin"/>
@@ -2695,6 +2932,7 @@
     </w:r>
     <w:r>
       <w:rPr>
+        <w:rFonts w:eastAsia="黑体"/>
         <w:sz w:val="18"/>
       </w:rPr>
       <w:t xml:space="preserve"> 页</w:t>
@@ -2708,6 +2946,9 @@
   <w:footnote w:type="continuationSeparator" w:id="0">
     <w:p>
       <w:r>
+        <w:rPr>
+          <w:rFonts w:eastAsia="黑体"/>
+        </w:rPr>
         <w:continuationSeparator/>
       </w:r>
     </w:p>
@@ -2715,6 +2956,9 @@
   <w:footnote w:type="separator" w:id="-1">
     <w:p>
       <w:r>
+        <w:rPr>
+          <w:rFonts w:eastAsia="黑体"/>
+        </w:rPr>
         <w:separator/>
       </w:r>
     </w:p>
@@ -2723,7 +2967,7 @@
 </file>
 
 <file path=word/header1.xml><?xml version="1.0" encoding="utf-8"?>
-<w:hdr xmlns:m="http://schemas.openxmlformats.org/officeDocument/2006/math" xmlns:mc="http://schemas.openxmlformats.org/markup-compatibility/2006" xmlns:mo="http://schemas.microsoft.com/office/mac/office/2008/main" xmlns:mv="urn:schemas-microsoft-com:mac:vml" xmlns:o="urn:schemas-microsoft-com:office:office" xmlns:r="http://schemas.openxmlformats.org/officeDocument/2006/relationships" xmlns:v="urn:schemas-microsoft-com:vml" xmlns:w10="urn:schemas-microsoft-com:office:word" xmlns:w14="http://schemas.microsoft.com/office/word/2010/wordml" xmlns:w="http://schemas.openxmlformats.org/wordprocessingml/2006/main" xmlns:wne="http://schemas.microsoft.com/office/word/2006/wordml" xmlns:wp14="http://schemas.microsoft.com/office/word/2010/wordprocessingDrawing" xmlns:wp="http://schemas.openxmlformats.org/drawingml/2006/wordprocessingDrawing" xmlns:wpc="http://schemas.microsoft.com/office/word/2010/wordprocessingCanvas" xmlns:wpg="http://schemas.microsoft.com/office/word/2010/wordprocessingGroup" xmlns:wpi="http://schemas.microsoft.com/office/word/2010/wordprocessingInk" xmlns:wps="http://schemas.microsoft.com/office/word/2010/wordprocessingShape" mc:Ignorable="w14 wp14">
+<w:hdr xmlns:mc="http://schemas.openxmlformats.org/markup-compatibility/2006" xmlns:w="http://schemas.openxmlformats.org/wordprocessingml/2006/main" xmlns:m="http://schemas.openxmlformats.org/officeDocument/2006/math" xmlns:mo="http://schemas.microsoft.com/office/mac/office/2008/main" xmlns:mv="urn:schemas-microsoft-com:mac:vml" xmlns:o="urn:schemas-microsoft-com:office:office" xmlns:r="http://schemas.openxmlformats.org/officeDocument/2006/relationships" xmlns:v="urn:schemas-microsoft-com:vml" xmlns:w10="urn:schemas-microsoft-com:office:word" xmlns:w14="http://schemas.microsoft.com/office/word/2010/wordml" xmlns:wne="http://schemas.microsoft.com/office/word/2006/wordml" xmlns:wp14="http://schemas.microsoft.com/office/word/2010/wordprocessingDrawing" xmlns:wp="http://schemas.openxmlformats.org/drawingml/2006/wordprocessingDrawing" xmlns:wpc="http://schemas.microsoft.com/office/word/2010/wordprocessingCanvas" xmlns:wpg="http://schemas.microsoft.com/office/word/2010/wordprocessingGroup" xmlns:wpi="http://schemas.microsoft.com/office/word/2010/wordprocessingInk" xmlns:wps="http://schemas.microsoft.com/office/word/2010/wordprocessingShape" mc:Ignorable="w14 wp14">
   <w:p>
     <w:pPr>
       <w:pStyle w:val="Header"/>
@@ -2731,7 +2975,7 @@
     </w:pPr>
     <w:r>
       <w:rPr>
-        <w:rFonts w:ascii="Times New Roman" w:hAnsi="Times New Roman"/>
+        <w:rFonts w:ascii="Times New Roman" w:hAnsi="Times New Roman" w:eastAsia="黑体"/>
         <w:sz w:val="18"/>
         <w:rFonts w:eastAsia="黑体"/>
         <w:rFonts w:eastAsia="黑体"/>
@@ -2743,7 +2987,7 @@
 </file>
 
 <file path=word/numbering.xml><?xml version="1.0" encoding="utf-8"?>
-<w:numbering xmlns:m="http://schemas.openxmlformats.org/officeDocument/2006/math" xmlns:mc="http://schemas.openxmlformats.org/markup-compatibility/2006" xmlns:mo="http://schemas.microsoft.com/office/mac/office/2008/main" xmlns:mv="urn:schemas-microsoft-com:mac:vml" xmlns:o="urn:schemas-microsoft-com:office:office" xmlns:r="http://schemas.openxmlformats.org/officeDocument/2006/relationships" xmlns:v="urn:schemas-microsoft-com:vml" xmlns:w="http://schemas.openxmlformats.org/wordprocessingml/2006/main" xmlns:w10="urn:schemas-microsoft-com:office:word" xmlns:w14="http://schemas.microsoft.com/office/word/2010/wordml" xmlns:wne="http://schemas.microsoft.com/office/word/2006/wordml" xmlns:wp="http://schemas.openxmlformats.org/drawingml/2006/wordprocessingDrawing" xmlns:wp14="http://schemas.microsoft.com/office/word/2010/wordprocessingDrawing" xmlns:wpc="http://schemas.microsoft.com/office/word/2010/wordprocessingCanvas" xmlns:wpg="http://schemas.microsoft.com/office/word/2010/wordprocessingGroup" xmlns:wpi="http://schemas.microsoft.com/office/word/2010/wordprocessingInk" xmlns:wps="http://schemas.microsoft.com/office/word/2010/wordprocessingShape" mc:Ignorable="w14 wp14">
+<w:numbering xmlns:mc="http://schemas.openxmlformats.org/markup-compatibility/2006" xmlns:w="http://schemas.openxmlformats.org/wordprocessingml/2006/main" xmlns:m="http://schemas.openxmlformats.org/officeDocument/2006/math" xmlns:mo="http://schemas.microsoft.com/office/mac/office/2008/main" xmlns:mv="urn:schemas-microsoft-com:mac:vml" xmlns:o="urn:schemas-microsoft-com:office:office" xmlns:r="http://schemas.openxmlformats.org/officeDocument/2006/relationships" xmlns:v="urn:schemas-microsoft-com:vml" xmlns:w10="urn:schemas-microsoft-com:office:word" xmlns:w14="http://schemas.microsoft.com/office/word/2010/wordml" xmlns:wne="http://schemas.microsoft.com/office/word/2006/wordml" xmlns:wp="http://schemas.openxmlformats.org/drawingml/2006/wordprocessingDrawing" xmlns:wp14="http://schemas.microsoft.com/office/word/2010/wordprocessingDrawing" xmlns:wpc="http://schemas.microsoft.com/office/word/2010/wordprocessingCanvas" xmlns:wpg="http://schemas.microsoft.com/office/word/2010/wordprocessingGroup" xmlns:wpi="http://schemas.microsoft.com/office/word/2010/wordprocessingInk" xmlns:wps="http://schemas.microsoft.com/office/word/2010/wordprocessingShape" mc:Ignorable="w14 wp14">
   <w:abstractNum w:abstractNumId="0">
     <w:nsid w:val="FFFFFF7C"/>
     <w:multiLevelType w:val="singleLevel"/>
@@ -2830,7 +3074,7 @@
         <w:ind w:hanging="360" w:left="1440"/>
       </w:pPr>
       <w:rPr>
-        <w:rFonts w:ascii="Symbol" w:hAnsi="Symbol" w:hint="default"/>
+        <w:rFonts w:ascii="Symbol" w:hAnsi="Symbol" w:hint="default" w:eastAsia="黑体"/>
       </w:rPr>
     </w:lvl>
   </w:abstractNum>
@@ -2851,7 +3095,7 @@
         <w:ind w:hanging="360" w:left="1080"/>
       </w:pPr>
       <w:rPr>
-        <w:rFonts w:ascii="Symbol" w:hAnsi="Symbol" w:hint="default"/>
+        <w:rFonts w:ascii="Symbol" w:hAnsi="Symbol" w:hint="default" w:eastAsia="黑体"/>
       </w:rPr>
     </w:lvl>
   </w:abstractNum>
@@ -2872,7 +3116,7 @@
         <w:ind w:hanging="360" w:left="720"/>
       </w:pPr>
       <w:rPr>
-        <w:rFonts w:ascii="Symbol" w:hAnsi="Symbol" w:hint="default"/>
+        <w:rFonts w:ascii="Symbol" w:hAnsi="Symbol" w:hint="default" w:eastAsia="黑体"/>
       </w:rPr>
     </w:lvl>
   </w:abstractNum>
@@ -2911,7 +3155,7 @@
         <w:ind w:hanging="360" w:left="360"/>
       </w:pPr>
       <w:rPr>
-        <w:rFonts w:ascii="Symbol" w:hAnsi="Symbol" w:hint="default"/>
+        <w:rFonts w:ascii="Symbol" w:hAnsi="Symbol" w:hint="default" w:eastAsia="黑体"/>
       </w:rPr>
     </w:lvl>
   </w:abstractNum>
@@ -3002,7 +3246,7 @@
         <w:ind w:left="720" w:hanging="360"/>
       </w:pPr>
       <w:rPr>
-        <w:rFonts w:ascii="Symbol" w:hAnsi="Symbol" w:cs="Symbol" w:hint="default"/>
+        <w:rFonts w:ascii="Symbol" w:hAnsi="Symbol" w:cs="Symbol" w:hint="default" w:eastAsia="黑体"/>
       </w:rPr>
     </w:lvl>
     <w:lvl w:ilvl="1">
@@ -3013,7 +3257,7 @@
         <w:ind w:left="1440" w:hanging="360"/>
       </w:pPr>
       <w:rPr>
-        <w:rFonts w:ascii="Courier New" w:hAnsi="Courier New" w:cs="Courier New" w:hint="default"/>
+        <w:rFonts w:ascii="Courier New" w:hAnsi="Courier New" w:cs="Courier New" w:hint="default" w:eastAsia="黑体"/>
       </w:rPr>
     </w:lvl>
     <w:lvl w:ilvl="2">
@@ -3024,7 +3268,7 @@
         <w:ind w:left="2160" w:hanging="360"/>
       </w:pPr>
       <w:rPr>
-        <w:rFonts w:ascii="Wingdings" w:hAnsi="Wingdings" w:cs="Wingdings" w:hint="default"/>
+        <w:rFonts w:ascii="Wingdings" w:hAnsi="Wingdings" w:cs="Wingdings" w:hint="default" w:eastAsia="黑体"/>
       </w:rPr>
     </w:lvl>
     <w:lvl w:ilvl="3">
@@ -3035,7 +3279,7 @@
         <w:ind w:left="2880" w:hanging="360"/>
       </w:pPr>
       <w:rPr>
-        <w:rFonts w:ascii="Symbol" w:hAnsi="Symbol" w:cs="Symbol" w:hint="default"/>
+        <w:rFonts w:ascii="Symbol" w:hAnsi="Symbol" w:cs="Symbol" w:hint="default" w:eastAsia="黑体"/>
       </w:rPr>
     </w:lvl>
     <w:lvl w:ilvl="4">
@@ -3046,7 +3290,7 @@
         <w:ind w:left="3600" w:hanging="360"/>
       </w:pPr>
       <w:rPr>
-        <w:rFonts w:ascii="Courier New" w:hAnsi="Courier New" w:cs="Courier New" w:hint="default"/>
+        <w:rFonts w:ascii="Courier New" w:hAnsi="Courier New" w:cs="Courier New" w:hint="default" w:eastAsia="黑体"/>
       </w:rPr>
     </w:lvl>
     <w:lvl w:ilvl="5">
@@ -3057,7 +3301,7 @@
         <w:ind w:left="4320" w:hanging="360"/>
       </w:pPr>
       <w:rPr>
-        <w:rFonts w:ascii="Wingdings" w:hAnsi="Wingdings" w:cs="Wingdings" w:hint="default"/>
+        <w:rFonts w:ascii="Wingdings" w:hAnsi="Wingdings" w:cs="Wingdings" w:hint="default" w:eastAsia="黑体"/>
       </w:rPr>
     </w:lvl>
     <w:lvl w:ilvl="6">
@@ -3068,7 +3312,7 @@
         <w:ind w:left="5040" w:hanging="360"/>
       </w:pPr>
       <w:rPr>
-        <w:rFonts w:ascii="Symbol" w:hAnsi="Symbol" w:cs="Symbol" w:hint="default"/>
+        <w:rFonts w:ascii="Symbol" w:hAnsi="Symbol" w:cs="Symbol" w:hint="default" w:eastAsia="黑体"/>
       </w:rPr>
     </w:lvl>
     <w:lvl w:ilvl="7">
@@ -3079,7 +3323,7 @@
         <w:ind w:left="5760" w:hanging="360"/>
       </w:pPr>
       <w:rPr>
-        <w:rFonts w:ascii="Courier New" w:hAnsi="Courier New" w:cs="Courier New" w:hint="default"/>
+        <w:rFonts w:ascii="Courier New" w:hAnsi="Courier New" w:cs="Courier New" w:hint="default" w:eastAsia="黑体"/>
       </w:rPr>
     </w:lvl>
     <w:lvl w:ilvl="8">
@@ -3090,7 +3334,7 @@
         <w:ind w:left="6480" w:hanging="360"/>
       </w:pPr>
       <w:rPr>
-        <w:rFonts w:ascii="Wingdings" w:hAnsi="Wingdings" w:cs="Wingdings" w:hint="default"/>
+        <w:rFonts w:ascii="Wingdings" w:hAnsi="Wingdings" w:cs="Wingdings" w:hint="default" w:eastAsia="黑体"/>
       </w:rPr>
     </w:lvl>
   </w:abstractNum>
@@ -3146,11 +3390,11 @@
 </file>
 
 <file path=word/styles.xml><?xml version="1.0" encoding="utf-8"?>
-<w:styles xmlns:mc="http://schemas.openxmlformats.org/markup-compatibility/2006" xmlns:r="http://schemas.openxmlformats.org/officeDocument/2006/relationships" xmlns:w="http://schemas.openxmlformats.org/wordprocessingml/2006/main" xmlns:w14="http://schemas.microsoft.com/office/word/2010/wordml" mc:Ignorable="w14">
+<w:styles xmlns:mc="http://schemas.openxmlformats.org/markup-compatibility/2006" xmlns:w="http://schemas.openxmlformats.org/wordprocessingml/2006/main" xmlns:r="http://schemas.openxmlformats.org/officeDocument/2006/relationships" xmlns:w14="http://schemas.microsoft.com/office/word/2010/wordml" mc:Ignorable="w14">
   <w:docDefaults>
     <w:rPrDefault>
       <w:rPr>
-        <w:rFonts w:asciiTheme="minorHAnsi" w:cstheme="minorBidi" w:eastAsiaTheme="minorEastAsia" w:hAnsiTheme="minorHAnsi"/>
+        <w:rFonts w:asciiTheme="minorHAnsi" w:cstheme="minorBidi" w:hAnsiTheme="minorHAnsi" w:eastAsia="黑体"/>
         <w:sz w:val="22"/>
         <w:szCs w:val="22"/>
         <w:lang w:bidi="ar-SA" w:eastAsia="en-US" w:val="en-US"/>
@@ -3372,7 +3616,7 @@
       <w:outlineLvl w:val="0"/>
     </w:pPr>
     <w:rPr>
-      <w:rFonts w:ascii="Times New Roman" w:asciiTheme="majorHAnsi" w:cstheme="majorBidi" w:eastAsia="黑体" w:eastAsiaTheme="majorEastAsia" w:hAnsi="Times New Roman" w:hAnsiTheme="majorHAnsi"/>
+      <w:rFonts w:ascii="Times New Roman" w:asciiTheme="majorHAnsi" w:cstheme="majorBidi" w:eastAsia="黑体" w:hAnsi="Times New Roman" w:hAnsiTheme="majorHAnsi"/>
       <w:b/>
       <w:bCs/>
       <w:color w:val="1F3864"/>
@@ -3396,7 +3640,7 @@
       <w:outlineLvl w:val="1"/>
     </w:pPr>
     <w:rPr>
-      <w:rFonts w:ascii="Times New Roman" w:asciiTheme="majorHAnsi" w:cstheme="majorBidi" w:eastAsia="黑体" w:eastAsiaTheme="majorEastAsia" w:hAnsi="Times New Roman" w:hAnsiTheme="majorHAnsi"/>
+      <w:rFonts w:ascii="Times New Roman" w:asciiTheme="majorHAnsi" w:cstheme="majorBidi" w:eastAsia="黑体" w:hAnsi="Times New Roman" w:hAnsiTheme="majorHAnsi"/>
       <w:b/>
       <w:bCs/>
       <w:color w:val="2E4E7E"/>
@@ -3420,7 +3664,7 @@
       <w:outlineLvl w:val="2"/>
     </w:pPr>
     <w:rPr>
-      <w:rFonts w:ascii="Times New Roman" w:asciiTheme="majorHAnsi" w:cstheme="majorBidi" w:eastAsia="黑体" w:eastAsiaTheme="majorEastAsia" w:hAnsi="Times New Roman" w:hAnsiTheme="majorHAnsi"/>
+      <w:rFonts w:ascii="Times New Roman" w:asciiTheme="majorHAnsi" w:cstheme="majorBidi" w:eastAsia="黑体" w:hAnsi="Times New Roman" w:hAnsiTheme="majorHAnsi"/>
       <w:b/>
       <w:bCs/>
       <w:color w:val="2E4E7E"/>
@@ -3444,7 +3688,7 @@
       <w:outlineLvl w:val="3"/>
     </w:pPr>
     <w:rPr>
-      <w:rFonts w:ascii="Times New Roman" w:asciiTheme="majorHAnsi" w:cstheme="majorBidi" w:eastAsia="黑体" w:eastAsiaTheme="majorEastAsia" w:hAnsi="Times New Roman" w:hAnsiTheme="majorHAnsi"/>
+      <w:rFonts w:ascii="Times New Roman" w:asciiTheme="majorHAnsi" w:cstheme="majorBidi" w:eastAsia="黑体" w:hAnsi="Times New Roman" w:hAnsiTheme="majorHAnsi"/>
       <w:b/>
       <w:bCs/>
       <w:i/>
@@ -3470,7 +3714,7 @@
       <w:outlineLvl w:val="4"/>
     </w:pPr>
     <w:rPr>
-      <w:rFonts w:ascii="Times New Roman" w:asciiTheme="majorHAnsi" w:cstheme="majorBidi" w:eastAsia="黑体" w:eastAsiaTheme="majorEastAsia" w:hAnsi="Times New Roman" w:hAnsiTheme="majorHAnsi"/>
+      <w:rFonts w:ascii="Times New Roman" w:asciiTheme="majorHAnsi" w:cstheme="majorBidi" w:eastAsia="黑体" w:hAnsi="Times New Roman" w:hAnsiTheme="majorHAnsi"/>
       <w:b/>
       <w:color w:val="333333"/>
       <w:sz w:val="22"/>
@@ -3493,7 +3737,7 @@
       <w:outlineLvl w:val="5"/>
     </w:pPr>
     <w:rPr>
-      <w:rFonts w:asciiTheme="majorHAnsi" w:cstheme="majorBidi" w:eastAsiaTheme="majorEastAsia" w:hAnsiTheme="majorHAnsi"/>
+      <w:rFonts w:asciiTheme="majorHAnsi" w:cstheme="majorBidi" w:hAnsiTheme="majorHAnsi" w:eastAsia="黑体"/>
       <w:i/>
       <w:iCs/>
       <w:color w:themeColor="accent1" w:themeShade="7F" w:val="243F60"/>
@@ -3516,7 +3760,7 @@
       <w:outlineLvl w:val="6"/>
     </w:pPr>
     <w:rPr>
-      <w:rFonts w:asciiTheme="majorHAnsi" w:cstheme="majorBidi" w:eastAsiaTheme="majorEastAsia" w:hAnsiTheme="majorHAnsi"/>
+      <w:rFonts w:asciiTheme="majorHAnsi" w:cstheme="majorBidi" w:hAnsiTheme="majorHAnsi" w:eastAsia="黑体"/>
       <w:i/>
       <w:iCs/>
       <w:color w:themeColor="text1" w:themeTint="BF" w:val="404040"/>
@@ -3539,7 +3783,7 @@
       <w:outlineLvl w:val="7"/>
     </w:pPr>
     <w:rPr>
-      <w:rFonts w:asciiTheme="majorHAnsi" w:cstheme="majorBidi" w:eastAsiaTheme="majorEastAsia" w:hAnsiTheme="majorHAnsi"/>
+      <w:rFonts w:asciiTheme="majorHAnsi" w:cstheme="majorBidi" w:hAnsiTheme="majorHAnsi" w:eastAsia="黑体"/>
       <w:color w:themeColor="accent1" w:val="4F81BD"/>
       <w:sz w:val="20"/>
       <w:szCs w:val="20"/>
@@ -3562,7 +3806,7 @@
       <w:outlineLvl w:val="8"/>
     </w:pPr>
     <w:rPr>
-      <w:rFonts w:asciiTheme="majorHAnsi" w:cstheme="majorBidi" w:eastAsiaTheme="majorEastAsia" w:hAnsiTheme="majorHAnsi"/>
+      <w:rFonts w:asciiTheme="majorHAnsi" w:cstheme="majorBidi" w:hAnsiTheme="majorHAnsi" w:eastAsia="黑体"/>
       <w:i/>
       <w:iCs/>
       <w:color w:themeColor="text1" w:themeTint="BF" w:val="404040"/>
@@ -3613,7 +3857,7 @@
     <w:uiPriority w:val="9"/>
     <w:rsid w:val="00FC693F"/>
     <w:rPr>
-      <w:rFonts w:asciiTheme="majorHAnsi" w:cstheme="majorBidi" w:eastAsiaTheme="majorEastAsia" w:hAnsiTheme="majorHAnsi"/>
+      <w:rFonts w:asciiTheme="majorHAnsi" w:cstheme="majorBidi" w:hAnsiTheme="majorHAnsi" w:eastAsia="黑体"/>
       <w:b/>
       <w:bCs/>
       <w:color w:themeColor="accent1" w:themeShade="BF" w:val="365F91"/>
@@ -3628,7 +3872,7 @@
     <w:uiPriority w:val="9"/>
     <w:rsid w:val="00FC693F"/>
     <w:rPr>
-      <w:rFonts w:asciiTheme="majorHAnsi" w:cstheme="majorBidi" w:eastAsiaTheme="majorEastAsia" w:hAnsiTheme="majorHAnsi"/>
+      <w:rFonts w:asciiTheme="majorHAnsi" w:cstheme="majorBidi" w:hAnsiTheme="majorHAnsi" w:eastAsia="黑体"/>
       <w:b/>
       <w:bCs/>
       <w:color w:themeColor="accent1" w:val="4F81BD"/>
@@ -3643,7 +3887,7 @@
     <w:uiPriority w:val="9"/>
     <w:rsid w:val="00FC693F"/>
     <w:rPr>
-      <w:rFonts w:asciiTheme="majorHAnsi" w:cstheme="majorBidi" w:eastAsiaTheme="majorEastAsia" w:hAnsiTheme="majorHAnsi"/>
+      <w:rFonts w:asciiTheme="majorHAnsi" w:cstheme="majorBidi" w:hAnsiTheme="majorHAnsi" w:eastAsia="黑体"/>
       <w:b/>
       <w:bCs/>
       <w:color w:themeColor="accent1" w:val="4F81BD"/>
@@ -3666,7 +3910,7 @@
       <w:contextualSpacing/>
     </w:pPr>
     <w:rPr>
-      <w:rFonts w:ascii="Times New Roman" w:asciiTheme="majorHAnsi" w:cstheme="majorBidi" w:eastAsia="黑体" w:eastAsiaTheme="majorEastAsia" w:hAnsi="Times New Roman" w:hAnsiTheme="majorHAnsi"/>
+      <w:rFonts w:ascii="Times New Roman" w:asciiTheme="majorHAnsi" w:cstheme="majorBidi" w:eastAsia="黑体" w:hAnsi="Times New Roman" w:hAnsiTheme="majorHAnsi"/>
       <w:b/>
       <w:color w:val="1F3864"/>
       <w:spacing w:val="5"/>
@@ -3682,7 +3926,7 @@
     <w:uiPriority w:val="10"/>
     <w:rsid w:val="00FC693F"/>
     <w:rPr>
-      <w:rFonts w:asciiTheme="majorHAnsi" w:cstheme="majorBidi" w:eastAsiaTheme="majorEastAsia" w:hAnsiTheme="majorHAnsi"/>
+      <w:rFonts w:asciiTheme="majorHAnsi" w:cstheme="majorBidi" w:hAnsiTheme="majorHAnsi" w:eastAsia="黑体"/>
       <w:color w:themeColor="text2" w:themeShade="BF" w:val="17365D"/>
       <w:spacing w:val="5"/>
       <w:kern w:val="28"/>
@@ -3704,7 +3948,7 @@
       </w:numPr>
     </w:pPr>
     <w:rPr>
-      <w:rFonts w:asciiTheme="majorHAnsi" w:cstheme="majorBidi" w:eastAsiaTheme="majorEastAsia" w:hAnsiTheme="majorHAnsi"/>
+      <w:rFonts w:asciiTheme="majorHAnsi" w:cstheme="majorBidi" w:hAnsiTheme="majorHAnsi" w:eastAsia="黑体"/>
       <w:i/>
       <w:iCs/>
       <w:color w:themeColor="accent1" w:val="4F81BD"/>
@@ -3720,7 +3964,7 @@
     <w:uiPriority w:val="11"/>
     <w:rsid w:val="00FC693F"/>
     <w:rPr>
-      <w:rFonts w:asciiTheme="majorHAnsi" w:cstheme="majorBidi" w:eastAsiaTheme="majorEastAsia" w:hAnsiTheme="majorHAnsi"/>
+      <w:rFonts w:asciiTheme="majorHAnsi" w:cstheme="majorBidi" w:hAnsiTheme="majorHAnsi" w:eastAsia="黑体"/>
       <w:i/>
       <w:iCs/>
       <w:color w:themeColor="accent1" w:val="4F81BD"/>
@@ -3787,6 +4031,7 @@
       <w:spacing w:after="120"/>
     </w:pPr>
     <w:rPr>
+      <w:rFonts w:eastAsia="黑体"/>
       <w:sz w:val="16"/>
       <w:szCs w:val="16"/>
     </w:rPr>
@@ -3798,6 +4043,7 @@
     <w:uiPriority w:val="99"/>
     <w:rsid w:val="00AA1D8D"/>
     <w:rPr>
+      <w:rFonts w:eastAsia="黑体"/>
       <w:sz w:val="16"/>
       <w:szCs w:val="16"/>
     </w:rPr>
@@ -3967,7 +4213,7 @@
       </w:tabs>
     </w:pPr>
     <w:rPr>
-      <w:rFonts w:ascii="Courier" w:hAnsi="Courier"/>
+      <w:rFonts w:ascii="Courier" w:hAnsi="Courier" w:eastAsia="黑体"/>
       <w:sz w:val="20"/>
       <w:szCs w:val="20"/>
     </w:rPr>
@@ -3979,7 +4225,7 @@
     <w:uiPriority w:val="99"/>
     <w:rsid w:val="0029639D"/>
     <w:rPr>
-      <w:rFonts w:ascii="Courier" w:hAnsi="Courier"/>
+      <w:rFonts w:ascii="Courier" w:hAnsi="Courier" w:eastAsia="黑体"/>
       <w:sz w:val="20"/>
       <w:szCs w:val="20"/>
     </w:rPr>
@@ -4015,6 +4261,7 @@
     <w:uiPriority w:val="29"/>
     <w:rsid w:val="00FC693F"/>
     <w:rPr>
+      <w:rFonts w:eastAsia="黑体"/>
       <w:i/>
       <w:iCs/>
       <w:color w:themeColor="text1" w:val="000000"/>
@@ -4028,7 +4275,7 @@
     <w:semiHidden/>
     <w:rsid w:val="00FC693F"/>
     <w:rPr>
-      <w:rFonts w:asciiTheme="majorHAnsi" w:cstheme="majorBidi" w:eastAsiaTheme="majorEastAsia" w:hAnsiTheme="majorHAnsi"/>
+      <w:rFonts w:asciiTheme="majorHAnsi" w:cstheme="majorBidi" w:hAnsiTheme="majorHAnsi" w:eastAsia="黑体"/>
       <w:b/>
       <w:bCs/>
       <w:i/>
@@ -4044,7 +4291,7 @@
     <w:semiHidden/>
     <w:rsid w:val="00FC693F"/>
     <w:rPr>
-      <w:rFonts w:asciiTheme="majorHAnsi" w:cstheme="majorBidi" w:eastAsiaTheme="majorEastAsia" w:hAnsiTheme="majorHAnsi"/>
+      <w:rFonts w:asciiTheme="majorHAnsi" w:cstheme="majorBidi" w:hAnsiTheme="majorHAnsi" w:eastAsia="黑体"/>
       <w:color w:themeColor="accent1" w:themeShade="7F" w:val="243F60"/>
     </w:rPr>
   </w:style>
@@ -4056,7 +4303,7 @@
     <w:semiHidden/>
     <w:rsid w:val="00FC693F"/>
     <w:rPr>
-      <w:rFonts w:asciiTheme="majorHAnsi" w:cstheme="majorBidi" w:eastAsiaTheme="majorEastAsia" w:hAnsiTheme="majorHAnsi"/>
+      <w:rFonts w:asciiTheme="majorHAnsi" w:cstheme="majorBidi" w:hAnsiTheme="majorHAnsi" w:eastAsia="黑体"/>
       <w:i/>
       <w:iCs/>
       <w:color w:themeColor="accent1" w:themeShade="7F" w:val="243F60"/>
@@ -4070,7 +4317,7 @@
     <w:semiHidden/>
     <w:rsid w:val="00FC693F"/>
     <w:rPr>
-      <w:rFonts w:asciiTheme="majorHAnsi" w:cstheme="majorBidi" w:eastAsiaTheme="majorEastAsia" w:hAnsiTheme="majorHAnsi"/>
+      <w:rFonts w:asciiTheme="majorHAnsi" w:cstheme="majorBidi" w:hAnsiTheme="majorHAnsi" w:eastAsia="黑体"/>
       <w:i/>
       <w:iCs/>
       <w:color w:themeColor="text1" w:themeTint="BF" w:val="404040"/>
@@ -4084,7 +4331,7 @@
     <w:semiHidden/>
     <w:rsid w:val="00FC693F"/>
     <w:rPr>
-      <w:rFonts w:asciiTheme="majorHAnsi" w:cstheme="majorBidi" w:eastAsiaTheme="majorEastAsia" w:hAnsiTheme="majorHAnsi"/>
+      <w:rFonts w:asciiTheme="majorHAnsi" w:cstheme="majorBidi" w:hAnsiTheme="majorHAnsi" w:eastAsia="黑体"/>
       <w:color w:themeColor="accent1" w:val="4F81BD"/>
       <w:sz w:val="20"/>
       <w:szCs w:val="20"/>
@@ -4098,7 +4345,7 @@
     <w:semiHidden/>
     <w:rsid w:val="00FC693F"/>
     <w:rPr>
-      <w:rFonts w:asciiTheme="majorHAnsi" w:cstheme="majorBidi" w:eastAsiaTheme="majorEastAsia" w:hAnsiTheme="majorHAnsi"/>
+      <w:rFonts w:asciiTheme="majorHAnsi" w:cstheme="majorBidi" w:hAnsiTheme="majorHAnsi" w:eastAsia="黑体"/>
       <w:i/>
       <w:iCs/>
       <w:color w:themeColor="text1" w:themeTint="BF" w:val="404040"/>
@@ -4119,6 +4366,7 @@
       <w:spacing w:line="240" w:lineRule="auto"/>
     </w:pPr>
     <w:rPr>
+      <w:rFonts w:eastAsia="黑体"/>
       <w:b/>
       <w:bCs/>
       <w:color w:themeColor="accent1" w:val="4F81BD"/>
@@ -4133,6 +4381,7 @@
     <w:qFormat/>
     <w:rsid w:val="00FC693F"/>
     <w:rPr>
+      <w:rFonts w:eastAsia="黑体"/>
       <w:b/>
       <w:bCs/>
     </w:rPr>
@@ -4144,6 +4393,7 @@
     <w:qFormat/>
     <w:rsid w:val="00FC693F"/>
     <w:rPr>
+      <w:rFonts w:eastAsia="黑体"/>
       <w:i/>
       <w:iCs/>
     </w:rPr>
@@ -4164,6 +4414,7 @@
       <w:ind w:left="936" w:right="936"/>
     </w:pPr>
     <w:rPr>
+      <w:rFonts w:eastAsia="黑体"/>
       <w:b/>
       <w:bCs/>
       <w:i/>
@@ -4178,6 +4429,7 @@
     <w:uiPriority w:val="30"/>
     <w:rsid w:val="00FC693F"/>
     <w:rPr>
+      <w:rFonts w:eastAsia="黑体"/>
       <w:b/>
       <w:bCs/>
       <w:i/>
@@ -4192,6 +4444,7 @@
     <w:qFormat/>
     <w:rsid w:val="00FC693F"/>
     <w:rPr>
+      <w:rFonts w:eastAsia="黑体"/>
       <w:i/>
       <w:iCs/>
       <w:color w:themeColor="text1" w:themeTint="7F" w:val="808080"/>
@@ -4204,6 +4457,7 @@
     <w:qFormat/>
     <w:rsid w:val="00FC693F"/>
     <w:rPr>
+      <w:rFonts w:eastAsia="黑体"/>
       <w:b/>
       <w:bCs/>
       <w:i/>
@@ -4218,6 +4472,7 @@
     <w:qFormat/>
     <w:rsid w:val="00FC693F"/>
     <w:rPr>
+      <w:rFonts w:eastAsia="黑体"/>
       <w:smallCaps/>
       <w:color w:themeColor="accent2" w:val="C0504D"/>
       <w:u w:val="single"/>
@@ -4230,6 +4485,7 @@
     <w:qFormat/>
     <w:rsid w:val="00FC693F"/>
     <w:rPr>
+      <w:rFonts w:eastAsia="黑体"/>
       <w:b/>
       <w:bCs/>
       <w:smallCaps/>
@@ -4245,6 +4501,7 @@
     <w:qFormat/>
     <w:rsid w:val="00FC693F"/>
     <w:rPr>
+      <w:rFonts w:eastAsia="黑体"/>
       <w:b/>
       <w:bCs/>
       <w:smallCaps/>
@@ -4299,6 +4556,7 @@
       <w:spacing w:after="0" w:line="240" w:lineRule="auto"/>
     </w:pPr>
     <w:rPr>
+      <w:rFonts w:eastAsia="黑体"/>
       <w:color w:themeColor="text1" w:themeShade="BF" w:val="000000"/>
     </w:rPr>
     <w:tblPr>
@@ -4321,6 +4579,7 @@
         <w:spacing w:after="0" w:before="0" w:line="240" w:lineRule="auto"/>
       </w:pPr>
       <w:rPr>
+        <w:rFonts w:eastAsia="黑体"/>
         <w:b/>
         <w:bCs/>
       </w:rPr>
@@ -4341,6 +4600,7 @@
         <w:spacing w:after="0" w:before="0" w:line="240" w:lineRule="auto"/>
       </w:pPr>
       <w:rPr>
+        <w:rFonts w:eastAsia="黑体"/>
         <w:b/>
         <w:bCs/>
       </w:rPr>
@@ -4358,12 +4618,14 @@
     </w:tblStylePr>
     <w:tblStylePr w:type="firstCol">
       <w:rPr>
+        <w:rFonts w:eastAsia="黑体"/>
         <w:b/>
         <w:bCs/>
       </w:rPr>
     </w:tblStylePr>
     <w:tblStylePr w:type="lastCol">
       <w:rPr>
+        <w:rFonts w:eastAsia="黑体"/>
         <w:b/>
         <w:bCs/>
       </w:rPr>
@@ -4402,6 +4664,7 @@
       <w:spacing w:after="0" w:line="240" w:lineRule="auto"/>
     </w:pPr>
     <w:rPr>
+      <w:rFonts w:eastAsia="黑体"/>
       <w:color w:themeColor="accent1" w:themeShade="BF" w:val="365F91"/>
     </w:rPr>
     <w:tblPr>
@@ -4424,6 +4687,7 @@
         <w:spacing w:after="0" w:before="0" w:line="240" w:lineRule="auto"/>
       </w:pPr>
       <w:rPr>
+        <w:rFonts w:eastAsia="黑体"/>
         <w:b/>
         <w:bCs/>
       </w:rPr>
@@ -4444,6 +4708,7 @@
         <w:spacing w:after="0" w:before="0" w:line="240" w:lineRule="auto"/>
       </w:pPr>
       <w:rPr>
+        <w:rFonts w:eastAsia="黑体"/>
         <w:b/>
         <w:bCs/>
       </w:rPr>
@@ -4461,12 +4726,14 @@
     </w:tblStylePr>
     <w:tblStylePr w:type="firstCol">
       <w:rPr>
+        <w:rFonts w:eastAsia="黑体"/>
         <w:b/>
         <w:bCs/>
       </w:rPr>
     </w:tblStylePr>
     <w:tblStylePr w:type="lastCol">
       <w:rPr>
+        <w:rFonts w:eastAsia="黑体"/>
         <w:b/>
         <w:bCs/>
       </w:rPr>
@@ -4505,6 +4772,7 @@
       <w:spacing w:after="0" w:line="240" w:lineRule="auto"/>
     </w:pPr>
     <w:rPr>
+      <w:rFonts w:eastAsia="黑体"/>
       <w:color w:themeColor="accent2" w:themeShade="BF" w:val="943634"/>
     </w:rPr>
     <w:tblPr>
@@ -4527,6 +4795,7 @@
         <w:spacing w:after="0" w:before="0" w:line="240" w:lineRule="auto"/>
       </w:pPr>
       <w:rPr>
+        <w:rFonts w:eastAsia="黑体"/>
         <w:b/>
         <w:bCs/>
       </w:rPr>
@@ -4547,6 +4816,7 @@
         <w:spacing w:after="0" w:before="0" w:line="240" w:lineRule="auto"/>
       </w:pPr>
       <w:rPr>
+        <w:rFonts w:eastAsia="黑体"/>
         <w:b/>
         <w:bCs/>
       </w:rPr>
@@ -4564,12 +4834,14 @@
     </w:tblStylePr>
     <w:tblStylePr w:type="firstCol">
       <w:rPr>
+        <w:rFonts w:eastAsia="黑体"/>
         <w:b/>
         <w:bCs/>
       </w:rPr>
     </w:tblStylePr>
     <w:tblStylePr w:type="lastCol">
       <w:rPr>
+        <w:rFonts w:eastAsia="黑体"/>
         <w:b/>
         <w:bCs/>
       </w:rPr>
@@ -4608,6 +4880,7 @@
       <w:spacing w:after="0" w:line="240" w:lineRule="auto"/>
     </w:pPr>
     <w:rPr>
+      <w:rFonts w:eastAsia="黑体"/>
       <w:color w:themeColor="accent3" w:themeShade="BF" w:val="76923C"/>
     </w:rPr>
     <w:tblPr>
@@ -4630,6 +4903,7 @@
         <w:spacing w:after="0" w:before="0" w:line="240" w:lineRule="auto"/>
       </w:pPr>
       <w:rPr>
+        <w:rFonts w:eastAsia="黑体"/>
         <w:b/>
         <w:bCs/>
       </w:rPr>
@@ -4650,6 +4924,7 @@
         <w:spacing w:after="0" w:before="0" w:line="240" w:lineRule="auto"/>
       </w:pPr>
       <w:rPr>
+        <w:rFonts w:eastAsia="黑体"/>
         <w:b/>
         <w:bCs/>
       </w:rPr>
@@ -4667,12 +4942,14 @@
     </w:tblStylePr>
     <w:tblStylePr w:type="firstCol">
       <w:rPr>
+        <w:rFonts w:eastAsia="黑体"/>
         <w:b/>
         <w:bCs/>
       </w:rPr>
     </w:tblStylePr>
     <w:tblStylePr w:type="lastCol">
       <w:rPr>
+        <w:rFonts w:eastAsia="黑体"/>
         <w:b/>
         <w:bCs/>
       </w:rPr>
@@ -4711,6 +4988,7 @@
       <w:spacing w:after="0" w:line="240" w:lineRule="auto"/>
     </w:pPr>
     <w:rPr>
+      <w:rFonts w:eastAsia="黑体"/>
       <w:color w:themeColor="accent4" w:themeShade="BF" w:val="5F497A"/>
     </w:rPr>
     <w:tblPr>
@@ -4733,6 +5011,7 @@
         <w:spacing w:after="0" w:before="0" w:line="240" w:lineRule="auto"/>
       </w:pPr>
       <w:rPr>
+        <w:rFonts w:eastAsia="黑体"/>
         <w:b/>
         <w:bCs/>
       </w:rPr>
@@ -4753,6 +5032,7 @@
         <w:spacing w:after="0" w:before="0" w:line="240" w:lineRule="auto"/>
       </w:pPr>
       <w:rPr>
+        <w:rFonts w:eastAsia="黑体"/>
         <w:b/>
         <w:bCs/>
       </w:rPr>
@@ -4770,12 +5050,14 @@
     </w:tblStylePr>
     <w:tblStylePr w:type="firstCol">
       <w:rPr>
+        <w:rFonts w:eastAsia="黑体"/>
         <w:b/>
         <w:bCs/>
       </w:rPr>
     </w:tblStylePr>
     <w:tblStylePr w:type="lastCol">
       <w:rPr>
+        <w:rFonts w:eastAsia="黑体"/>
         <w:b/>
         <w:bCs/>
       </w:rPr>
@@ -4814,6 +5096,7 @@
       <w:spacing w:after="0" w:line="240" w:lineRule="auto"/>
     </w:pPr>
     <w:rPr>
+      <w:rFonts w:eastAsia="黑体"/>
       <w:color w:themeColor="accent5" w:themeShade="BF" w:val="31849B"/>
     </w:rPr>
     <w:tblPr>
@@ -4836,6 +5119,7 @@
         <w:spacing w:after="0" w:before="0" w:line="240" w:lineRule="auto"/>
       </w:pPr>
       <w:rPr>
+        <w:rFonts w:eastAsia="黑体"/>
         <w:b/>
         <w:bCs/>
       </w:rPr>
@@ -4856,6 +5140,7 @@
         <w:spacing w:after="0" w:before="0" w:line="240" w:lineRule="auto"/>
       </w:pPr>
       <w:rPr>
+        <w:rFonts w:eastAsia="黑体"/>
         <w:b/>
         <w:bCs/>
       </w:rPr>
@@ -4873,12 +5158,14 @@
     </w:tblStylePr>
     <w:tblStylePr w:type="firstCol">
       <w:rPr>
+        <w:rFonts w:eastAsia="黑体"/>
         <w:b/>
         <w:bCs/>
       </w:rPr>
     </w:tblStylePr>
     <w:tblStylePr w:type="lastCol">
       <w:rPr>
+        <w:rFonts w:eastAsia="黑体"/>
         <w:b/>
         <w:bCs/>
       </w:rPr>
@@ -4917,6 +5204,7 @@
       <w:spacing w:after="0" w:line="240" w:lineRule="auto"/>
     </w:pPr>
     <w:rPr>
+      <w:rFonts w:eastAsia="黑体"/>
       <w:color w:themeColor="accent6" w:themeShade="BF" w:val="E36C0A"/>
     </w:rPr>
     <w:tblPr>
@@ -4939,6 +5227,7 @@
         <w:spacing w:after="0" w:before="0" w:line="240" w:lineRule="auto"/>
       </w:pPr>
       <w:rPr>
+        <w:rFonts w:eastAsia="黑体"/>
         <w:b/>
         <w:bCs/>
       </w:rPr>
@@ -4959,6 +5248,7 @@
         <w:spacing w:after="0" w:before="0" w:line="240" w:lineRule="auto"/>
       </w:pPr>
       <w:rPr>
+        <w:rFonts w:eastAsia="黑体"/>
         <w:b/>
         <w:bCs/>
       </w:rPr>
@@ -4976,12 +5266,14 @@
     </w:tblStylePr>
     <w:tblStylePr w:type="firstCol">
       <w:rPr>
+        <w:rFonts w:eastAsia="黑体"/>
         <w:b/>
         <w:bCs/>
       </w:rPr>
     </w:tblStylePr>
     <w:tblStylePr w:type="lastCol">
       <w:rPr>
+        <w:rFonts w:eastAsia="黑体"/>
         <w:b/>
         <w:bCs/>
       </w:rPr>
@@ -5041,6 +5333,7 @@
         <w:spacing w:after="0" w:before="0" w:line="240" w:lineRule="auto"/>
       </w:pPr>
       <w:rPr>
+        <w:rFonts w:eastAsia="黑体"/>
         <w:b/>
         <w:bCs/>
         <w:color w:themeColor="background1" w:val="FFFFFF"/>
@@ -5055,6 +5348,7 @@
         <w:spacing w:after="0" w:before="0" w:line="240" w:lineRule="auto"/>
       </w:pPr>
       <w:rPr>
+        <w:rFonts w:eastAsia="黑体"/>
         <w:b/>
         <w:bCs/>
       </w:rPr>
@@ -5070,12 +5364,14 @@
     </w:tblStylePr>
     <w:tblStylePr w:type="firstCol">
       <w:rPr>
+        <w:rFonts w:eastAsia="黑体"/>
         <w:b/>
         <w:bCs/>
       </w:rPr>
     </w:tblStylePr>
     <w:tblStylePr w:type="lastCol">
       <w:rPr>
+        <w:rFonts w:eastAsia="黑体"/>
         <w:b/>
         <w:bCs/>
       </w:rPr>
@@ -5133,6 +5429,7 @@
         <w:spacing w:after="0" w:before="0" w:line="240" w:lineRule="auto"/>
       </w:pPr>
       <w:rPr>
+        <w:rFonts w:eastAsia="黑体"/>
         <w:b/>
         <w:bCs/>
         <w:color w:themeColor="background1" w:val="FFFFFF"/>
@@ -5147,6 +5444,7 @@
         <w:spacing w:after="0" w:before="0" w:line="240" w:lineRule="auto"/>
       </w:pPr>
       <w:rPr>
+        <w:rFonts w:eastAsia="黑体"/>
         <w:b/>
         <w:bCs/>
       </w:rPr>
@@ -5162,12 +5460,14 @@
     </w:tblStylePr>
     <w:tblStylePr w:type="firstCol">
       <w:rPr>
+        <w:rFonts w:eastAsia="黑体"/>
         <w:b/>
         <w:bCs/>
       </w:rPr>
     </w:tblStylePr>
     <w:tblStylePr w:type="lastCol">
       <w:rPr>
+        <w:rFonts w:eastAsia="黑体"/>
         <w:b/>
         <w:bCs/>
       </w:rPr>
@@ -5225,6 +5525,7 @@
         <w:spacing w:after="0" w:before="0" w:line="240" w:lineRule="auto"/>
       </w:pPr>
       <w:rPr>
+        <w:rFonts w:eastAsia="黑体"/>
         <w:b/>
         <w:bCs/>
         <w:color w:themeColor="background1" w:val="FFFFFF"/>
@@ -5239,6 +5540,7 @@
         <w:spacing w:after="0" w:before="0" w:line="240" w:lineRule="auto"/>
       </w:pPr>
       <w:rPr>
+        <w:rFonts w:eastAsia="黑体"/>
         <w:b/>
         <w:bCs/>
       </w:rPr>
@@ -5254,12 +5556,14 @@
     </w:tblStylePr>
     <w:tblStylePr w:type="firstCol">
       <w:rPr>
+        <w:rFonts w:eastAsia="黑体"/>
         <w:b/>
         <w:bCs/>
       </w:rPr>
     </w:tblStylePr>
     <w:tblStylePr w:type="lastCol">
       <w:rPr>
+        <w:rFonts w:eastAsia="黑体"/>
         <w:b/>
         <w:bCs/>
       </w:rPr>
@@ -5317,6 +5621,7 @@
         <w:spacing w:after="0" w:before="0" w:line="240" w:lineRule="auto"/>
       </w:pPr>
       <w:rPr>
+        <w:rFonts w:eastAsia="黑体"/>
         <w:b/>
         <w:bCs/>
         <w:color w:themeColor="background1" w:val="FFFFFF"/>
@@ -5331,6 +5636,7 @@
         <w:spacing w:after="0" w:before="0" w:line="240" w:lineRule="auto"/>
       </w:pPr>
       <w:rPr>
+        <w:rFonts w:eastAsia="黑体"/>
         <w:b/>
         <w:bCs/>
       </w:rPr>
@@ -5346,12 +5652,14 @@
     </w:tblStylePr>
     <w:tblStylePr w:type="firstCol">
       <w:rPr>
+        <w:rFonts w:eastAsia="黑体"/>
         <w:b/>
         <w:bCs/>
       </w:rPr>
     </w:tblStylePr>
     <w:tblStylePr w:type="lastCol">
       <w:rPr>
+        <w:rFonts w:eastAsia="黑体"/>
         <w:b/>
         <w:bCs/>
       </w:rPr>
@@ -5409,6 +5717,7 @@
         <w:spacing w:after="0" w:before="0" w:line="240" w:lineRule="auto"/>
       </w:pPr>
       <w:rPr>
+        <w:rFonts w:eastAsia="黑体"/>
         <w:b/>
         <w:bCs/>
         <w:color w:themeColor="background1" w:val="FFFFFF"/>
@@ -5423,6 +5732,7 @@
         <w:spacing w:after="0" w:before="0" w:line="240" w:lineRule="auto"/>
       </w:pPr>
       <w:rPr>
+        <w:rFonts w:eastAsia="黑体"/>
         <w:b/>
         <w:bCs/>
       </w:rPr>
@@ -5438,12 +5748,14 @@
     </w:tblStylePr>
     <w:tblStylePr w:type="firstCol">
       <w:rPr>
+        <w:rFonts w:eastAsia="黑体"/>
         <w:b/>
         <w:bCs/>
       </w:rPr>
     </w:tblStylePr>
     <w:tblStylePr w:type="lastCol">
       <w:rPr>
+        <w:rFonts w:eastAsia="黑体"/>
         <w:b/>
         <w:bCs/>
       </w:rPr>
@@ -5501,6 +5813,7 @@
         <w:spacing w:after="0" w:before="0" w:line="240" w:lineRule="auto"/>
       </w:pPr>
       <w:rPr>
+        <w:rFonts w:eastAsia="黑体"/>
         <w:b/>
         <w:bCs/>
         <w:color w:themeColor="background1" w:val="FFFFFF"/>
@@ -5515,6 +5828,7 @@
         <w:spacing w:after="0" w:before="0" w:line="240" w:lineRule="auto"/>
       </w:pPr>
       <w:rPr>
+        <w:rFonts w:eastAsia="黑体"/>
         <w:b/>
         <w:bCs/>
       </w:rPr>
@@ -5530,12 +5844,14 @@
     </w:tblStylePr>
     <w:tblStylePr w:type="firstCol">
       <w:rPr>
+        <w:rFonts w:eastAsia="黑体"/>
         <w:b/>
         <w:bCs/>
       </w:rPr>
     </w:tblStylePr>
     <w:tblStylePr w:type="lastCol">
       <w:rPr>
+        <w:rFonts w:eastAsia="黑体"/>
         <w:b/>
         <w:bCs/>
       </w:rPr>
@@ -5593,6 +5909,7 @@
         <w:spacing w:after="0" w:before="0" w:line="240" w:lineRule="auto"/>
       </w:pPr>
       <w:rPr>
+        <w:rFonts w:eastAsia="黑体"/>
         <w:b/>
         <w:bCs/>
         <w:color w:themeColor="background1" w:val="FFFFFF"/>
@@ -5607,6 +5924,7 @@
         <w:spacing w:after="0" w:before="0" w:line="240" w:lineRule="auto"/>
       </w:pPr>
       <w:rPr>
+        <w:rFonts w:eastAsia="黑体"/>
         <w:b/>
         <w:bCs/>
       </w:rPr>
@@ -5622,12 +5940,14 @@
     </w:tblStylePr>
     <w:tblStylePr w:type="firstCol">
       <w:rPr>
+        <w:rFonts w:eastAsia="黑体"/>
         <w:b/>
         <w:bCs/>
       </w:rPr>
     </w:tblStylePr>
     <w:tblStylePr w:type="lastCol">
       <w:rPr>
+        <w:rFonts w:eastAsia="黑体"/>
         <w:b/>
         <w:bCs/>
       </w:rPr>
@@ -5687,7 +6007,7 @@
         <w:spacing w:after="0" w:before="0" w:line="240" w:lineRule="auto"/>
       </w:pPr>
       <w:rPr>
-        <w:rFonts w:asciiTheme="majorHAnsi" w:cstheme="majorBidi" w:eastAsiaTheme="majorEastAsia" w:hAnsiTheme="majorHAnsi"/>
+        <w:rFonts w:asciiTheme="majorHAnsi" w:cstheme="majorBidi" w:hAnsiTheme="majorHAnsi" w:eastAsia="黑体"/>
         <w:b/>
         <w:bCs/>
       </w:rPr>
@@ -5708,7 +6028,7 @@
         <w:spacing w:after="0" w:before="0" w:line="240" w:lineRule="auto"/>
       </w:pPr>
       <w:rPr>
-        <w:rFonts w:asciiTheme="majorHAnsi" w:cstheme="majorBidi" w:eastAsiaTheme="majorEastAsia" w:hAnsiTheme="majorHAnsi"/>
+        <w:rFonts w:asciiTheme="majorHAnsi" w:cstheme="majorBidi" w:hAnsiTheme="majorHAnsi" w:eastAsia="黑体"/>
         <w:b/>
         <w:bCs/>
       </w:rPr>
@@ -5726,14 +6046,14 @@
     </w:tblStylePr>
     <w:tblStylePr w:type="firstCol">
       <w:rPr>
-        <w:rFonts w:asciiTheme="majorHAnsi" w:cstheme="majorBidi" w:eastAsiaTheme="majorEastAsia" w:hAnsiTheme="majorHAnsi"/>
+        <w:rFonts w:asciiTheme="majorHAnsi" w:cstheme="majorBidi" w:hAnsiTheme="majorHAnsi" w:eastAsia="黑体"/>
         <w:b/>
         <w:bCs/>
       </w:rPr>
     </w:tblStylePr>
     <w:tblStylePr w:type="lastCol">
       <w:rPr>
-        <w:rFonts w:asciiTheme="majorHAnsi" w:cstheme="majorBidi" w:eastAsiaTheme="majorEastAsia" w:hAnsiTheme="majorHAnsi"/>
+        <w:rFonts w:asciiTheme="majorHAnsi" w:cstheme="majorBidi" w:hAnsiTheme="majorHAnsi" w:eastAsia="黑体"/>
         <w:b/>
         <w:bCs/>
       </w:rPr>
@@ -5817,7 +6137,7 @@
         <w:spacing w:after="0" w:before="0" w:line="240" w:lineRule="auto"/>
       </w:pPr>
       <w:rPr>
-        <w:rFonts w:asciiTheme="majorHAnsi" w:cstheme="majorBidi" w:eastAsiaTheme="majorEastAsia" w:hAnsiTheme="majorHAnsi"/>
+        <w:rFonts w:asciiTheme="majorHAnsi" w:cstheme="majorBidi" w:hAnsiTheme="majorHAnsi" w:eastAsia="黑体"/>
         <w:b/>
         <w:bCs/>
       </w:rPr>
@@ -5838,7 +6158,7 @@
         <w:spacing w:after="0" w:before="0" w:line="240" w:lineRule="auto"/>
       </w:pPr>
       <w:rPr>
-        <w:rFonts w:asciiTheme="majorHAnsi" w:cstheme="majorBidi" w:eastAsiaTheme="majorEastAsia" w:hAnsiTheme="majorHAnsi"/>
+        <w:rFonts w:asciiTheme="majorHAnsi" w:cstheme="majorBidi" w:hAnsiTheme="majorHAnsi" w:eastAsia="黑体"/>
         <w:b/>
         <w:bCs/>
       </w:rPr>
@@ -5856,14 +6176,14 @@
     </w:tblStylePr>
     <w:tblStylePr w:type="firstCol">
       <w:rPr>
-        <w:rFonts w:asciiTheme="majorHAnsi" w:cstheme="majorBidi" w:eastAsiaTheme="majorEastAsia" w:hAnsiTheme="majorHAnsi"/>
+        <w:rFonts w:asciiTheme="majorHAnsi" w:cstheme="majorBidi" w:hAnsiTheme="majorHAnsi" w:eastAsia="黑体"/>
         <w:b/>
         <w:bCs/>
       </w:rPr>
     </w:tblStylePr>
     <w:tblStylePr w:type="lastCol">
       <w:rPr>
-        <w:rFonts w:asciiTheme="majorHAnsi" w:cstheme="majorBidi" w:eastAsiaTheme="majorEastAsia" w:hAnsiTheme="majorHAnsi"/>
+        <w:rFonts w:asciiTheme="majorHAnsi" w:cstheme="majorBidi" w:hAnsiTheme="majorHAnsi" w:eastAsia="黑体"/>
         <w:b/>
         <w:bCs/>
       </w:rPr>
@@ -5947,7 +6267,7 @@
         <w:spacing w:after="0" w:before="0" w:line="240" w:lineRule="auto"/>
       </w:pPr>
       <w:rPr>
-        <w:rFonts w:asciiTheme="majorHAnsi" w:cstheme="majorBidi" w:eastAsiaTheme="majorEastAsia" w:hAnsiTheme="majorHAnsi"/>
+        <w:rFonts w:asciiTheme="majorHAnsi" w:cstheme="majorBidi" w:hAnsiTheme="majorHAnsi" w:eastAsia="黑体"/>
         <w:b/>
         <w:bCs/>
       </w:rPr>
@@ -5968,7 +6288,7 @@
         <w:spacing w:after="0" w:before="0" w:line="240" w:lineRule="auto"/>
       </w:pPr>
       <w:rPr>
-        <w:rFonts w:asciiTheme="majorHAnsi" w:cstheme="majorBidi" w:eastAsiaTheme="majorEastAsia" w:hAnsiTheme="majorHAnsi"/>
+        <w:rFonts w:asciiTheme="majorHAnsi" w:cstheme="majorBidi" w:hAnsiTheme="majorHAnsi" w:eastAsia="黑体"/>
         <w:b/>
         <w:bCs/>
       </w:rPr>
@@ -5986,14 +6306,14 @@
     </w:tblStylePr>
     <w:tblStylePr w:type="firstCol">
       <w:rPr>
-        <w:rFonts w:asciiTheme="majorHAnsi" w:cstheme="majorBidi" w:eastAsiaTheme="majorEastAsia" w:hAnsiTheme="majorHAnsi"/>
+        <w:rFonts w:asciiTheme="majorHAnsi" w:cstheme="majorBidi" w:hAnsiTheme="majorHAnsi" w:eastAsia="黑体"/>
         <w:b/>
         <w:bCs/>
       </w:rPr>
     </w:tblStylePr>
     <w:tblStylePr w:type="lastCol">
       <w:rPr>
-        <w:rFonts w:asciiTheme="majorHAnsi" w:cstheme="majorBidi" w:eastAsiaTheme="majorEastAsia" w:hAnsiTheme="majorHAnsi"/>
+        <w:rFonts w:asciiTheme="majorHAnsi" w:cstheme="majorBidi" w:hAnsiTheme="majorHAnsi" w:eastAsia="黑体"/>
         <w:b/>
         <w:bCs/>
       </w:rPr>
@@ -6077,7 +6397,7 @@
         <w:spacing w:after="0" w:before="0" w:line="240" w:lineRule="auto"/>
       </w:pPr>
       <w:rPr>
-        <w:rFonts w:asciiTheme="majorHAnsi" w:cstheme="majorBidi" w:eastAsiaTheme="majorEastAsia" w:hAnsiTheme="majorHAnsi"/>
+        <w:rFonts w:asciiTheme="majorHAnsi" w:cstheme="majorBidi" w:hAnsiTheme="majorHAnsi" w:eastAsia="黑体"/>
         <w:b/>
         <w:bCs/>
       </w:rPr>
@@ -6098,7 +6418,7 @@
         <w:spacing w:after="0" w:before="0" w:line="240" w:lineRule="auto"/>
       </w:pPr>
       <w:rPr>
-        <w:rFonts w:asciiTheme="majorHAnsi" w:cstheme="majorBidi" w:eastAsiaTheme="majorEastAsia" w:hAnsiTheme="majorHAnsi"/>
+        <w:rFonts w:asciiTheme="majorHAnsi" w:cstheme="majorBidi" w:hAnsiTheme="majorHAnsi" w:eastAsia="黑体"/>
         <w:b/>
         <w:bCs/>
       </w:rPr>
@@ -6116,14 +6436,14 @@
     </w:tblStylePr>
     <w:tblStylePr w:type="firstCol">
       <w:rPr>
-        <w:rFonts w:asciiTheme="majorHAnsi" w:cstheme="majorBidi" w:eastAsiaTheme="majorEastAsia" w:hAnsiTheme="majorHAnsi"/>
+        <w:rFonts w:asciiTheme="majorHAnsi" w:cstheme="majorBidi" w:hAnsiTheme="majorHAnsi" w:eastAsia="黑体"/>
         <w:b/>
         <w:bCs/>
       </w:rPr>
     </w:tblStylePr>
     <w:tblStylePr w:type="lastCol">
       <w:rPr>
-        <w:rFonts w:asciiTheme="majorHAnsi" w:cstheme="majorBidi" w:eastAsiaTheme="majorEastAsia" w:hAnsiTheme="majorHAnsi"/>
+        <w:rFonts w:asciiTheme="majorHAnsi" w:cstheme="majorBidi" w:hAnsiTheme="majorHAnsi" w:eastAsia="黑体"/>
         <w:b/>
         <w:bCs/>
       </w:rPr>
@@ -6207,7 +6527,7 @@
         <w:spacing w:after="0" w:before="0" w:line="240" w:lineRule="auto"/>
       </w:pPr>
       <w:rPr>
-        <w:rFonts w:asciiTheme="majorHAnsi" w:cstheme="majorBidi" w:eastAsiaTheme="majorEastAsia" w:hAnsiTheme="majorHAnsi"/>
+        <w:rFonts w:asciiTheme="majorHAnsi" w:cstheme="majorBidi" w:hAnsiTheme="majorHAnsi" w:eastAsia="黑体"/>
         <w:b/>
         <w:bCs/>
       </w:rPr>
@@ -6228,7 +6548,7 @@
         <w:spacing w:after="0" w:before="0" w:line="240" w:lineRule="auto"/>
       </w:pPr>
       <w:rPr>
-        <w:rFonts w:asciiTheme="majorHAnsi" w:cstheme="majorBidi" w:eastAsiaTheme="majorEastAsia" w:hAnsiTheme="majorHAnsi"/>
+        <w:rFonts w:asciiTheme="majorHAnsi" w:cstheme="majorBidi" w:hAnsiTheme="majorHAnsi" w:eastAsia="黑体"/>
         <w:b/>
         <w:bCs/>
       </w:rPr>
@@ -6246,14 +6566,14 @@
     </w:tblStylePr>
     <w:tblStylePr w:type="firstCol">
       <w:rPr>
-        <w:rFonts w:asciiTheme="majorHAnsi" w:cstheme="majorBidi" w:eastAsiaTheme="majorEastAsia" w:hAnsiTheme="majorHAnsi"/>
+        <w:rFonts w:asciiTheme="majorHAnsi" w:cstheme="majorBidi" w:hAnsiTheme="majorHAnsi" w:eastAsia="黑体"/>
         <w:b/>
         <w:bCs/>
       </w:rPr>
     </w:tblStylePr>
     <w:tblStylePr w:type="lastCol">
       <w:rPr>
-        <w:rFonts w:asciiTheme="majorHAnsi" w:cstheme="majorBidi" w:eastAsiaTheme="majorEastAsia" w:hAnsiTheme="majorHAnsi"/>
+        <w:rFonts w:asciiTheme="majorHAnsi" w:cstheme="majorBidi" w:hAnsiTheme="majorHAnsi" w:eastAsia="黑体"/>
         <w:b/>
         <w:bCs/>
       </w:rPr>
@@ -6337,7 +6657,7 @@
         <w:spacing w:after="0" w:before="0" w:line="240" w:lineRule="auto"/>
       </w:pPr>
       <w:rPr>
-        <w:rFonts w:asciiTheme="majorHAnsi" w:cstheme="majorBidi" w:eastAsiaTheme="majorEastAsia" w:hAnsiTheme="majorHAnsi"/>
+        <w:rFonts w:asciiTheme="majorHAnsi" w:cstheme="majorBidi" w:hAnsiTheme="majorHAnsi" w:eastAsia="黑体"/>
         <w:b/>
         <w:bCs/>
       </w:rPr>
@@ -6358,7 +6678,7 @@
         <w:spacing w:after="0" w:before="0" w:line="240" w:lineRule="auto"/>
       </w:pPr>
       <w:rPr>
-        <w:rFonts w:asciiTheme="majorHAnsi" w:cstheme="majorBidi" w:eastAsiaTheme="majorEastAsia" w:hAnsiTheme="majorHAnsi"/>
+        <w:rFonts w:asciiTheme="majorHAnsi" w:cstheme="majorBidi" w:hAnsiTheme="majorHAnsi" w:eastAsia="黑体"/>
         <w:b/>
         <w:bCs/>
       </w:rPr>
@@ -6376,14 +6696,14 @@
     </w:tblStylePr>
     <w:tblStylePr w:type="firstCol">
       <w:rPr>
-        <w:rFonts w:asciiTheme="majorHAnsi" w:cstheme="majorBidi" w:eastAsiaTheme="majorEastAsia" w:hAnsiTheme="majorHAnsi"/>
+        <w:rFonts w:asciiTheme="majorHAnsi" w:cstheme="majorBidi" w:hAnsiTheme="majorHAnsi" w:eastAsia="黑体"/>
         <w:b/>
         <w:bCs/>
       </w:rPr>
     </w:tblStylePr>
     <w:tblStylePr w:type="lastCol">
       <w:rPr>
-        <w:rFonts w:asciiTheme="majorHAnsi" w:cstheme="majorBidi" w:eastAsiaTheme="majorEastAsia" w:hAnsiTheme="majorHAnsi"/>
+        <w:rFonts w:asciiTheme="majorHAnsi" w:cstheme="majorBidi" w:hAnsiTheme="majorHAnsi" w:eastAsia="黑体"/>
         <w:b/>
         <w:bCs/>
       </w:rPr>
@@ -6467,7 +6787,7 @@
         <w:spacing w:after="0" w:before="0" w:line="240" w:lineRule="auto"/>
       </w:pPr>
       <w:rPr>
-        <w:rFonts w:asciiTheme="majorHAnsi" w:cstheme="majorBidi" w:eastAsiaTheme="majorEastAsia" w:hAnsiTheme="majorHAnsi"/>
+        <w:rFonts w:asciiTheme="majorHAnsi" w:cstheme="majorBidi" w:hAnsiTheme="majorHAnsi" w:eastAsia="黑体"/>
         <w:b/>
         <w:bCs/>
       </w:rPr>
@@ -6488,7 +6808,7 @@
         <w:spacing w:after="0" w:before="0" w:line="240" w:lineRule="auto"/>
       </w:pPr>
       <w:rPr>
-        <w:rFonts w:asciiTheme="majorHAnsi" w:cstheme="majorBidi" w:eastAsiaTheme="majorEastAsia" w:hAnsiTheme="majorHAnsi"/>
+        <w:rFonts w:asciiTheme="majorHAnsi" w:cstheme="majorBidi" w:hAnsiTheme="majorHAnsi" w:eastAsia="黑体"/>
         <w:b/>
         <w:bCs/>
       </w:rPr>
@@ -6506,14 +6826,14 @@
     </w:tblStylePr>
     <w:tblStylePr w:type="firstCol">
       <w:rPr>
-        <w:rFonts w:asciiTheme="majorHAnsi" w:cstheme="majorBidi" w:eastAsiaTheme="majorEastAsia" w:hAnsiTheme="majorHAnsi"/>
+        <w:rFonts w:asciiTheme="majorHAnsi" w:cstheme="majorBidi" w:hAnsiTheme="majorHAnsi" w:eastAsia="黑体"/>
         <w:b/>
         <w:bCs/>
       </w:rPr>
     </w:tblStylePr>
     <w:tblStylePr w:type="lastCol">
       <w:rPr>
-        <w:rFonts w:asciiTheme="majorHAnsi" w:cstheme="majorBidi" w:eastAsiaTheme="majorEastAsia" w:hAnsiTheme="majorHAnsi"/>
+        <w:rFonts w:asciiTheme="majorHAnsi" w:cstheme="majorBidi" w:hAnsiTheme="majorHAnsi" w:eastAsia="黑体"/>
         <w:b/>
         <w:bCs/>
       </w:rPr>
@@ -6596,6 +6916,7 @@
         <w:spacing w:after="0" w:before="0" w:line="240" w:lineRule="auto"/>
       </w:pPr>
       <w:rPr>
+        <w:rFonts w:eastAsia="黑体"/>
         <w:b/>
         <w:bCs/>
         <w:color w:themeColor="background1" w:val="FFFFFF"/>
@@ -6618,6 +6939,7 @@
         <w:spacing w:after="0" w:before="0" w:line="240" w:lineRule="auto"/>
       </w:pPr>
       <w:rPr>
+        <w:rFonts w:eastAsia="黑体"/>
         <w:b/>
         <w:bCs/>
       </w:rPr>
@@ -6635,12 +6957,14 @@
     </w:tblStylePr>
     <w:tblStylePr w:type="firstCol">
       <w:rPr>
+        <w:rFonts w:eastAsia="黑体"/>
         <w:b/>
         <w:bCs/>
       </w:rPr>
     </w:tblStylePr>
     <w:tblStylePr w:type="lastCol">
       <w:rPr>
+        <w:rFonts w:eastAsia="黑体"/>
         <w:b/>
         <w:bCs/>
       </w:rPr>
@@ -6702,6 +7026,7 @@
         <w:spacing w:after="0" w:before="0" w:line="240" w:lineRule="auto"/>
       </w:pPr>
       <w:rPr>
+        <w:rFonts w:eastAsia="黑体"/>
         <w:b/>
         <w:bCs/>
         <w:color w:themeColor="background1" w:val="FFFFFF"/>
@@ -6724,6 +7049,7 @@
         <w:spacing w:after="0" w:before="0" w:line="240" w:lineRule="auto"/>
       </w:pPr>
       <w:rPr>
+        <w:rFonts w:eastAsia="黑体"/>
         <w:b/>
         <w:bCs/>
       </w:rPr>
@@ -6741,12 +7067,14 @@
     </w:tblStylePr>
     <w:tblStylePr w:type="firstCol">
       <w:rPr>
+        <w:rFonts w:eastAsia="黑体"/>
         <w:b/>
         <w:bCs/>
       </w:rPr>
     </w:tblStylePr>
     <w:tblStylePr w:type="lastCol">
       <w:rPr>
+        <w:rFonts w:eastAsia="黑体"/>
         <w:b/>
         <w:bCs/>
       </w:rPr>
@@ -6808,6 +7136,7 @@
         <w:spacing w:after="0" w:before="0" w:line="240" w:lineRule="auto"/>
       </w:pPr>
       <w:rPr>
+        <w:rFonts w:eastAsia="黑体"/>
         <w:b/>
         <w:bCs/>
         <w:color w:themeColor="background1" w:val="FFFFFF"/>
@@ -6830,6 +7159,7 @@
         <w:spacing w:after="0" w:before="0" w:line="240" w:lineRule="auto"/>
       </w:pPr>
       <w:rPr>
+        <w:rFonts w:eastAsia="黑体"/>
         <w:b/>
         <w:bCs/>
       </w:rPr>
@@ -6847,12 +7177,14 @@
     </w:tblStylePr>
     <w:tblStylePr w:type="firstCol">
       <w:rPr>
+        <w:rFonts w:eastAsia="黑体"/>
         <w:b/>
         <w:bCs/>
       </w:rPr>
     </w:tblStylePr>
     <w:tblStylePr w:type="lastCol">
       <w:rPr>
+        <w:rFonts w:eastAsia="黑体"/>
         <w:b/>
         <w:bCs/>
       </w:rPr>
@@ -6914,6 +7246,7 @@
         <w:spacing w:after="0" w:before="0" w:line="240" w:lineRule="auto"/>
       </w:pPr>
       <w:rPr>
+        <w:rFonts w:eastAsia="黑体"/>
         <w:b/>
         <w:bCs/>
         <w:color w:themeColor="background1" w:val="FFFFFF"/>
@@ -6936,6 +7269,7 @@
         <w:spacing w:after="0" w:before="0" w:line="240" w:lineRule="auto"/>
       </w:pPr>
       <w:rPr>
+        <w:rFonts w:eastAsia="黑体"/>
         <w:b/>
         <w:bCs/>
       </w:rPr>
@@ -6953,12 +7287,14 @@
     </w:tblStylePr>
     <w:tblStylePr w:type="firstCol">
       <w:rPr>
+        <w:rFonts w:eastAsia="黑体"/>
         <w:b/>
         <w:bCs/>
       </w:rPr>
     </w:tblStylePr>
     <w:tblStylePr w:type="lastCol">
       <w:rPr>
+        <w:rFonts w:eastAsia="黑体"/>
         <w:b/>
         <w:bCs/>
       </w:rPr>
@@ -7020,6 +7356,7 @@
         <w:spacing w:after="0" w:before="0" w:line="240" w:lineRule="auto"/>
       </w:pPr>
       <w:rPr>
+        <w:rFonts w:eastAsia="黑体"/>
         <w:b/>
         <w:bCs/>
         <w:color w:themeColor="background1" w:val="FFFFFF"/>
@@ -7042,6 +7379,7 @@
         <w:spacing w:after="0" w:before="0" w:line="240" w:lineRule="auto"/>
       </w:pPr>
       <w:rPr>
+        <w:rFonts w:eastAsia="黑体"/>
         <w:b/>
         <w:bCs/>
       </w:rPr>
@@ -7059,12 +7397,14 @@
     </w:tblStylePr>
     <w:tblStylePr w:type="firstCol">
       <w:rPr>
+        <w:rFonts w:eastAsia="黑体"/>
         <w:b/>
         <w:bCs/>
       </w:rPr>
     </w:tblStylePr>
     <w:tblStylePr w:type="lastCol">
       <w:rPr>
+        <w:rFonts w:eastAsia="黑体"/>
         <w:b/>
         <w:bCs/>
       </w:rPr>
@@ -7126,6 +7466,7 @@
         <w:spacing w:after="0" w:before="0" w:line="240" w:lineRule="auto"/>
       </w:pPr>
       <w:rPr>
+        <w:rFonts w:eastAsia="黑体"/>
         <w:b/>
         <w:bCs/>
         <w:color w:themeColor="background1" w:val="FFFFFF"/>
@@ -7148,6 +7489,7 @@
         <w:spacing w:after="0" w:before="0" w:line="240" w:lineRule="auto"/>
       </w:pPr>
       <w:rPr>
+        <w:rFonts w:eastAsia="黑体"/>
         <w:b/>
         <w:bCs/>
       </w:rPr>
@@ -7165,12 +7507,14 @@
     </w:tblStylePr>
     <w:tblStylePr w:type="firstCol">
       <w:rPr>
+        <w:rFonts w:eastAsia="黑体"/>
         <w:b/>
         <w:bCs/>
       </w:rPr>
     </w:tblStylePr>
     <w:tblStylePr w:type="lastCol">
       <w:rPr>
+        <w:rFonts w:eastAsia="黑体"/>
         <w:b/>
         <w:bCs/>
       </w:rPr>
@@ -7232,6 +7576,7 @@
         <w:spacing w:after="0" w:before="0" w:line="240" w:lineRule="auto"/>
       </w:pPr>
       <w:rPr>
+        <w:rFonts w:eastAsia="黑体"/>
         <w:b/>
         <w:bCs/>
         <w:color w:themeColor="background1" w:val="FFFFFF"/>
@@ -7254,6 +7599,7 @@
         <w:spacing w:after="0" w:before="0" w:line="240" w:lineRule="auto"/>
       </w:pPr>
       <w:rPr>
+        <w:rFonts w:eastAsia="黑体"/>
         <w:b/>
         <w:bCs/>
       </w:rPr>
@@ -7271,12 +7617,14 @@
     </w:tblStylePr>
     <w:tblStylePr w:type="firstCol">
       <w:rPr>
+        <w:rFonts w:eastAsia="黑体"/>
         <w:b/>
         <w:bCs/>
       </w:rPr>
     </w:tblStylePr>
     <w:tblStylePr w:type="lastCol">
       <w:rPr>
+        <w:rFonts w:eastAsia="黑体"/>
         <w:b/>
         <w:bCs/>
       </w:rPr>
@@ -7335,6 +7683,7 @@
         <w:spacing w:after="0" w:before="0" w:line="240" w:lineRule="auto"/>
       </w:pPr>
       <w:rPr>
+        <w:rFonts w:eastAsia="黑体"/>
         <w:b/>
         <w:bCs/>
         <w:color w:themeColor="background1" w:val="FFFFFF"/>
@@ -7357,6 +7706,7 @@
         <w:spacing w:after="0" w:before="0" w:line="240" w:lineRule="auto"/>
       </w:pPr>
       <w:rPr>
+        <w:rFonts w:eastAsia="黑体"/>
         <w:color w:val="auto"/>
       </w:rPr>
       <w:tblPr/>
@@ -7374,6 +7724,7 @@
     </w:tblStylePr>
     <w:tblStylePr w:type="firstCol">
       <w:rPr>
+        <w:rFonts w:eastAsia="黑体"/>
         <w:b/>
         <w:bCs/>
         <w:color w:themeColor="background1" w:val="FFFFFF"/>
@@ -7393,6 +7744,7 @@
     </w:tblStylePr>
     <w:tblStylePr w:type="lastCol">
       <w:rPr>
+        <w:rFonts w:eastAsia="黑体"/>
         <w:b/>
         <w:bCs/>
         <w:color w:themeColor="background1" w:val="FFFFFF"/>
@@ -7441,6 +7793,7 @@
     </w:tblStylePr>
     <w:tblStylePr w:type="nwCell">
       <w:rPr>
+        <w:rFonts w:eastAsia="黑体"/>
         <w:color w:themeColor="background1" w:val="FFFFFF"/>
       </w:rPr>
       <w:tblPr/>
@@ -7484,6 +7837,7 @@
         <w:spacing w:after="0" w:before="0" w:line="240" w:lineRule="auto"/>
       </w:pPr>
       <w:rPr>
+        <w:rFonts w:eastAsia="黑体"/>
         <w:b/>
         <w:bCs/>
         <w:color w:themeColor="background1" w:val="FFFFFF"/>
@@ -7506,6 +7860,7 @@
         <w:spacing w:after="0" w:before="0" w:line="240" w:lineRule="auto"/>
       </w:pPr>
       <w:rPr>
+        <w:rFonts w:eastAsia="黑体"/>
         <w:color w:val="auto"/>
       </w:rPr>
       <w:tblPr/>
@@ -7523,6 +7878,7 @@
     </w:tblStylePr>
     <w:tblStylePr w:type="firstCol">
       <w:rPr>
+        <w:rFonts w:eastAsia="黑体"/>
         <w:b/>
         <w:bCs/>
         <w:color w:themeColor="background1" w:val="FFFFFF"/>
@@ -7542,6 +7898,7 @@
     </w:tblStylePr>
     <w:tblStylePr w:type="lastCol">
       <w:rPr>
+        <w:rFonts w:eastAsia="黑体"/>
         <w:b/>
         <w:bCs/>
         <w:color w:themeColor="background1" w:val="FFFFFF"/>
@@ -7590,6 +7947,7 @@
     </w:tblStylePr>
     <w:tblStylePr w:type="nwCell">
       <w:rPr>
+        <w:rFonts w:eastAsia="黑体"/>
         <w:color w:themeColor="background1" w:val="FFFFFF"/>
       </w:rPr>
       <w:tblPr/>
@@ -7633,6 +7991,7 @@
         <w:spacing w:after="0" w:before="0" w:line="240" w:lineRule="auto"/>
       </w:pPr>
       <w:rPr>
+        <w:rFonts w:eastAsia="黑体"/>
         <w:b/>
         <w:bCs/>
         <w:color w:themeColor="background1" w:val="FFFFFF"/>
@@ -7655,6 +8014,7 @@
         <w:spacing w:after="0" w:before="0" w:line="240" w:lineRule="auto"/>
       </w:pPr>
       <w:rPr>
+        <w:rFonts w:eastAsia="黑体"/>
         <w:color w:val="auto"/>
       </w:rPr>
       <w:tblPr/>
@@ -7672,6 +8032,7 @@
     </w:tblStylePr>
     <w:tblStylePr w:type="firstCol">
       <w:rPr>
+        <w:rFonts w:eastAsia="黑体"/>
         <w:b/>
         <w:bCs/>
         <w:color w:themeColor="background1" w:val="FFFFFF"/>
@@ -7691,6 +8052,7 @@
     </w:tblStylePr>
     <w:tblStylePr w:type="lastCol">
       <w:rPr>
+        <w:rFonts w:eastAsia="黑体"/>
         <w:b/>
         <w:bCs/>
         <w:color w:themeColor="background1" w:val="FFFFFF"/>
@@ -7739,6 +8101,7 @@
     </w:tblStylePr>
     <w:tblStylePr w:type="nwCell">
       <w:rPr>
+        <w:rFonts w:eastAsia="黑体"/>
         <w:color w:themeColor="background1" w:val="FFFFFF"/>
       </w:rPr>
       <w:tblPr/>
@@ -7782,6 +8145,7 @@
         <w:spacing w:after="0" w:before="0" w:line="240" w:lineRule="auto"/>
       </w:pPr>
       <w:rPr>
+        <w:rFonts w:eastAsia="黑体"/>
         <w:b/>
         <w:bCs/>
         <w:color w:themeColor="background1" w:val="FFFFFF"/>
@@ -7804,6 +8168,7 @@
         <w:spacing w:after="0" w:before="0" w:line="240" w:lineRule="auto"/>
       </w:pPr>
       <w:rPr>
+        <w:rFonts w:eastAsia="黑体"/>
         <w:color w:val="auto"/>
       </w:rPr>
       <w:tblPr/>
@@ -7821,6 +8186,7 @@
     </w:tblStylePr>
     <w:tblStylePr w:type="firstCol">
       <w:rPr>
+        <w:rFonts w:eastAsia="黑体"/>
         <w:b/>
         <w:bCs/>
         <w:color w:themeColor="background1" w:val="FFFFFF"/>
@@ -7840,6 +8206,7 @@
     </w:tblStylePr>
     <w:tblStylePr w:type="lastCol">
       <w:rPr>
+        <w:rFonts w:eastAsia="黑体"/>
         <w:b/>
         <w:bCs/>
         <w:color w:themeColor="background1" w:val="FFFFFF"/>
@@ -7888,6 +8255,7 @@
     </w:tblStylePr>
     <w:tblStylePr w:type="nwCell">
       <w:rPr>
+        <w:rFonts w:eastAsia="黑体"/>
         <w:color w:themeColor="background1" w:val="FFFFFF"/>
       </w:rPr>
       <w:tblPr/>
@@ -7931,6 +8299,7 @@
         <w:spacing w:after="0" w:before="0" w:line="240" w:lineRule="auto"/>
       </w:pPr>
       <w:rPr>
+        <w:rFonts w:eastAsia="黑体"/>
         <w:b/>
         <w:bCs/>
         <w:color w:themeColor="background1" w:val="FFFFFF"/>
@@ -7953,6 +8322,7 @@
         <w:spacing w:after="0" w:before="0" w:line="240" w:lineRule="auto"/>
       </w:pPr>
       <w:rPr>
+        <w:rFonts w:eastAsia="黑体"/>
         <w:color w:val="auto"/>
       </w:rPr>
       <w:tblPr/>
@@ -7970,6 +8340,7 @@
     </w:tblStylePr>
     <w:tblStylePr w:type="firstCol">
       <w:rPr>
+        <w:rFonts w:eastAsia="黑体"/>
         <w:b/>
         <w:bCs/>
         <w:color w:themeColor="background1" w:val="FFFFFF"/>
@@ -7989,6 +8360,7 @@
     </w:tblStylePr>
     <w:tblStylePr w:type="lastCol">
       <w:rPr>
+        <w:rFonts w:eastAsia="黑体"/>
         <w:b/>
         <w:bCs/>
         <w:color w:themeColor="background1" w:val="FFFFFF"/>
@@ -8037,6 +8409,7 @@
     </w:tblStylePr>
     <w:tblStylePr w:type="nwCell">
       <w:rPr>
+        <w:rFonts w:eastAsia="黑体"/>
         <w:color w:themeColor="background1" w:val="FFFFFF"/>
       </w:rPr>
       <w:tblPr/>
@@ -8080,6 +8453,7 @@
         <w:spacing w:after="0" w:before="0" w:line="240" w:lineRule="auto"/>
       </w:pPr>
       <w:rPr>
+        <w:rFonts w:eastAsia="黑体"/>
         <w:b/>
         <w:bCs/>
         <w:color w:themeColor="background1" w:val="FFFFFF"/>
@@ -8102,6 +8476,7 @@
         <w:spacing w:after="0" w:before="0" w:line="240" w:lineRule="auto"/>
       </w:pPr>
       <w:rPr>
+        <w:rFonts w:eastAsia="黑体"/>
         <w:color w:val="auto"/>
       </w:rPr>
       <w:tblPr/>
@@ -8119,6 +8494,7 @@
     </w:tblStylePr>
     <w:tblStylePr w:type="firstCol">
       <w:rPr>
+        <w:rFonts w:eastAsia="黑体"/>
         <w:b/>
         <w:bCs/>
         <w:color w:themeColor="background1" w:val="FFFFFF"/>
@@ -8138,6 +8514,7 @@
     </w:tblStylePr>
     <w:tblStylePr w:type="lastCol">
       <w:rPr>
+        <w:rFonts w:eastAsia="黑体"/>
         <w:b/>
         <w:bCs/>
         <w:color w:themeColor="background1" w:val="FFFFFF"/>
@@ -8186,6 +8563,7 @@
     </w:tblStylePr>
     <w:tblStylePr w:type="nwCell">
       <w:rPr>
+        <w:rFonts w:eastAsia="黑体"/>
         <w:color w:themeColor="background1" w:val="FFFFFF"/>
       </w:rPr>
       <w:tblPr/>
@@ -8229,6 +8607,7 @@
         <w:spacing w:after="0" w:before="0" w:line="240" w:lineRule="auto"/>
       </w:pPr>
       <w:rPr>
+        <w:rFonts w:eastAsia="黑体"/>
         <w:b/>
         <w:bCs/>
         <w:color w:themeColor="background1" w:val="FFFFFF"/>
@@ -8251,6 +8630,7 @@
         <w:spacing w:after="0" w:before="0" w:line="240" w:lineRule="auto"/>
       </w:pPr>
       <w:rPr>
+        <w:rFonts w:eastAsia="黑体"/>
         <w:color w:val="auto"/>
       </w:rPr>
       <w:tblPr/>
@@ -8268,6 +8648,7 @@
     </w:tblStylePr>
     <w:tblStylePr w:type="firstCol">
       <w:rPr>
+        <w:rFonts w:eastAsia="黑体"/>
         <w:b/>
         <w:bCs/>
         <w:color w:themeColor="background1" w:val="FFFFFF"/>
@@ -8287,6 +8668,7 @@
     </w:tblStylePr>
     <w:tblStylePr w:type="lastCol">
       <w:rPr>
+        <w:rFonts w:eastAsia="黑体"/>
         <w:b/>
         <w:bCs/>
         <w:color w:themeColor="background1" w:val="FFFFFF"/>
@@ -8335,6 +8717,7 @@
     </w:tblStylePr>
     <w:tblStylePr w:type="nwCell">
       <w:rPr>
+        <w:rFonts w:eastAsia="黑体"/>
         <w:color w:themeColor="background1" w:val="FFFFFF"/>
       </w:rPr>
       <w:tblPr/>
@@ -8359,6 +8742,7 @@
       <w:spacing w:after="0" w:line="240" w:lineRule="auto"/>
     </w:pPr>
     <w:rPr>
+      <w:rFonts w:eastAsia="黑体"/>
       <w:color w:themeColor="text1" w:val="000000"/>
     </w:rPr>
     <w:tblPr>
@@ -8378,7 +8762,7 @@
     </w:tblPr>
     <w:tblStylePr w:type="firstRow">
       <w:rPr>
-        <w:rFonts w:asciiTheme="majorHAnsi" w:cstheme="majorBidi" w:eastAsiaTheme="majorEastAsia" w:hAnsiTheme="majorHAnsi"/>
+        <w:rFonts w:asciiTheme="majorHAnsi" w:cstheme="majorBidi" w:hAnsiTheme="majorHAnsi" w:eastAsia="黑体"/>
       </w:rPr>
       <w:tblPr/>
       <w:tcPr>
@@ -8390,6 +8774,7 @@
     </w:tblStylePr>
     <w:tblStylePr w:type="lastRow">
       <w:rPr>
+        <w:rFonts w:eastAsia="黑体"/>
         <w:b/>
         <w:bCs/>
         <w:color w:themeColor="text2" w:val="1F497D"/>
@@ -8404,12 +8789,14 @@
     </w:tblStylePr>
     <w:tblStylePr w:type="firstCol">
       <w:rPr>
+        <w:rFonts w:eastAsia="黑体"/>
         <w:b/>
         <w:bCs/>
       </w:rPr>
     </w:tblStylePr>
     <w:tblStylePr w:type="lastCol">
       <w:rPr>
+        <w:rFonts w:eastAsia="黑体"/>
         <w:b/>
         <w:bCs/>
       </w:rPr>
@@ -8443,6 +8830,7 @@
       <w:spacing w:after="0" w:line="240" w:lineRule="auto"/>
     </w:pPr>
     <w:rPr>
+      <w:rFonts w:eastAsia="黑体"/>
       <w:color w:themeColor="text1" w:val="000000"/>
     </w:rPr>
     <w:tblPr>
@@ -8462,7 +8850,7 @@
     </w:tblPr>
     <w:tblStylePr w:type="firstRow">
       <w:rPr>
-        <w:rFonts w:asciiTheme="majorHAnsi" w:cstheme="majorBidi" w:eastAsiaTheme="majorEastAsia" w:hAnsiTheme="majorHAnsi"/>
+        <w:rFonts w:asciiTheme="majorHAnsi" w:cstheme="majorBidi" w:hAnsiTheme="majorHAnsi" w:eastAsia="黑体"/>
       </w:rPr>
       <w:tblPr/>
       <w:tcPr>
@@ -8474,6 +8862,7 @@
     </w:tblStylePr>
     <w:tblStylePr w:type="lastRow">
       <w:rPr>
+        <w:rFonts w:eastAsia="黑体"/>
         <w:b/>
         <w:bCs/>
         <w:color w:themeColor="text2" w:val="1F497D"/>
@@ -8488,12 +8877,14 @@
     </w:tblStylePr>
     <w:tblStylePr w:type="firstCol">
       <w:rPr>
+        <w:rFonts w:eastAsia="黑体"/>
         <w:b/>
         <w:bCs/>
       </w:rPr>
     </w:tblStylePr>
     <w:tblStylePr w:type="lastCol">
       <w:rPr>
+        <w:rFonts w:eastAsia="黑体"/>
         <w:b/>
         <w:bCs/>
       </w:rPr>
@@ -8527,6 +8918,7 @@
       <w:spacing w:after="0" w:line="240" w:lineRule="auto"/>
     </w:pPr>
     <w:rPr>
+      <w:rFonts w:eastAsia="黑体"/>
       <w:color w:themeColor="text1" w:val="000000"/>
     </w:rPr>
     <w:tblPr>
@@ -8546,7 +8938,7 @@
     </w:tblPr>
     <w:tblStylePr w:type="firstRow">
       <w:rPr>
-        <w:rFonts w:asciiTheme="majorHAnsi" w:cstheme="majorBidi" w:eastAsiaTheme="majorEastAsia" w:hAnsiTheme="majorHAnsi"/>
+        <w:rFonts w:asciiTheme="majorHAnsi" w:cstheme="majorBidi" w:hAnsiTheme="majorHAnsi" w:eastAsia="黑体"/>
       </w:rPr>
       <w:tblPr/>
       <w:tcPr>
@@ -8558,6 +8950,7 @@
     </w:tblStylePr>
     <w:tblStylePr w:type="lastRow">
       <w:rPr>
+        <w:rFonts w:eastAsia="黑体"/>
         <w:b/>
         <w:bCs/>
         <w:color w:themeColor="text2" w:val="1F497D"/>
@@ -8572,12 +8965,14 @@
     </w:tblStylePr>
     <w:tblStylePr w:type="firstCol">
       <w:rPr>
+        <w:rFonts w:eastAsia="黑体"/>
         <w:b/>
         <w:bCs/>
       </w:rPr>
     </w:tblStylePr>
     <w:tblStylePr w:type="lastCol">
       <w:rPr>
+        <w:rFonts w:eastAsia="黑体"/>
         <w:b/>
         <w:bCs/>
       </w:rPr>
@@ -8611,6 +9006,7 @@
       <w:spacing w:after="0" w:line="240" w:lineRule="auto"/>
     </w:pPr>
     <w:rPr>
+      <w:rFonts w:eastAsia="黑体"/>
       <w:color w:themeColor="text1" w:val="000000"/>
     </w:rPr>
     <w:tblPr>
@@ -8630,7 +9026,7 @@
     </w:tblPr>
     <w:tblStylePr w:type="firstRow">
       <w:rPr>
-        <w:rFonts w:asciiTheme="majorHAnsi" w:cstheme="majorBidi" w:eastAsiaTheme="majorEastAsia" w:hAnsiTheme="majorHAnsi"/>
+        <w:rFonts w:asciiTheme="majorHAnsi" w:cstheme="majorBidi" w:hAnsiTheme="majorHAnsi" w:eastAsia="黑体"/>
       </w:rPr>
       <w:tblPr/>
       <w:tcPr>
@@ -8642,6 +9038,7 @@
     </w:tblStylePr>
     <w:tblStylePr w:type="lastRow">
       <w:rPr>
+        <w:rFonts w:eastAsia="黑体"/>
         <w:b/>
         <w:bCs/>
         <w:color w:themeColor="text2" w:val="1F497D"/>
@@ -8656,12 +9053,14 @@
     </w:tblStylePr>
     <w:tblStylePr w:type="firstCol">
       <w:rPr>
+        <w:rFonts w:eastAsia="黑体"/>
         <w:b/>
         <w:bCs/>
       </w:rPr>
     </w:tblStylePr>
     <w:tblStylePr w:type="lastCol">
       <w:rPr>
+        <w:rFonts w:eastAsia="黑体"/>
         <w:b/>
         <w:bCs/>
       </w:rPr>
@@ -8695,6 +9094,7 @@
       <w:spacing w:after="0" w:line="240" w:lineRule="auto"/>
     </w:pPr>
     <w:rPr>
+      <w:rFonts w:eastAsia="黑体"/>
       <w:color w:themeColor="text1" w:val="000000"/>
     </w:rPr>
     <w:tblPr>
@@ -8714,7 +9114,7 @@
     </w:tblPr>
     <w:tblStylePr w:type="firstRow">
       <w:rPr>
-        <w:rFonts w:asciiTheme="majorHAnsi" w:cstheme="majorBidi" w:eastAsiaTheme="majorEastAsia" w:hAnsiTheme="majorHAnsi"/>
+        <w:rFonts w:asciiTheme="majorHAnsi" w:cstheme="majorBidi" w:hAnsiTheme="majorHAnsi" w:eastAsia="黑体"/>
       </w:rPr>
       <w:tblPr/>
       <w:tcPr>
@@ -8726,6 +9126,7 @@
     </w:tblStylePr>
     <w:tblStylePr w:type="lastRow">
       <w:rPr>
+        <w:rFonts w:eastAsia="黑体"/>
         <w:b/>
         <w:bCs/>
         <w:color w:themeColor="text2" w:val="1F497D"/>
@@ -8740,12 +9141,14 @@
     </w:tblStylePr>
     <w:tblStylePr w:type="firstCol">
       <w:rPr>
+        <w:rFonts w:eastAsia="黑体"/>
         <w:b/>
         <w:bCs/>
       </w:rPr>
     </w:tblStylePr>
     <w:tblStylePr w:type="lastCol">
       <w:rPr>
+        <w:rFonts w:eastAsia="黑体"/>
         <w:b/>
         <w:bCs/>
       </w:rPr>
@@ -8779,6 +9182,7 @@
       <w:spacing w:after="0" w:line="240" w:lineRule="auto"/>
     </w:pPr>
     <w:rPr>
+      <w:rFonts w:eastAsia="黑体"/>
       <w:color w:themeColor="text1" w:val="000000"/>
     </w:rPr>
     <w:tblPr>
@@ -8798,7 +9202,7 @@
     </w:tblPr>
     <w:tblStylePr w:type="firstRow">
       <w:rPr>
-        <w:rFonts w:asciiTheme="majorHAnsi" w:cstheme="majorBidi" w:eastAsiaTheme="majorEastAsia" w:hAnsiTheme="majorHAnsi"/>
+        <w:rFonts w:asciiTheme="majorHAnsi" w:cstheme="majorBidi" w:hAnsiTheme="majorHAnsi" w:eastAsia="黑体"/>
       </w:rPr>
       <w:tblPr/>
       <w:tcPr>
@@ -8810,6 +9214,7 @@
     </w:tblStylePr>
     <w:tblStylePr w:type="lastRow">
       <w:rPr>
+        <w:rFonts w:eastAsia="黑体"/>
         <w:b/>
         <w:bCs/>
         <w:color w:themeColor="text2" w:val="1F497D"/>
@@ -8824,12 +9229,14 @@
     </w:tblStylePr>
     <w:tblStylePr w:type="firstCol">
       <w:rPr>
+        <w:rFonts w:eastAsia="黑体"/>
         <w:b/>
         <w:bCs/>
       </w:rPr>
     </w:tblStylePr>
     <w:tblStylePr w:type="lastCol">
       <w:rPr>
+        <w:rFonts w:eastAsia="黑体"/>
         <w:b/>
         <w:bCs/>
       </w:rPr>
@@ -8863,6 +9270,7 @@
       <w:spacing w:after="0" w:line="240" w:lineRule="auto"/>
     </w:pPr>
     <w:rPr>
+      <w:rFonts w:eastAsia="黑体"/>
       <w:color w:themeColor="text1" w:val="000000"/>
     </w:rPr>
     <w:tblPr>
@@ -8882,7 +9290,7 @@
     </w:tblPr>
     <w:tblStylePr w:type="firstRow">
       <w:rPr>
-        <w:rFonts w:asciiTheme="majorHAnsi" w:cstheme="majorBidi" w:eastAsiaTheme="majorEastAsia" w:hAnsiTheme="majorHAnsi"/>
+        <w:rFonts w:asciiTheme="majorHAnsi" w:cstheme="majorBidi" w:hAnsiTheme="majorHAnsi" w:eastAsia="黑体"/>
       </w:rPr>
       <w:tblPr/>
       <w:tcPr>
@@ -8894,6 +9302,7 @@
     </w:tblStylePr>
     <w:tblStylePr w:type="lastRow">
       <w:rPr>
+        <w:rFonts w:eastAsia="黑体"/>
         <w:b/>
         <w:bCs/>
         <w:color w:themeColor="text2" w:val="1F497D"/>
@@ -8908,12 +9317,14 @@
     </w:tblStylePr>
     <w:tblStylePr w:type="firstCol">
       <w:rPr>
+        <w:rFonts w:eastAsia="黑体"/>
         <w:b/>
         <w:bCs/>
       </w:rPr>
     </w:tblStylePr>
     <w:tblStylePr w:type="lastCol">
       <w:rPr>
+        <w:rFonts w:eastAsia="黑体"/>
         <w:b/>
         <w:bCs/>
       </w:rPr>
@@ -8947,7 +9358,7 @@
       <w:spacing w:after="0" w:line="240" w:lineRule="auto"/>
     </w:pPr>
     <w:rPr>
-      <w:rFonts w:asciiTheme="majorHAnsi" w:cstheme="majorBidi" w:eastAsiaTheme="majorEastAsia" w:hAnsiTheme="majorHAnsi"/>
+      <w:rFonts w:asciiTheme="majorHAnsi" w:cstheme="majorBidi" w:hAnsiTheme="majorHAnsi" w:eastAsia="黑体"/>
       <w:color w:themeColor="text1" w:val="000000"/>
     </w:rPr>
     <w:tblPr>
@@ -8969,6 +9380,7 @@
     </w:tblPr>
     <w:tblStylePr w:type="firstRow">
       <w:rPr>
+        <w:rFonts w:eastAsia="黑体"/>
         <w:sz w:val="24"/>
         <w:szCs w:val="24"/>
       </w:rPr>
@@ -9075,7 +9487,7 @@
       <w:spacing w:after="0" w:line="240" w:lineRule="auto"/>
     </w:pPr>
     <w:rPr>
-      <w:rFonts w:asciiTheme="majorHAnsi" w:cstheme="majorBidi" w:eastAsiaTheme="majorEastAsia" w:hAnsiTheme="majorHAnsi"/>
+      <w:rFonts w:asciiTheme="majorHAnsi" w:cstheme="majorBidi" w:hAnsiTheme="majorHAnsi" w:eastAsia="黑体"/>
       <w:color w:themeColor="text1" w:val="000000"/>
     </w:rPr>
     <w:tblPr>
@@ -9097,6 +9509,7 @@
     </w:tblPr>
     <w:tblStylePr w:type="firstRow">
       <w:rPr>
+        <w:rFonts w:eastAsia="黑体"/>
         <w:sz w:val="24"/>
         <w:szCs w:val="24"/>
       </w:rPr>
@@ -9203,7 +9616,7 @@
       <w:spacing w:after="0" w:line="240" w:lineRule="auto"/>
     </w:pPr>
     <w:rPr>
-      <w:rFonts w:asciiTheme="majorHAnsi" w:cstheme="majorBidi" w:eastAsiaTheme="majorEastAsia" w:hAnsiTheme="majorHAnsi"/>
+      <w:rFonts w:asciiTheme="majorHAnsi" w:cstheme="majorBidi" w:hAnsiTheme="majorHAnsi" w:eastAsia="黑体"/>
       <w:color w:themeColor="text1" w:val="000000"/>
     </w:rPr>
     <w:tblPr>
@@ -9225,6 +9638,7 @@
     </w:tblPr>
     <w:tblStylePr w:type="firstRow">
       <w:rPr>
+        <w:rFonts w:eastAsia="黑体"/>
         <w:sz w:val="24"/>
         <w:szCs w:val="24"/>
       </w:rPr>
@@ -9331,7 +9745,7 @@
       <w:spacing w:after="0" w:line="240" w:lineRule="auto"/>
     </w:pPr>
     <w:rPr>
-      <w:rFonts w:asciiTheme="majorHAnsi" w:cstheme="majorBidi" w:eastAsiaTheme="majorEastAsia" w:hAnsiTheme="majorHAnsi"/>
+      <w:rFonts w:asciiTheme="majorHAnsi" w:cstheme="majorBidi" w:hAnsiTheme="majorHAnsi" w:eastAsia="黑体"/>
       <w:color w:themeColor="text1" w:val="000000"/>
     </w:rPr>
     <w:tblPr>
@@ -9353,6 +9767,7 @@
     </w:tblPr>
     <w:tblStylePr w:type="firstRow">
       <w:rPr>
+        <w:rFonts w:eastAsia="黑体"/>
         <w:sz w:val="24"/>
         <w:szCs w:val="24"/>
       </w:rPr>
@@ -9459,7 +9874,7 @@
       <w:spacing w:after="0" w:line="240" w:lineRule="auto"/>
     </w:pPr>
     <w:rPr>
-      <w:rFonts w:asciiTheme="majorHAnsi" w:cstheme="majorBidi" w:eastAsiaTheme="majorEastAsia" w:hAnsiTheme="majorHAnsi"/>
+      <w:rFonts w:asciiTheme="majorHAnsi" w:cstheme="majorBidi" w:hAnsiTheme="majorHAnsi" w:eastAsia="黑体"/>
       <w:color w:themeColor="text1" w:val="000000"/>
     </w:rPr>
     <w:tblPr>
@@ -9481,6 +9896,7 @@
     </w:tblPr>
     <w:tblStylePr w:type="firstRow">
       <w:rPr>
+        <w:rFonts w:eastAsia="黑体"/>
         <w:sz w:val="24"/>
         <w:szCs w:val="24"/>
       </w:rPr>
@@ -9587,7 +10003,7 @@
       <w:spacing w:after="0" w:line="240" w:lineRule="auto"/>
     </w:pPr>
     <w:rPr>
-      <w:rFonts w:asciiTheme="majorHAnsi" w:cstheme="majorBidi" w:eastAsiaTheme="majorEastAsia" w:hAnsiTheme="majorHAnsi"/>
+      <w:rFonts w:asciiTheme="majorHAnsi" w:cstheme="majorBidi" w:hAnsiTheme="majorHAnsi" w:eastAsia="黑体"/>
       <w:color w:themeColor="text1" w:val="000000"/>
     </w:rPr>
     <w:tblPr>
@@ -9609,6 +10025,7 @@
     </w:tblPr>
     <w:tblStylePr w:type="firstRow">
       <w:rPr>
+        <w:rFonts w:eastAsia="黑体"/>
         <w:sz w:val="24"/>
         <w:szCs w:val="24"/>
       </w:rPr>
@@ -9715,7 +10132,7 @@
       <w:spacing w:after="0" w:line="240" w:lineRule="auto"/>
     </w:pPr>
     <w:rPr>
-      <w:rFonts w:asciiTheme="majorHAnsi" w:cstheme="majorBidi" w:eastAsiaTheme="majorEastAsia" w:hAnsiTheme="majorHAnsi"/>
+      <w:rFonts w:asciiTheme="majorHAnsi" w:cstheme="majorBidi" w:hAnsiTheme="majorHAnsi" w:eastAsia="黑体"/>
       <w:color w:themeColor="text1" w:val="000000"/>
     </w:rPr>
     <w:tblPr>
@@ -9737,6 +10154,7 @@
     </w:tblPr>
     <w:tblStylePr w:type="firstRow">
       <w:rPr>
+        <w:rFonts w:eastAsia="黑体"/>
         <w:sz w:val="24"/>
         <w:szCs w:val="24"/>
       </w:rPr>
@@ -9866,12 +10284,14 @@
     </w:tcPr>
     <w:tblStylePr w:type="firstRow">
       <w:rPr>
+        <w:rFonts w:eastAsia="黑体"/>
         <w:b/>
         <w:bCs/>
       </w:rPr>
     </w:tblStylePr>
     <w:tblStylePr w:type="lastRow">
       <w:rPr>
+        <w:rFonts w:eastAsia="黑体"/>
         <w:b/>
         <w:bCs/>
       </w:rPr>
@@ -9884,12 +10304,14 @@
     </w:tblStylePr>
     <w:tblStylePr w:type="firstCol">
       <w:rPr>
+        <w:rFonts w:eastAsia="黑体"/>
         <w:b/>
         <w:bCs/>
       </w:rPr>
     </w:tblStylePr>
     <w:tblStylePr w:type="lastCol">
       <w:rPr>
+        <w:rFonts w:eastAsia="黑体"/>
         <w:b/>
         <w:bCs/>
       </w:rPr>
@@ -9939,12 +10361,14 @@
     </w:tcPr>
     <w:tblStylePr w:type="firstRow">
       <w:rPr>
+        <w:rFonts w:eastAsia="黑体"/>
         <w:b/>
         <w:bCs/>
       </w:rPr>
     </w:tblStylePr>
     <w:tblStylePr w:type="lastRow">
       <w:rPr>
+        <w:rFonts w:eastAsia="黑体"/>
         <w:b/>
         <w:bCs/>
       </w:rPr>
@@ -9957,12 +10381,14 @@
     </w:tblStylePr>
     <w:tblStylePr w:type="firstCol">
       <w:rPr>
+        <w:rFonts w:eastAsia="黑体"/>
         <w:b/>
         <w:bCs/>
       </w:rPr>
     </w:tblStylePr>
     <w:tblStylePr w:type="lastCol">
       <w:rPr>
+        <w:rFonts w:eastAsia="黑体"/>
         <w:b/>
         <w:bCs/>
       </w:rPr>
@@ -10012,12 +10438,14 @@
     </w:tcPr>
     <w:tblStylePr w:type="firstRow">
       <w:rPr>
+        <w:rFonts w:eastAsia="黑体"/>
         <w:b/>
         <w:bCs/>
       </w:rPr>
     </w:tblStylePr>
     <w:tblStylePr w:type="lastRow">
       <w:rPr>
+        <w:rFonts w:eastAsia="黑体"/>
         <w:b/>
         <w:bCs/>
       </w:rPr>
@@ -10030,12 +10458,14 @@
     </w:tblStylePr>
     <w:tblStylePr w:type="firstCol">
       <w:rPr>
+        <w:rFonts w:eastAsia="黑体"/>
         <w:b/>
         <w:bCs/>
       </w:rPr>
     </w:tblStylePr>
     <w:tblStylePr w:type="lastCol">
       <w:rPr>
+        <w:rFonts w:eastAsia="黑体"/>
         <w:b/>
         <w:bCs/>
       </w:rPr>
@@ -10085,12 +10515,14 @@
     </w:tcPr>
     <w:tblStylePr w:type="firstRow">
       <w:rPr>
+        <w:rFonts w:eastAsia="黑体"/>
         <w:b/>
         <w:bCs/>
       </w:rPr>
     </w:tblStylePr>
     <w:tblStylePr w:type="lastRow">
       <w:rPr>
+        <w:rFonts w:eastAsia="黑体"/>
         <w:b/>
         <w:bCs/>
       </w:rPr>
@@ -10103,12 +10535,14 @@
     </w:tblStylePr>
     <w:tblStylePr w:type="firstCol">
       <w:rPr>
+        <w:rFonts w:eastAsia="黑体"/>
         <w:b/>
         <w:bCs/>
       </w:rPr>
     </w:tblStylePr>
     <w:tblStylePr w:type="lastCol">
       <w:rPr>
+        <w:rFonts w:eastAsia="黑体"/>
         <w:b/>
         <w:bCs/>
       </w:rPr>
@@ -10158,12 +10592,14 @@
     </w:tcPr>
     <w:tblStylePr w:type="firstRow">
       <w:rPr>
+        <w:rFonts w:eastAsia="黑体"/>
         <w:b/>
         <w:bCs/>
       </w:rPr>
     </w:tblStylePr>
     <w:tblStylePr w:type="lastRow">
       <w:rPr>
+        <w:rFonts w:eastAsia="黑体"/>
         <w:b/>
         <w:bCs/>
       </w:rPr>
@@ -10176,12 +10612,14 @@
     </w:tblStylePr>
     <w:tblStylePr w:type="firstCol">
       <w:rPr>
+        <w:rFonts w:eastAsia="黑体"/>
         <w:b/>
         <w:bCs/>
       </w:rPr>
     </w:tblStylePr>
     <w:tblStylePr w:type="lastCol">
       <w:rPr>
+        <w:rFonts w:eastAsia="黑体"/>
         <w:b/>
         <w:bCs/>
       </w:rPr>
@@ -10231,12 +10669,14 @@
     </w:tcPr>
     <w:tblStylePr w:type="firstRow">
       <w:rPr>
+        <w:rFonts w:eastAsia="黑体"/>
         <w:b/>
         <w:bCs/>
       </w:rPr>
     </w:tblStylePr>
     <w:tblStylePr w:type="lastRow">
       <w:rPr>
+        <w:rFonts w:eastAsia="黑体"/>
         <w:b/>
         <w:bCs/>
       </w:rPr>
@@ -10249,12 +10689,14 @@
     </w:tblStylePr>
     <w:tblStylePr w:type="firstCol">
       <w:rPr>
+        <w:rFonts w:eastAsia="黑体"/>
         <w:b/>
         <w:bCs/>
       </w:rPr>
     </w:tblStylePr>
     <w:tblStylePr w:type="lastCol">
       <w:rPr>
+        <w:rFonts w:eastAsia="黑体"/>
         <w:b/>
         <w:bCs/>
       </w:rPr>
@@ -10304,12 +10746,14 @@
     </w:tcPr>
     <w:tblStylePr w:type="firstRow">
       <w:rPr>
+        <w:rFonts w:eastAsia="黑体"/>
         <w:b/>
         <w:bCs/>
       </w:rPr>
     </w:tblStylePr>
     <w:tblStylePr w:type="lastRow">
       <w:rPr>
+        <w:rFonts w:eastAsia="黑体"/>
         <w:b/>
         <w:bCs/>
       </w:rPr>
@@ -10322,12 +10766,14 @@
     </w:tblStylePr>
     <w:tblStylePr w:type="firstCol">
       <w:rPr>
+        <w:rFonts w:eastAsia="黑体"/>
         <w:b/>
         <w:bCs/>
       </w:rPr>
     </w:tblStylePr>
     <w:tblStylePr w:type="lastCol">
       <w:rPr>
+        <w:rFonts w:eastAsia="黑体"/>
         <w:b/>
         <w:bCs/>
       </w:rPr>
@@ -10354,7 +10800,7 @@
       <w:spacing w:after="0" w:line="240" w:lineRule="auto"/>
     </w:pPr>
     <w:rPr>
-      <w:rFonts w:asciiTheme="majorHAnsi" w:cstheme="majorBidi" w:eastAsiaTheme="majorEastAsia" w:hAnsiTheme="majorHAnsi"/>
+      <w:rFonts w:asciiTheme="majorHAnsi" w:cstheme="majorBidi" w:hAnsiTheme="majorHAnsi" w:eastAsia="黑体"/>
       <w:color w:themeColor="text1" w:val="000000"/>
     </w:rPr>
     <w:tblPr>
@@ -10381,6 +10827,7 @@
     </w:tcPr>
     <w:tblStylePr w:type="firstRow">
       <w:rPr>
+        <w:rFonts w:eastAsia="黑体"/>
         <w:b/>
         <w:bCs/>
         <w:color w:themeColor="text1" w:val="000000"/>
@@ -10392,6 +10839,7 @@
     </w:tblStylePr>
     <w:tblStylePr w:type="lastRow">
       <w:rPr>
+        <w:rFonts w:eastAsia="黑体"/>
         <w:b/>
         <w:bCs/>
         <w:color w:themeColor="text1" w:val="000000"/>
@@ -10411,6 +10859,7 @@
     </w:tblStylePr>
     <w:tblStylePr w:type="firstCol">
       <w:rPr>
+        <w:rFonts w:eastAsia="黑体"/>
         <w:b/>
         <w:bCs/>
         <w:color w:themeColor="text1" w:val="000000"/>
@@ -10430,6 +10879,7 @@
     </w:tblStylePr>
     <w:tblStylePr w:type="lastCol">
       <w:rPr>
+        <w:rFonts w:eastAsia="黑体"/>
         <w:b w:val="0"/>
         <w:bCs w:val="0"/>
         <w:color w:themeColor="text1" w:val="000000"/>
@@ -10479,7 +10929,7 @@
       <w:spacing w:after="0" w:line="240" w:lineRule="auto"/>
     </w:pPr>
     <w:rPr>
-      <w:rFonts w:asciiTheme="majorHAnsi" w:cstheme="majorBidi" w:eastAsiaTheme="majorEastAsia" w:hAnsiTheme="majorHAnsi"/>
+      <w:rFonts w:asciiTheme="majorHAnsi" w:cstheme="majorBidi" w:hAnsiTheme="majorHAnsi" w:eastAsia="黑体"/>
       <w:color w:themeColor="text1" w:val="000000"/>
     </w:rPr>
     <w:tblPr>
@@ -10506,6 +10956,7 @@
     </w:tcPr>
     <w:tblStylePr w:type="firstRow">
       <w:rPr>
+        <w:rFonts w:eastAsia="黑体"/>
         <w:b/>
         <w:bCs/>
         <w:color w:themeColor="text1" w:val="000000"/>
@@ -10517,6 +10968,7 @@
     </w:tblStylePr>
     <w:tblStylePr w:type="lastRow">
       <w:rPr>
+        <w:rFonts w:eastAsia="黑体"/>
         <w:b/>
         <w:bCs/>
         <w:color w:themeColor="text1" w:val="000000"/>
@@ -10536,6 +10988,7 @@
     </w:tblStylePr>
     <w:tblStylePr w:type="firstCol">
       <w:rPr>
+        <w:rFonts w:eastAsia="黑体"/>
         <w:b/>
         <w:bCs/>
         <w:color w:themeColor="text1" w:val="000000"/>
@@ -10555,6 +11008,7 @@
     </w:tblStylePr>
     <w:tblStylePr w:type="lastCol">
       <w:rPr>
+        <w:rFonts w:eastAsia="黑体"/>
         <w:b w:val="0"/>
         <w:bCs w:val="0"/>
         <w:color w:themeColor="text1" w:val="000000"/>
@@ -10604,7 +11058,7 @@
       <w:spacing w:after="0" w:line="240" w:lineRule="auto"/>
     </w:pPr>
     <w:rPr>
-      <w:rFonts w:asciiTheme="majorHAnsi" w:cstheme="majorBidi" w:eastAsiaTheme="majorEastAsia" w:hAnsiTheme="majorHAnsi"/>
+      <w:rFonts w:asciiTheme="majorHAnsi" w:cstheme="majorBidi" w:hAnsiTheme="majorHAnsi" w:eastAsia="黑体"/>
       <w:color w:themeColor="text1" w:val="000000"/>
     </w:rPr>
     <w:tblPr>
@@ -10631,6 +11085,7 @@
     </w:tcPr>
     <w:tblStylePr w:type="firstRow">
       <w:rPr>
+        <w:rFonts w:eastAsia="黑体"/>
         <w:b/>
         <w:bCs/>
         <w:color w:themeColor="text1" w:val="000000"/>
@@ -10642,6 +11097,7 @@
     </w:tblStylePr>
     <w:tblStylePr w:type="lastRow">
       <w:rPr>
+        <w:rFonts w:eastAsia="黑体"/>
         <w:b/>
         <w:bCs/>
         <w:color w:themeColor="text1" w:val="000000"/>
@@ -10661,6 +11117,7 @@
     </w:tblStylePr>
     <w:tblStylePr w:type="firstCol">
       <w:rPr>
+        <w:rFonts w:eastAsia="黑体"/>
         <w:b/>
         <w:bCs/>
         <w:color w:themeColor="text1" w:val="000000"/>
@@ -10680,6 +11137,7 @@
     </w:tblStylePr>
     <w:tblStylePr w:type="lastCol">
       <w:rPr>
+        <w:rFonts w:eastAsia="黑体"/>
         <w:b w:val="0"/>
         <w:bCs w:val="0"/>
         <w:color w:themeColor="text1" w:val="000000"/>
@@ -10729,7 +11187,7 @@
       <w:spacing w:after="0" w:line="240" w:lineRule="auto"/>
     </w:pPr>
     <w:rPr>
-      <w:rFonts w:asciiTheme="majorHAnsi" w:cstheme="majorBidi" w:eastAsiaTheme="majorEastAsia" w:hAnsiTheme="majorHAnsi"/>
+      <w:rFonts w:asciiTheme="majorHAnsi" w:cstheme="majorBidi" w:hAnsiTheme="majorHAnsi" w:eastAsia="黑体"/>
       <w:color w:themeColor="text1" w:val="000000"/>
     </w:rPr>
     <w:tblPr>
@@ -10756,6 +11214,7 @@
     </w:tcPr>
     <w:tblStylePr w:type="firstRow">
       <w:rPr>
+        <w:rFonts w:eastAsia="黑体"/>
         <w:b/>
         <w:bCs/>
         <w:color w:themeColor="text1" w:val="000000"/>
@@ -10767,6 +11226,7 @@
     </w:tblStylePr>
     <w:tblStylePr w:type="lastRow">
       <w:rPr>
+        <w:rFonts w:eastAsia="黑体"/>
         <w:b/>
         <w:bCs/>
         <w:color w:themeColor="text1" w:val="000000"/>
@@ -10786,6 +11246,7 @@
     </w:tblStylePr>
     <w:tblStylePr w:type="firstCol">
       <w:rPr>
+        <w:rFonts w:eastAsia="黑体"/>
         <w:b/>
         <w:bCs/>
         <w:color w:themeColor="text1" w:val="000000"/>
@@ -10805,6 +11266,7 @@
     </w:tblStylePr>
     <w:tblStylePr w:type="lastCol">
       <w:rPr>
+        <w:rFonts w:eastAsia="黑体"/>
         <w:b w:val="0"/>
         <w:bCs w:val="0"/>
         <w:color w:themeColor="text1" w:val="000000"/>
@@ -10854,7 +11316,7 @@
       <w:spacing w:after="0" w:line="240" w:lineRule="auto"/>
     </w:pPr>
     <w:rPr>
-      <w:rFonts w:asciiTheme="majorHAnsi" w:cstheme="majorBidi" w:eastAsiaTheme="majorEastAsia" w:hAnsiTheme="majorHAnsi"/>
+      <w:rFonts w:asciiTheme="majorHAnsi" w:cstheme="majorBidi" w:hAnsiTheme="majorHAnsi" w:eastAsia="黑体"/>
       <w:color w:themeColor="text1" w:val="000000"/>
     </w:rPr>
     <w:tblPr>
@@ -10881,6 +11343,7 @@
     </w:tcPr>
     <w:tblStylePr w:type="firstRow">
       <w:rPr>
+        <w:rFonts w:eastAsia="黑体"/>
         <w:b/>
         <w:bCs/>
         <w:color w:themeColor="text1" w:val="000000"/>
@@ -10892,6 +11355,7 @@
     </w:tblStylePr>
     <w:tblStylePr w:type="lastRow">
       <w:rPr>
+        <w:rFonts w:eastAsia="黑体"/>
         <w:b/>
         <w:bCs/>
         <w:color w:themeColor="text1" w:val="000000"/>
@@ -10911,6 +11375,7 @@
     </w:tblStylePr>
     <w:tblStylePr w:type="firstCol">
       <w:rPr>
+        <w:rFonts w:eastAsia="黑体"/>
         <w:b/>
         <w:bCs/>
         <w:color w:themeColor="text1" w:val="000000"/>
@@ -10930,6 +11395,7 @@
     </w:tblStylePr>
     <w:tblStylePr w:type="lastCol">
       <w:rPr>
+        <w:rFonts w:eastAsia="黑体"/>
         <w:b w:val="0"/>
         <w:bCs w:val="0"/>
         <w:color w:themeColor="text1" w:val="000000"/>
@@ -10979,7 +11445,7 @@
       <w:spacing w:after="0" w:line="240" w:lineRule="auto"/>
     </w:pPr>
     <w:rPr>
-      <w:rFonts w:asciiTheme="majorHAnsi" w:cstheme="majorBidi" w:eastAsiaTheme="majorEastAsia" w:hAnsiTheme="majorHAnsi"/>
+      <w:rFonts w:asciiTheme="majorHAnsi" w:cstheme="majorBidi" w:hAnsiTheme="majorHAnsi" w:eastAsia="黑体"/>
       <w:color w:themeColor="text1" w:val="000000"/>
     </w:rPr>
     <w:tblPr>
@@ -11006,6 +11472,7 @@
     </w:tcPr>
     <w:tblStylePr w:type="firstRow">
       <w:rPr>
+        <w:rFonts w:eastAsia="黑体"/>
         <w:b/>
         <w:bCs/>
         <w:color w:themeColor="text1" w:val="000000"/>
@@ -11017,6 +11484,7 @@
     </w:tblStylePr>
     <w:tblStylePr w:type="lastRow">
       <w:rPr>
+        <w:rFonts w:eastAsia="黑体"/>
         <w:b/>
         <w:bCs/>
         <w:color w:themeColor="text1" w:val="000000"/>
@@ -11036,6 +11504,7 @@
     </w:tblStylePr>
     <w:tblStylePr w:type="firstCol">
       <w:rPr>
+        <w:rFonts w:eastAsia="黑体"/>
         <w:b/>
         <w:bCs/>
         <w:color w:themeColor="text1" w:val="000000"/>
@@ -11055,6 +11524,7 @@
     </w:tblStylePr>
     <w:tblStylePr w:type="lastCol">
       <w:rPr>
+        <w:rFonts w:eastAsia="黑体"/>
         <w:b w:val="0"/>
         <w:bCs w:val="0"/>
         <w:color w:themeColor="text1" w:val="000000"/>
@@ -11104,7 +11574,7 @@
       <w:spacing w:after="0" w:line="240" w:lineRule="auto"/>
     </w:pPr>
     <w:rPr>
-      <w:rFonts w:asciiTheme="majorHAnsi" w:cstheme="majorBidi" w:eastAsiaTheme="majorEastAsia" w:hAnsiTheme="majorHAnsi"/>
+      <w:rFonts w:asciiTheme="majorHAnsi" w:cstheme="majorBidi" w:hAnsiTheme="majorHAnsi" w:eastAsia="黑体"/>
       <w:color w:themeColor="text1" w:val="000000"/>
     </w:rPr>
     <w:tblPr>
@@ -11131,6 +11601,7 @@
     </w:tcPr>
     <w:tblStylePr w:type="firstRow">
       <w:rPr>
+        <w:rFonts w:eastAsia="黑体"/>
         <w:b/>
         <w:bCs/>
         <w:color w:themeColor="text1" w:val="000000"/>
@@ -11142,6 +11613,7 @@
     </w:tblStylePr>
     <w:tblStylePr w:type="lastRow">
       <w:rPr>
+        <w:rFonts w:eastAsia="黑体"/>
         <w:b/>
         <w:bCs/>
         <w:color w:themeColor="text1" w:val="000000"/>
@@ -11161,6 +11633,7 @@
     </w:tblStylePr>
     <w:tblStylePr w:type="firstCol">
       <w:rPr>
+        <w:rFonts w:eastAsia="黑体"/>
         <w:b/>
         <w:bCs/>
         <w:color w:themeColor="text1" w:val="000000"/>
@@ -11180,6 +11653,7 @@
     </w:tblStylePr>
     <w:tblStylePr w:type="lastCol">
       <w:rPr>
+        <w:rFonts w:eastAsia="黑体"/>
         <w:b w:val="0"/>
         <w:bCs w:val="0"/>
         <w:color w:themeColor="text1" w:val="000000"/>
@@ -11252,6 +11726,7 @@
     </w:tcPr>
     <w:tblStylePr w:type="firstRow">
       <w:rPr>
+        <w:rFonts w:eastAsia="黑体"/>
         <w:b/>
         <w:bCs/>
         <w:i w:val="0"/>
@@ -11273,6 +11748,7 @@
     </w:tblStylePr>
     <w:tblStylePr w:type="lastRow">
       <w:rPr>
+        <w:rFonts w:eastAsia="黑体"/>
         <w:b/>
         <w:bCs/>
         <w:i w:val="0"/>
@@ -11294,6 +11770,7 @@
     </w:tblStylePr>
     <w:tblStylePr w:type="firstCol">
       <w:rPr>
+        <w:rFonts w:eastAsia="黑体"/>
         <w:b/>
         <w:bCs/>
         <w:i w:val="0"/>
@@ -11313,6 +11790,7 @@
     </w:tblStylePr>
     <w:tblStylePr w:type="lastCol">
       <w:rPr>
+        <w:rFonts w:eastAsia="黑体"/>
         <w:b/>
         <w:bCs/>
         <w:i w:val="0"/>
@@ -11393,6 +11871,7 @@
     </w:tcPr>
     <w:tblStylePr w:type="firstRow">
       <w:rPr>
+        <w:rFonts w:eastAsia="黑体"/>
         <w:b/>
         <w:bCs/>
         <w:i w:val="0"/>
@@ -11414,6 +11893,7 @@
     </w:tblStylePr>
     <w:tblStylePr w:type="lastRow">
       <w:rPr>
+        <w:rFonts w:eastAsia="黑体"/>
         <w:b/>
         <w:bCs/>
         <w:i w:val="0"/>
@@ -11435,6 +11915,7 @@
     </w:tblStylePr>
     <w:tblStylePr w:type="firstCol">
       <w:rPr>
+        <w:rFonts w:eastAsia="黑体"/>
         <w:b/>
         <w:bCs/>
         <w:i w:val="0"/>
@@ -11454,6 +11935,7 @@
     </w:tblStylePr>
     <w:tblStylePr w:type="lastCol">
       <w:rPr>
+        <w:rFonts w:eastAsia="黑体"/>
         <w:b/>
         <w:bCs/>
         <w:i w:val="0"/>
@@ -11534,6 +12016,7 @@
     </w:tcPr>
     <w:tblStylePr w:type="firstRow">
       <w:rPr>
+        <w:rFonts w:eastAsia="黑体"/>
         <w:b/>
         <w:bCs/>
         <w:i w:val="0"/>
@@ -11555,6 +12038,7 @@
     </w:tblStylePr>
     <w:tblStylePr w:type="lastRow">
       <w:rPr>
+        <w:rFonts w:eastAsia="黑体"/>
         <w:b/>
         <w:bCs/>
         <w:i w:val="0"/>
@@ -11576,6 +12060,7 @@
     </w:tblStylePr>
     <w:tblStylePr w:type="firstCol">
       <w:rPr>
+        <w:rFonts w:eastAsia="黑体"/>
         <w:b/>
         <w:bCs/>
         <w:i w:val="0"/>
@@ -11595,6 +12080,7 @@
     </w:tblStylePr>
     <w:tblStylePr w:type="lastCol">
       <w:rPr>
+        <w:rFonts w:eastAsia="黑体"/>
         <w:b/>
         <w:bCs/>
         <w:i w:val="0"/>
@@ -11675,6 +12161,7 @@
     </w:tcPr>
     <w:tblStylePr w:type="firstRow">
       <w:rPr>
+        <w:rFonts w:eastAsia="黑体"/>
         <w:b/>
         <w:bCs/>
         <w:i w:val="0"/>
@@ -11696,6 +12183,7 @@
     </w:tblStylePr>
     <w:tblStylePr w:type="lastRow">
       <w:rPr>
+        <w:rFonts w:eastAsia="黑体"/>
         <w:b/>
         <w:bCs/>
         <w:i w:val="0"/>
@@ -11717,6 +12205,7 @@
     </w:tblStylePr>
     <w:tblStylePr w:type="firstCol">
       <w:rPr>
+        <w:rFonts w:eastAsia="黑体"/>
         <w:b/>
         <w:bCs/>
         <w:i w:val="0"/>
@@ -11736,6 +12225,7 @@
     </w:tblStylePr>
     <w:tblStylePr w:type="lastCol">
       <w:rPr>
+        <w:rFonts w:eastAsia="黑体"/>
         <w:b/>
         <w:bCs/>
         <w:i w:val="0"/>
@@ -11816,6 +12306,7 @@
     </w:tcPr>
     <w:tblStylePr w:type="firstRow">
       <w:rPr>
+        <w:rFonts w:eastAsia="黑体"/>
         <w:b/>
         <w:bCs/>
         <w:i w:val="0"/>
@@ -11837,6 +12328,7 @@
     </w:tblStylePr>
     <w:tblStylePr w:type="lastRow">
       <w:rPr>
+        <w:rFonts w:eastAsia="黑体"/>
         <w:b/>
         <w:bCs/>
         <w:i w:val="0"/>
@@ -11858,6 +12350,7 @@
     </w:tblStylePr>
     <w:tblStylePr w:type="firstCol">
       <w:rPr>
+        <w:rFonts w:eastAsia="黑体"/>
         <w:b/>
         <w:bCs/>
         <w:i w:val="0"/>
@@ -11877,6 +12370,7 @@
     </w:tblStylePr>
     <w:tblStylePr w:type="lastCol">
       <w:rPr>
+        <w:rFonts w:eastAsia="黑体"/>
         <w:b/>
         <w:bCs/>
         <w:i w:val="0"/>
@@ -11957,6 +12451,7 @@
     </w:tcPr>
     <w:tblStylePr w:type="firstRow">
       <w:rPr>
+        <w:rFonts w:eastAsia="黑体"/>
         <w:b/>
         <w:bCs/>
         <w:i w:val="0"/>
@@ -11978,6 +12473,7 @@
     </w:tblStylePr>
     <w:tblStylePr w:type="lastRow">
       <w:rPr>
+        <w:rFonts w:eastAsia="黑体"/>
         <w:b/>
         <w:bCs/>
         <w:i w:val="0"/>
@@ -11999,6 +12495,7 @@
     </w:tblStylePr>
     <w:tblStylePr w:type="firstCol">
       <w:rPr>
+        <w:rFonts w:eastAsia="黑体"/>
         <w:b/>
         <w:bCs/>
         <w:i w:val="0"/>
@@ -12018,6 +12515,7 @@
     </w:tblStylePr>
     <w:tblStylePr w:type="lastCol">
       <w:rPr>
+        <w:rFonts w:eastAsia="黑体"/>
         <w:b/>
         <w:bCs/>
         <w:i w:val="0"/>
@@ -12098,6 +12596,7 @@
     </w:tcPr>
     <w:tblStylePr w:type="firstRow">
       <w:rPr>
+        <w:rFonts w:eastAsia="黑体"/>
         <w:b/>
         <w:bCs/>
         <w:i w:val="0"/>
@@ -12119,6 +12618,7 @@
     </w:tblStylePr>
     <w:tblStylePr w:type="lastRow">
       <w:rPr>
+        <w:rFonts w:eastAsia="黑体"/>
         <w:b/>
         <w:bCs/>
         <w:i w:val="0"/>
@@ -12140,6 +12640,7 @@
     </w:tblStylePr>
     <w:tblStylePr w:type="firstCol">
       <w:rPr>
+        <w:rFonts w:eastAsia="黑体"/>
         <w:b/>
         <w:bCs/>
         <w:i w:val="0"/>
@@ -12159,6 +12660,7 @@
     </w:tblStylePr>
     <w:tblStylePr w:type="lastCol">
       <w:rPr>
+        <w:rFonts w:eastAsia="黑体"/>
         <w:b/>
         <w:bCs/>
         <w:i w:val="0"/>
@@ -12216,6 +12718,7 @@
       <w:spacing w:after="0" w:line="240" w:lineRule="auto"/>
     </w:pPr>
     <w:rPr>
+      <w:rFonts w:eastAsia="黑体"/>
       <w:color w:themeColor="background1" w:val="FFFFFF"/>
     </w:rPr>
     <w:tblPr>
@@ -12234,6 +12737,7 @@
     </w:tcPr>
     <w:tblStylePr w:type="firstRow">
       <w:rPr>
+        <w:rFonts w:eastAsia="黑体"/>
         <w:b/>
         <w:bCs/>
       </w:rPr>
@@ -12330,6 +12834,7 @@
       <w:spacing w:after="0" w:line="240" w:lineRule="auto"/>
     </w:pPr>
     <w:rPr>
+      <w:rFonts w:eastAsia="黑体"/>
       <w:color w:themeColor="background1" w:val="FFFFFF"/>
     </w:rPr>
     <w:tblPr>
@@ -12348,6 +12853,7 @@
     </w:tcPr>
     <w:tblStylePr w:type="firstRow">
       <w:rPr>
+        <w:rFonts w:eastAsia="黑体"/>
         <w:b/>
         <w:bCs/>
       </w:rPr>
@@ -12444,6 +12950,7 @@
       <w:spacing w:after="0" w:line="240" w:lineRule="auto"/>
     </w:pPr>
     <w:rPr>
+      <w:rFonts w:eastAsia="黑体"/>
       <w:color w:themeColor="background1" w:val="FFFFFF"/>
     </w:rPr>
     <w:tblPr>
@@ -12462,6 +12969,7 @@
     </w:tcPr>
     <w:tblStylePr w:type="firstRow">
       <w:rPr>
+        <w:rFonts w:eastAsia="黑体"/>
         <w:b/>
         <w:bCs/>
       </w:rPr>
@@ -12558,6 +13066,7 @@
       <w:spacing w:after="0" w:line="240" w:lineRule="auto"/>
     </w:pPr>
     <w:rPr>
+      <w:rFonts w:eastAsia="黑体"/>
       <w:color w:themeColor="background1" w:val="FFFFFF"/>
     </w:rPr>
     <w:tblPr>
@@ -12576,6 +13085,7 @@
     </w:tcPr>
     <w:tblStylePr w:type="firstRow">
       <w:rPr>
+        <w:rFonts w:eastAsia="黑体"/>
         <w:b/>
         <w:bCs/>
       </w:rPr>
@@ -12672,6 +13182,7 @@
       <w:spacing w:after="0" w:line="240" w:lineRule="auto"/>
     </w:pPr>
     <w:rPr>
+      <w:rFonts w:eastAsia="黑体"/>
       <w:color w:themeColor="background1" w:val="FFFFFF"/>
     </w:rPr>
     <w:tblPr>
@@ -12690,6 +13201,7 @@
     </w:tcPr>
     <w:tblStylePr w:type="firstRow">
       <w:rPr>
+        <w:rFonts w:eastAsia="黑体"/>
         <w:b/>
         <w:bCs/>
       </w:rPr>
@@ -12786,6 +13298,7 @@
       <w:spacing w:after="0" w:line="240" w:lineRule="auto"/>
     </w:pPr>
     <w:rPr>
+      <w:rFonts w:eastAsia="黑体"/>
       <w:color w:themeColor="background1" w:val="FFFFFF"/>
     </w:rPr>
     <w:tblPr>
@@ -12804,6 +13317,7 @@
     </w:tcPr>
     <w:tblStylePr w:type="firstRow">
       <w:rPr>
+        <w:rFonts w:eastAsia="黑体"/>
         <w:b/>
         <w:bCs/>
       </w:rPr>
@@ -12900,6 +13414,7 @@
       <w:spacing w:after="0" w:line="240" w:lineRule="auto"/>
     </w:pPr>
     <w:rPr>
+      <w:rFonts w:eastAsia="黑体"/>
       <w:color w:themeColor="background1" w:val="FFFFFF"/>
     </w:rPr>
     <w:tblPr>
@@ -12918,6 +13433,7 @@
     </w:tcPr>
     <w:tblStylePr w:type="firstRow">
       <w:rPr>
+        <w:rFonts w:eastAsia="黑体"/>
         <w:b/>
         <w:bCs/>
       </w:rPr>
@@ -13014,6 +13530,7 @@
       <w:spacing w:after="0" w:line="240" w:lineRule="auto"/>
     </w:pPr>
     <w:rPr>
+      <w:rFonts w:eastAsia="黑体"/>
       <w:color w:themeColor="text1" w:val="000000"/>
     </w:rPr>
     <w:tblPr>
@@ -13040,6 +13557,7 @@
     </w:tcPr>
     <w:tblStylePr w:type="firstRow">
       <w:rPr>
+        <w:rFonts w:eastAsia="黑体"/>
         <w:b/>
         <w:bCs/>
       </w:rPr>
@@ -13058,6 +13576,7 @@
     </w:tblStylePr>
     <w:tblStylePr w:type="lastRow">
       <w:rPr>
+        <w:rFonts w:eastAsia="黑体"/>
         <w:b/>
         <w:bCs/>
         <w:color w:themeColor="background1" w:val="FFFFFF"/>
@@ -13072,6 +13591,7 @@
     </w:tblStylePr>
     <w:tblStylePr w:type="firstCol">
       <w:rPr>
+        <w:rFonts w:eastAsia="黑体"/>
         <w:color w:themeColor="background1" w:val="FFFFFF"/>
       </w:rPr>
       <w:tblPr/>
@@ -13089,6 +13609,7 @@
     </w:tblStylePr>
     <w:tblStylePr w:type="lastCol">
       <w:rPr>
+        <w:rFonts w:eastAsia="黑体"/>
         <w:color w:themeColor="background1" w:val="FFFFFF"/>
       </w:rPr>
       <w:tblPr/>
@@ -13118,11 +13639,13 @@
     </w:tblStylePr>
     <w:tblStylePr w:type="neCell">
       <w:rPr>
+        <w:rFonts w:eastAsia="黑体"/>
         <w:color w:themeColor="text1" w:val="000000"/>
       </w:rPr>
     </w:tblStylePr>
     <w:tblStylePr w:type="nwCell">
       <w:rPr>
+        <w:rFonts w:eastAsia="黑体"/>
         <w:color w:themeColor="text1" w:val="000000"/>
       </w:rPr>
     </w:tblStylePr>
@@ -13136,6 +13659,7 @@
       <w:spacing w:after="0" w:line="240" w:lineRule="auto"/>
     </w:pPr>
     <w:rPr>
+      <w:rFonts w:eastAsia="黑体"/>
       <w:color w:themeColor="text1" w:val="000000"/>
     </w:rPr>
     <w:tblPr>
@@ -13162,6 +13686,7 @@
     </w:tcPr>
     <w:tblStylePr w:type="firstRow">
       <w:rPr>
+        <w:rFonts w:eastAsia="黑体"/>
         <w:b/>
         <w:bCs/>
       </w:rPr>
@@ -13180,6 +13705,7 @@
     </w:tblStylePr>
     <w:tblStylePr w:type="lastRow">
       <w:rPr>
+        <w:rFonts w:eastAsia="黑体"/>
         <w:b/>
         <w:bCs/>
         <w:color w:themeColor="background1" w:val="FFFFFF"/>
@@ -13194,6 +13720,7 @@
     </w:tblStylePr>
     <w:tblStylePr w:type="firstCol">
       <w:rPr>
+        <w:rFonts w:eastAsia="黑体"/>
         <w:color w:themeColor="background1" w:val="FFFFFF"/>
       </w:rPr>
       <w:tblPr/>
@@ -13211,6 +13738,7 @@
     </w:tblStylePr>
     <w:tblStylePr w:type="lastCol">
       <w:rPr>
+        <w:rFonts w:eastAsia="黑体"/>
         <w:color w:themeColor="background1" w:val="FFFFFF"/>
       </w:rPr>
       <w:tblPr/>
@@ -13240,11 +13768,13 @@
     </w:tblStylePr>
     <w:tblStylePr w:type="neCell">
       <w:rPr>
+        <w:rFonts w:eastAsia="黑体"/>
         <w:color w:themeColor="text1" w:val="000000"/>
       </w:rPr>
     </w:tblStylePr>
     <w:tblStylePr w:type="nwCell">
       <w:rPr>
+        <w:rFonts w:eastAsia="黑体"/>
         <w:color w:themeColor="text1" w:val="000000"/>
       </w:rPr>
     </w:tblStylePr>
@@ -13258,6 +13788,7 @@
       <w:spacing w:after="0" w:line="240" w:lineRule="auto"/>
     </w:pPr>
     <w:rPr>
+      <w:rFonts w:eastAsia="黑体"/>
       <w:color w:themeColor="text1" w:val="000000"/>
     </w:rPr>
     <w:tblPr>
@@ -13284,6 +13815,7 @@
     </w:tcPr>
     <w:tblStylePr w:type="firstRow">
       <w:rPr>
+        <w:rFonts w:eastAsia="黑体"/>
         <w:b/>
         <w:bCs/>
       </w:rPr>
@@ -13302,6 +13834,7 @@
     </w:tblStylePr>
     <w:tblStylePr w:type="lastRow">
       <w:rPr>
+        <w:rFonts w:eastAsia="黑体"/>
         <w:b/>
         <w:bCs/>
         <w:color w:themeColor="background1" w:val="FFFFFF"/>
@@ -13316,6 +13849,7 @@
     </w:tblStylePr>
     <w:tblStylePr w:type="firstCol">
       <w:rPr>
+        <w:rFonts w:eastAsia="黑体"/>
         <w:color w:themeColor="background1" w:val="FFFFFF"/>
       </w:rPr>
       <w:tblPr/>
@@ -13333,6 +13867,7 @@
     </w:tblStylePr>
     <w:tblStylePr w:type="lastCol">
       <w:rPr>
+        <w:rFonts w:eastAsia="黑体"/>
         <w:color w:themeColor="background1" w:val="FFFFFF"/>
       </w:rPr>
       <w:tblPr/>
@@ -13362,11 +13897,13 @@
     </w:tblStylePr>
     <w:tblStylePr w:type="neCell">
       <w:rPr>
+        <w:rFonts w:eastAsia="黑体"/>
         <w:color w:themeColor="text1" w:val="000000"/>
       </w:rPr>
     </w:tblStylePr>
     <w:tblStylePr w:type="nwCell">
       <w:rPr>
+        <w:rFonts w:eastAsia="黑体"/>
         <w:color w:themeColor="text1" w:val="000000"/>
       </w:rPr>
     </w:tblStylePr>
@@ -13380,6 +13917,7 @@
       <w:spacing w:after="0" w:line="240" w:lineRule="auto"/>
     </w:pPr>
     <w:rPr>
+      <w:rFonts w:eastAsia="黑体"/>
       <w:color w:themeColor="text1" w:val="000000"/>
     </w:rPr>
     <w:tblPr>
@@ -13406,6 +13944,7 @@
     </w:tcPr>
     <w:tblStylePr w:type="firstRow">
       <w:rPr>
+        <w:rFonts w:eastAsia="黑体"/>
         <w:b/>
         <w:bCs/>
       </w:rPr>
@@ -13424,6 +13963,7 @@
     </w:tblStylePr>
     <w:tblStylePr w:type="lastRow">
       <w:rPr>
+        <w:rFonts w:eastAsia="黑体"/>
         <w:b/>
         <w:bCs/>
         <w:color w:themeColor="background1" w:val="FFFFFF"/>
@@ -13438,6 +13978,7 @@
     </w:tblStylePr>
     <w:tblStylePr w:type="firstCol">
       <w:rPr>
+        <w:rFonts w:eastAsia="黑体"/>
         <w:color w:themeColor="background1" w:val="FFFFFF"/>
       </w:rPr>
       <w:tblPr/>
@@ -13455,6 +13996,7 @@
     </w:tblStylePr>
     <w:tblStylePr w:type="lastCol">
       <w:rPr>
+        <w:rFonts w:eastAsia="黑体"/>
         <w:color w:themeColor="background1" w:val="FFFFFF"/>
       </w:rPr>
       <w:tblPr/>
@@ -13492,6 +14034,7 @@
       <w:spacing w:after="0" w:line="240" w:lineRule="auto"/>
     </w:pPr>
     <w:rPr>
+      <w:rFonts w:eastAsia="黑体"/>
       <w:color w:themeColor="text1" w:val="000000"/>
     </w:rPr>
     <w:tblPr>
@@ -13518,6 +14061,7 @@
     </w:tcPr>
     <w:tblStylePr w:type="firstRow">
       <w:rPr>
+        <w:rFonts w:eastAsia="黑体"/>
         <w:b/>
         <w:bCs/>
       </w:rPr>
@@ -13536,6 +14080,7 @@
     </w:tblStylePr>
     <w:tblStylePr w:type="lastRow">
       <w:rPr>
+        <w:rFonts w:eastAsia="黑体"/>
         <w:b/>
         <w:bCs/>
         <w:color w:themeColor="background1" w:val="FFFFFF"/>
@@ -13550,6 +14095,7 @@
     </w:tblStylePr>
     <w:tblStylePr w:type="firstCol">
       <w:rPr>
+        <w:rFonts w:eastAsia="黑体"/>
         <w:color w:themeColor="background1" w:val="FFFFFF"/>
       </w:rPr>
       <w:tblPr/>
@@ -13567,6 +14113,7 @@
     </w:tblStylePr>
     <w:tblStylePr w:type="lastCol">
       <w:rPr>
+        <w:rFonts w:eastAsia="黑体"/>
         <w:color w:themeColor="background1" w:val="FFFFFF"/>
       </w:rPr>
       <w:tblPr/>
@@ -13596,11 +14143,13 @@
     </w:tblStylePr>
     <w:tblStylePr w:type="neCell">
       <w:rPr>
+        <w:rFonts w:eastAsia="黑体"/>
         <w:color w:themeColor="text1" w:val="000000"/>
       </w:rPr>
     </w:tblStylePr>
     <w:tblStylePr w:type="nwCell">
       <w:rPr>
+        <w:rFonts w:eastAsia="黑体"/>
         <w:color w:themeColor="text1" w:val="000000"/>
       </w:rPr>
     </w:tblStylePr>
@@ -13614,6 +14163,7 @@
       <w:spacing w:after="0" w:line="240" w:lineRule="auto"/>
     </w:pPr>
     <w:rPr>
+      <w:rFonts w:eastAsia="黑体"/>
       <w:color w:themeColor="text1" w:val="000000"/>
     </w:rPr>
     <w:tblPr>
@@ -13640,6 +14190,7 @@
     </w:tcPr>
     <w:tblStylePr w:type="firstRow">
       <w:rPr>
+        <w:rFonts w:eastAsia="黑体"/>
         <w:b/>
         <w:bCs/>
       </w:rPr>
@@ -13658,6 +14209,7 @@
     </w:tblStylePr>
     <w:tblStylePr w:type="lastRow">
       <w:rPr>
+        <w:rFonts w:eastAsia="黑体"/>
         <w:b/>
         <w:bCs/>
         <w:color w:themeColor="background1" w:val="FFFFFF"/>
@@ -13672,6 +14224,7 @@
     </w:tblStylePr>
     <w:tblStylePr w:type="firstCol">
       <w:rPr>
+        <w:rFonts w:eastAsia="黑体"/>
         <w:color w:themeColor="background1" w:val="FFFFFF"/>
       </w:rPr>
       <w:tblPr/>
@@ -13689,6 +14242,7 @@
     </w:tblStylePr>
     <w:tblStylePr w:type="lastCol">
       <w:rPr>
+        <w:rFonts w:eastAsia="黑体"/>
         <w:color w:themeColor="background1" w:val="FFFFFF"/>
       </w:rPr>
       <w:tblPr/>
@@ -13718,11 +14272,13 @@
     </w:tblStylePr>
     <w:tblStylePr w:type="neCell">
       <w:rPr>
+        <w:rFonts w:eastAsia="黑体"/>
         <w:color w:themeColor="text1" w:val="000000"/>
       </w:rPr>
     </w:tblStylePr>
     <w:tblStylePr w:type="nwCell">
       <w:rPr>
+        <w:rFonts w:eastAsia="黑体"/>
         <w:color w:themeColor="text1" w:val="000000"/>
       </w:rPr>
     </w:tblStylePr>
@@ -13736,6 +14292,7 @@
       <w:spacing w:after="0" w:line="240" w:lineRule="auto"/>
     </w:pPr>
     <w:rPr>
+      <w:rFonts w:eastAsia="黑体"/>
       <w:color w:themeColor="text1" w:val="000000"/>
     </w:rPr>
     <w:tblPr>
@@ -13762,6 +14319,7 @@
     </w:tcPr>
     <w:tblStylePr w:type="firstRow">
       <w:rPr>
+        <w:rFonts w:eastAsia="黑体"/>
         <w:b/>
         <w:bCs/>
       </w:rPr>
@@ -13780,6 +14338,7 @@
     </w:tblStylePr>
     <w:tblStylePr w:type="lastRow">
       <w:rPr>
+        <w:rFonts w:eastAsia="黑体"/>
         <w:b/>
         <w:bCs/>
         <w:color w:themeColor="background1" w:val="FFFFFF"/>
@@ -13794,6 +14353,7 @@
     </w:tblStylePr>
     <w:tblStylePr w:type="firstCol">
       <w:rPr>
+        <w:rFonts w:eastAsia="黑体"/>
         <w:color w:themeColor="background1" w:val="FFFFFF"/>
       </w:rPr>
       <w:tblPr/>
@@ -13811,6 +14371,7 @@
     </w:tblStylePr>
     <w:tblStylePr w:type="lastCol">
       <w:rPr>
+        <w:rFonts w:eastAsia="黑体"/>
         <w:color w:themeColor="background1" w:val="FFFFFF"/>
       </w:rPr>
       <w:tblPr/>
@@ -13840,11 +14401,13 @@
     </w:tblStylePr>
     <w:tblStylePr w:type="neCell">
       <w:rPr>
+        <w:rFonts w:eastAsia="黑体"/>
         <w:color w:themeColor="text1" w:val="000000"/>
       </w:rPr>
     </w:tblStylePr>
     <w:tblStylePr w:type="nwCell">
       <w:rPr>
+        <w:rFonts w:eastAsia="黑体"/>
         <w:color w:themeColor="text1" w:val="000000"/>
       </w:rPr>
     </w:tblStylePr>
@@ -13858,6 +14421,7 @@
       <w:spacing w:after="0" w:line="240" w:lineRule="auto"/>
     </w:pPr>
     <w:rPr>
+      <w:rFonts w:eastAsia="黑体"/>
       <w:color w:themeColor="text1" w:val="000000"/>
     </w:rPr>
     <w:tblPr>
@@ -13876,6 +14440,7 @@
     </w:tcPr>
     <w:tblStylePr w:type="firstRow">
       <w:rPr>
+        <w:rFonts w:eastAsia="黑体"/>
         <w:b/>
         <w:bCs/>
         <w:color w:themeColor="background1" w:val="FFFFFF"/>
@@ -13890,6 +14455,7 @@
     </w:tblStylePr>
     <w:tblStylePr w:type="lastRow">
       <w:rPr>
+        <w:rFonts w:eastAsia="黑体"/>
         <w:b/>
         <w:bCs/>
         <w:color w:themeColor="accent2" w:themeShade="CC" w:val="9E3A38"/>
@@ -13904,12 +14470,14 @@
     </w:tblStylePr>
     <w:tblStylePr w:type="firstCol">
       <w:rPr>
+        <w:rFonts w:eastAsia="黑体"/>
         <w:b/>
         <w:bCs/>
       </w:rPr>
     </w:tblStylePr>
     <w:tblStylePr w:type="lastCol">
       <w:rPr>
+        <w:rFonts w:eastAsia="黑体"/>
         <w:b/>
         <w:bCs/>
       </w:rPr>
@@ -13944,6 +14512,7 @@
       <w:spacing w:after="0" w:line="240" w:lineRule="auto"/>
     </w:pPr>
     <w:rPr>
+      <w:rFonts w:eastAsia="黑体"/>
       <w:color w:themeColor="text1" w:val="000000"/>
     </w:rPr>
     <w:tblPr>
@@ -13962,6 +14531,7 @@
     </w:tcPr>
     <w:tblStylePr w:type="firstRow">
       <w:rPr>
+        <w:rFonts w:eastAsia="黑体"/>
         <w:b/>
         <w:bCs/>
         <w:color w:themeColor="background1" w:val="FFFFFF"/>
@@ -13976,6 +14546,7 @@
     </w:tblStylePr>
     <w:tblStylePr w:type="lastRow">
       <w:rPr>
+        <w:rFonts w:eastAsia="黑体"/>
         <w:b/>
         <w:bCs/>
         <w:color w:themeColor="accent2" w:themeShade="CC" w:val="9E3A38"/>
@@ -13990,12 +14561,14 @@
     </w:tblStylePr>
     <w:tblStylePr w:type="firstCol">
       <w:rPr>
+        <w:rFonts w:eastAsia="黑体"/>
         <w:b/>
         <w:bCs/>
       </w:rPr>
     </w:tblStylePr>
     <w:tblStylePr w:type="lastCol">
       <w:rPr>
+        <w:rFonts w:eastAsia="黑体"/>
         <w:b/>
         <w:bCs/>
       </w:rPr>
@@ -14030,6 +14603,7 @@
       <w:spacing w:after="0" w:line="240" w:lineRule="auto"/>
     </w:pPr>
     <w:rPr>
+      <w:rFonts w:eastAsia="黑体"/>
       <w:color w:themeColor="text1" w:val="000000"/>
     </w:rPr>
     <w:tblPr>
@@ -14048,6 +14622,7 @@
     </w:tcPr>
     <w:tblStylePr w:type="firstRow">
       <w:rPr>
+        <w:rFonts w:eastAsia="黑体"/>
         <w:b/>
         <w:bCs/>
         <w:color w:themeColor="background1" w:val="FFFFFF"/>
@@ -14062,6 +14637,7 @@
     </w:tblStylePr>
     <w:tblStylePr w:type="lastRow">
       <w:rPr>
+        <w:rFonts w:eastAsia="黑体"/>
         <w:b/>
         <w:bCs/>
         <w:color w:themeColor="accent2" w:themeShade="CC" w:val="9E3A38"/>
@@ -14076,12 +14652,14 @@
     </w:tblStylePr>
     <w:tblStylePr w:type="firstCol">
       <w:rPr>
+        <w:rFonts w:eastAsia="黑体"/>
         <w:b/>
         <w:bCs/>
       </w:rPr>
     </w:tblStylePr>
     <w:tblStylePr w:type="lastCol">
       <w:rPr>
+        <w:rFonts w:eastAsia="黑体"/>
         <w:b/>
         <w:bCs/>
       </w:rPr>
@@ -14116,6 +14694,7 @@
       <w:spacing w:after="0" w:line="240" w:lineRule="auto"/>
     </w:pPr>
     <w:rPr>
+      <w:rFonts w:eastAsia="黑体"/>
       <w:color w:themeColor="text1" w:val="000000"/>
     </w:rPr>
     <w:tblPr>
@@ -14134,6 +14713,7 @@
     </w:tcPr>
     <w:tblStylePr w:type="firstRow">
       <w:rPr>
+        <w:rFonts w:eastAsia="黑体"/>
         <w:b/>
         <w:bCs/>
         <w:color w:themeColor="background1" w:val="FFFFFF"/>
@@ -14148,6 +14728,7 @@
     </w:tblStylePr>
     <w:tblStylePr w:type="lastRow">
       <w:rPr>
+        <w:rFonts w:eastAsia="黑体"/>
         <w:b/>
         <w:bCs/>
         <w:color w:themeColor="accent4" w:themeShade="CC" w:val="664E82"/>
@@ -14162,12 +14743,14 @@
     </w:tblStylePr>
     <w:tblStylePr w:type="firstCol">
       <w:rPr>
+        <w:rFonts w:eastAsia="黑体"/>
         <w:b/>
         <w:bCs/>
       </w:rPr>
     </w:tblStylePr>
     <w:tblStylePr w:type="lastCol">
       <w:rPr>
+        <w:rFonts w:eastAsia="黑体"/>
         <w:b/>
         <w:bCs/>
       </w:rPr>
@@ -14202,6 +14785,7 @@
       <w:spacing w:after="0" w:line="240" w:lineRule="auto"/>
     </w:pPr>
     <w:rPr>
+      <w:rFonts w:eastAsia="黑体"/>
       <w:color w:themeColor="text1" w:val="000000"/>
     </w:rPr>
     <w:tblPr>
@@ -14220,6 +14804,7 @@
     </w:tcPr>
     <w:tblStylePr w:type="firstRow">
       <w:rPr>
+        <w:rFonts w:eastAsia="黑体"/>
         <w:b/>
         <w:bCs/>
         <w:color w:themeColor="background1" w:val="FFFFFF"/>
@@ -14234,6 +14819,7 @@
     </w:tblStylePr>
     <w:tblStylePr w:type="lastRow">
       <w:rPr>
+        <w:rFonts w:eastAsia="黑体"/>
         <w:b/>
         <w:bCs/>
         <w:color w:themeColor="accent3" w:themeShade="CC" w:val="7E9C40"/>
@@ -14248,12 +14834,14 @@
     </w:tblStylePr>
     <w:tblStylePr w:type="firstCol">
       <w:rPr>
+        <w:rFonts w:eastAsia="黑体"/>
         <w:b/>
         <w:bCs/>
       </w:rPr>
     </w:tblStylePr>
     <w:tblStylePr w:type="lastCol">
       <w:rPr>
+        <w:rFonts w:eastAsia="黑体"/>
         <w:b/>
         <w:bCs/>
       </w:rPr>
@@ -14288,6 +14876,7 @@
       <w:spacing w:after="0" w:line="240" w:lineRule="auto"/>
     </w:pPr>
     <w:rPr>
+      <w:rFonts w:eastAsia="黑体"/>
       <w:color w:themeColor="text1" w:val="000000"/>
     </w:rPr>
     <w:tblPr>
@@ -14306,6 +14895,7 @@
     </w:tcPr>
     <w:tblStylePr w:type="firstRow">
       <w:rPr>
+        <w:rFonts w:eastAsia="黑体"/>
         <w:b/>
         <w:bCs/>
         <w:color w:themeColor="background1" w:val="FFFFFF"/>
@@ -14320,6 +14910,7 @@
     </w:tblStylePr>
     <w:tblStylePr w:type="lastRow">
       <w:rPr>
+        <w:rFonts w:eastAsia="黑体"/>
         <w:b/>
         <w:bCs/>
         <w:color w:themeColor="accent6" w:themeShade="CC" w:val="F2730A"/>
@@ -14334,12 +14925,14 @@
     </w:tblStylePr>
     <w:tblStylePr w:type="firstCol">
       <w:rPr>
+        <w:rFonts w:eastAsia="黑体"/>
         <w:b/>
         <w:bCs/>
       </w:rPr>
     </w:tblStylePr>
     <w:tblStylePr w:type="lastCol">
       <w:rPr>
+        <w:rFonts w:eastAsia="黑体"/>
         <w:b/>
         <w:bCs/>
       </w:rPr>
@@ -14374,6 +14967,7 @@
       <w:spacing w:after="0" w:line="240" w:lineRule="auto"/>
     </w:pPr>
     <w:rPr>
+      <w:rFonts w:eastAsia="黑体"/>
       <w:color w:themeColor="text1" w:val="000000"/>
     </w:rPr>
     <w:tblPr>
@@ -14392,6 +14986,7 @@
     </w:tcPr>
     <w:tblStylePr w:type="firstRow">
       <w:rPr>
+        <w:rFonts w:eastAsia="黑体"/>
         <w:b/>
         <w:bCs/>
         <w:color w:themeColor="background1" w:val="FFFFFF"/>
@@ -14406,6 +15001,7 @@
     </w:tblStylePr>
     <w:tblStylePr w:type="lastRow">
       <w:rPr>
+        <w:rFonts w:eastAsia="黑体"/>
         <w:b/>
         <w:bCs/>
         <w:color w:themeColor="accent5" w:themeShade="CC" w:val="348DA5"/>
@@ -14420,12 +15016,14 @@
     </w:tblStylePr>
     <w:tblStylePr w:type="firstCol">
       <w:rPr>
+        <w:rFonts w:eastAsia="黑体"/>
         <w:b/>
         <w:bCs/>
       </w:rPr>
     </w:tblStylePr>
     <w:tblStylePr w:type="lastCol">
       <w:rPr>
+        <w:rFonts w:eastAsia="黑体"/>
         <w:b/>
         <w:bCs/>
       </w:rPr>
@@ -14460,6 +15058,7 @@
       <w:spacing w:after="0" w:line="240" w:lineRule="auto"/>
     </w:pPr>
     <w:rPr>
+      <w:rFonts w:eastAsia="黑体"/>
       <w:color w:themeColor="text1" w:val="000000"/>
     </w:rPr>
     <w:tblPr>
@@ -14481,6 +15080,7 @@
     </w:tcPr>
     <w:tblStylePr w:type="firstRow">
       <w:rPr>
+        <w:rFonts w:eastAsia="黑体"/>
         <w:b/>
         <w:bCs/>
       </w:rPr>
@@ -14491,6 +15091,7 @@
     </w:tblStylePr>
     <w:tblStylePr w:type="lastRow">
       <w:rPr>
+        <w:rFonts w:eastAsia="黑体"/>
         <w:b/>
         <w:bCs/>
         <w:color w:themeColor="text1" w:val="000000"/>
@@ -14502,6 +15103,7 @@
     </w:tblStylePr>
     <w:tblStylePr w:type="firstCol">
       <w:rPr>
+        <w:rFonts w:eastAsia="黑体"/>
         <w:color w:themeColor="background1" w:val="FFFFFF"/>
       </w:rPr>
       <w:tblPr/>
@@ -14511,6 +15113,7 @@
     </w:tblStylePr>
     <w:tblStylePr w:type="lastCol">
       <w:rPr>
+        <w:rFonts w:eastAsia="黑体"/>
         <w:color w:themeColor="background1" w:val="FFFFFF"/>
       </w:rPr>
       <w:tblPr/>
@@ -14540,6 +15143,7 @@
       <w:spacing w:after="0" w:line="240" w:lineRule="auto"/>
     </w:pPr>
     <w:rPr>
+      <w:rFonts w:eastAsia="黑体"/>
       <w:color w:themeColor="text1" w:val="000000"/>
     </w:rPr>
     <w:tblPr>
@@ -14561,6 +15165,7 @@
     </w:tcPr>
     <w:tblStylePr w:type="firstRow">
       <w:rPr>
+        <w:rFonts w:eastAsia="黑体"/>
         <w:b/>
         <w:bCs/>
       </w:rPr>
@@ -14571,6 +15176,7 @@
     </w:tblStylePr>
     <w:tblStylePr w:type="lastRow">
       <w:rPr>
+        <w:rFonts w:eastAsia="黑体"/>
         <w:b/>
         <w:bCs/>
         <w:color w:themeColor="text1" w:val="000000"/>
@@ -14582,6 +15188,7 @@
     </w:tblStylePr>
     <w:tblStylePr w:type="firstCol">
       <w:rPr>
+        <w:rFonts w:eastAsia="黑体"/>
         <w:color w:themeColor="background1" w:val="FFFFFF"/>
       </w:rPr>
       <w:tblPr/>
@@ -14591,6 +15198,7 @@
     </w:tblStylePr>
     <w:tblStylePr w:type="lastCol">
       <w:rPr>
+        <w:rFonts w:eastAsia="黑体"/>
         <w:color w:themeColor="background1" w:val="FFFFFF"/>
       </w:rPr>
       <w:tblPr/>
@@ -14620,6 +15228,7 @@
       <w:spacing w:after="0" w:line="240" w:lineRule="auto"/>
     </w:pPr>
     <w:rPr>
+      <w:rFonts w:eastAsia="黑体"/>
       <w:color w:themeColor="text1" w:val="000000"/>
     </w:rPr>
     <w:tblPr>
@@ -14641,6 +15250,7 @@
     </w:tcPr>
     <w:tblStylePr w:type="firstRow">
       <w:rPr>
+        <w:rFonts w:eastAsia="黑体"/>
         <w:b/>
         <w:bCs/>
       </w:rPr>
@@ -14651,6 +15261,7 @@
     </w:tblStylePr>
     <w:tblStylePr w:type="lastRow">
       <w:rPr>
+        <w:rFonts w:eastAsia="黑体"/>
         <w:b/>
         <w:bCs/>
         <w:color w:themeColor="text1" w:val="000000"/>
@@ -14662,6 +15273,7 @@
     </w:tblStylePr>
     <w:tblStylePr w:type="firstCol">
       <w:rPr>
+        <w:rFonts w:eastAsia="黑体"/>
         <w:color w:themeColor="background1" w:val="FFFFFF"/>
       </w:rPr>
       <w:tblPr/>
@@ -14671,6 +15283,7 @@
     </w:tblStylePr>
     <w:tblStylePr w:type="lastCol">
       <w:rPr>
+        <w:rFonts w:eastAsia="黑体"/>
         <w:color w:themeColor="background1" w:val="FFFFFF"/>
       </w:rPr>
       <w:tblPr/>
@@ -14700,6 +15313,7 @@
       <w:spacing w:after="0" w:line="240" w:lineRule="auto"/>
     </w:pPr>
     <w:rPr>
+      <w:rFonts w:eastAsia="黑体"/>
       <w:color w:themeColor="text1" w:val="000000"/>
     </w:rPr>
     <w:tblPr>
@@ -14721,6 +15335,7 @@
     </w:tcPr>
     <w:tblStylePr w:type="firstRow">
       <w:rPr>
+        <w:rFonts w:eastAsia="黑体"/>
         <w:b/>
         <w:bCs/>
       </w:rPr>
@@ -14731,6 +15346,7 @@
     </w:tblStylePr>
     <w:tblStylePr w:type="lastRow">
       <w:rPr>
+        <w:rFonts w:eastAsia="黑体"/>
         <w:b/>
         <w:bCs/>
         <w:color w:themeColor="text1" w:val="000000"/>
@@ -14742,6 +15358,7 @@
     </w:tblStylePr>
     <w:tblStylePr w:type="firstCol">
       <w:rPr>
+        <w:rFonts w:eastAsia="黑体"/>
         <w:color w:themeColor="background1" w:val="FFFFFF"/>
       </w:rPr>
       <w:tblPr/>
@@ -14751,6 +15368,7 @@
     </w:tblStylePr>
     <w:tblStylePr w:type="lastCol">
       <w:rPr>
+        <w:rFonts w:eastAsia="黑体"/>
         <w:color w:themeColor="background1" w:val="FFFFFF"/>
       </w:rPr>
       <w:tblPr/>
@@ -14780,6 +15398,7 @@
       <w:spacing w:after="0" w:line="240" w:lineRule="auto"/>
     </w:pPr>
     <w:rPr>
+      <w:rFonts w:eastAsia="黑体"/>
       <w:color w:themeColor="text1" w:val="000000"/>
     </w:rPr>
     <w:tblPr>
@@ -14801,6 +15420,7 @@
     </w:tcPr>
     <w:tblStylePr w:type="firstRow">
       <w:rPr>
+        <w:rFonts w:eastAsia="黑体"/>
         <w:b/>
         <w:bCs/>
       </w:rPr>
@@ -14811,6 +15431,7 @@
     </w:tblStylePr>
     <w:tblStylePr w:type="lastRow">
       <w:rPr>
+        <w:rFonts w:eastAsia="黑体"/>
         <w:b/>
         <w:bCs/>
         <w:color w:themeColor="text1" w:val="000000"/>
@@ -14822,6 +15443,7 @@
     </w:tblStylePr>
     <w:tblStylePr w:type="firstCol">
       <w:rPr>
+        <w:rFonts w:eastAsia="黑体"/>
         <w:color w:themeColor="background1" w:val="FFFFFF"/>
       </w:rPr>
       <w:tblPr/>
@@ -14831,6 +15453,7 @@
     </w:tblStylePr>
     <w:tblStylePr w:type="lastCol">
       <w:rPr>
+        <w:rFonts w:eastAsia="黑体"/>
         <w:color w:themeColor="background1" w:val="FFFFFF"/>
       </w:rPr>
       <w:tblPr/>
@@ -14860,6 +15483,7 @@
       <w:spacing w:after="0" w:line="240" w:lineRule="auto"/>
     </w:pPr>
     <w:rPr>
+      <w:rFonts w:eastAsia="黑体"/>
       <w:color w:themeColor="text1" w:val="000000"/>
     </w:rPr>
     <w:tblPr>
@@ -14881,6 +15505,7 @@
     </w:tcPr>
     <w:tblStylePr w:type="firstRow">
       <w:rPr>
+        <w:rFonts w:eastAsia="黑体"/>
         <w:b/>
         <w:bCs/>
       </w:rPr>
@@ -14891,6 +15516,7 @@
     </w:tblStylePr>
     <w:tblStylePr w:type="lastRow">
       <w:rPr>
+        <w:rFonts w:eastAsia="黑体"/>
         <w:b/>
         <w:bCs/>
         <w:color w:themeColor="text1" w:val="000000"/>
@@ -14902,6 +15528,7 @@
     </w:tblStylePr>
     <w:tblStylePr w:type="firstCol">
       <w:rPr>
+        <w:rFonts w:eastAsia="黑体"/>
         <w:color w:themeColor="background1" w:val="FFFFFF"/>
       </w:rPr>
       <w:tblPr/>
@@ -14911,6 +15538,7 @@
     </w:tblStylePr>
     <w:tblStylePr w:type="lastCol">
       <w:rPr>
+        <w:rFonts w:eastAsia="黑体"/>
         <w:color w:themeColor="background1" w:val="FFFFFF"/>
       </w:rPr>
       <w:tblPr/>
@@ -14940,6 +15568,7 @@
       <w:spacing w:after="0" w:line="240" w:lineRule="auto"/>
     </w:pPr>
     <w:rPr>
+      <w:rFonts w:eastAsia="黑体"/>
       <w:color w:themeColor="text1" w:val="000000"/>
     </w:rPr>
     <w:tblPr>
@@ -14961,6 +15590,7 @@
     </w:tcPr>
     <w:tblStylePr w:type="firstRow">
       <w:rPr>
+        <w:rFonts w:eastAsia="黑体"/>
         <w:b/>
         <w:bCs/>
       </w:rPr>
@@ -14971,6 +15601,7 @@
     </w:tblStylePr>
     <w:tblStylePr w:type="lastRow">
       <w:rPr>
+        <w:rFonts w:eastAsia="黑体"/>
         <w:b/>
         <w:bCs/>
         <w:color w:themeColor="text1" w:val="000000"/>
@@ -14982,6 +15613,7 @@
     </w:tblStylePr>
     <w:tblStylePr w:type="firstCol">
       <w:rPr>
+        <w:rFonts w:eastAsia="黑体"/>
         <w:color w:themeColor="background1" w:val="FFFFFF"/>
       </w:rPr>
       <w:tblPr/>
@@ -14991,6 +15623,7 @@
     </w:tblStylePr>
     <w:tblStylePr w:type="lastCol">
       <w:rPr>
+        <w:rFonts w:eastAsia="黑体"/>
         <w:color w:themeColor="background1" w:val="FFFFFF"/>
       </w:rPr>
       <w:tblPr/>
@@ -15023,6 +15656,7 @@
     <w:name w:val="KeywordTok"/>
     <w:basedOn w:val="VerbatimChar"/>
     <w:rPr>
+      <w:rFonts w:eastAsia="黑体"/>
       <w:b/>
       <w:color w:val="007020"/>
     </w:rPr>
@@ -15031,6 +15665,7 @@
     <w:name w:val="DataTypeTok"/>
     <w:basedOn w:val="VerbatimChar"/>
     <w:rPr>
+      <w:rFonts w:eastAsia="黑体"/>
       <w:color w:val="902000"/>
     </w:rPr>
   </w:style>
@@ -15038,6 +15673,7 @@
     <w:name w:val="DecValTok"/>
     <w:basedOn w:val="VerbatimChar"/>
     <w:rPr>
+      <w:rFonts w:eastAsia="黑体"/>
       <w:color w:val="40a070"/>
     </w:rPr>
   </w:style>
@@ -15045,6 +15681,7 @@
     <w:name w:val="BaseNTok"/>
     <w:basedOn w:val="VerbatimChar"/>
     <w:rPr>
+      <w:rFonts w:eastAsia="黑体"/>
       <w:color w:val="40a070"/>
     </w:rPr>
   </w:style>
@@ -15052,6 +15689,7 @@
     <w:name w:val="FloatTok"/>
     <w:basedOn w:val="VerbatimChar"/>
     <w:rPr>
+      <w:rFonts w:eastAsia="黑体"/>
       <w:color w:val="40a070"/>
     </w:rPr>
   </w:style>
@@ -15059,6 +15697,7 @@
     <w:name w:val="ConstantTok"/>
     <w:basedOn w:val="VerbatimChar"/>
     <w:rPr>
+      <w:rFonts w:eastAsia="黑体"/>
       <w:color w:val="880000"/>
     </w:rPr>
   </w:style>
@@ -15066,6 +15705,7 @@
     <w:name w:val="CharTok"/>
     <w:basedOn w:val="VerbatimChar"/>
     <w:rPr>
+      <w:rFonts w:eastAsia="黑体"/>
       <w:color w:val="4070a0"/>
     </w:rPr>
   </w:style>
@@ -15073,6 +15713,7 @@
     <w:name w:val="SpecialCharTok"/>
     <w:basedOn w:val="VerbatimChar"/>
     <w:rPr>
+      <w:rFonts w:eastAsia="黑体"/>
       <w:color w:val="4070a0"/>
     </w:rPr>
   </w:style>
@@ -15080,6 +15721,7 @@
     <w:name w:val="StringTok"/>
     <w:basedOn w:val="VerbatimChar"/>
     <w:rPr>
+      <w:rFonts w:eastAsia="黑体"/>
       <w:color w:val="4070a0"/>
     </w:rPr>
   </w:style>
@@ -15087,6 +15729,7 @@
     <w:name w:val="VerbatimStringTok"/>
     <w:basedOn w:val="VerbatimChar"/>
     <w:rPr>
+      <w:rFonts w:eastAsia="黑体"/>
       <w:color w:val="4070a0"/>
     </w:rPr>
   </w:style>
@@ -15094,6 +15737,7 @@
     <w:name w:val="SpecialStringTok"/>
     <w:basedOn w:val="VerbatimChar"/>
     <w:rPr>
+      <w:rFonts w:eastAsia="黑体"/>
       <w:color w:val="bb6688"/>
     </w:rPr>
   </w:style>
@@ -15101,6 +15745,7 @@
     <w:name w:val="ImportTok"/>
     <w:basedOn w:val="VerbatimChar"/>
     <w:rPr>
+      <w:rFonts w:eastAsia="黑体"/>
       <w:b/>
       <w:color w:val="008000"/>
     </w:rPr>
@@ -15109,6 +15754,7 @@
     <w:name w:val="CommentTok"/>
     <w:basedOn w:val="VerbatimChar"/>
     <w:rPr>
+      <w:rFonts w:eastAsia="黑体"/>
       <w:i/>
       <w:color w:val="60a0b0"/>
     </w:rPr>
@@ -15117,6 +15763,7 @@
     <w:name w:val="DocumentationTok"/>
     <w:basedOn w:val="VerbatimChar"/>
     <w:rPr>
+      <w:rFonts w:eastAsia="黑体"/>
       <w:i/>
       <w:color w:val="ba2121"/>
     </w:rPr>
@@ -15125,6 +15772,7 @@
     <w:name w:val="AnnotationTok"/>
     <w:basedOn w:val="VerbatimChar"/>
     <w:rPr>
+      <w:rFonts w:eastAsia="黑体"/>
       <w:b/>
       <w:i/>
       <w:color w:val="60a0b0"/>
@@ -15134,6 +15782,7 @@
     <w:name w:val="CommentVarTok"/>
     <w:basedOn w:val="VerbatimChar"/>
     <w:rPr>
+      <w:rFonts w:eastAsia="黑体"/>
       <w:b/>
       <w:i/>
       <w:color w:val="60a0b0"/>
@@ -15143,6 +15792,7 @@
     <w:name w:val="OtherTok"/>
     <w:basedOn w:val="VerbatimChar"/>
     <w:rPr>
+      <w:rFonts w:eastAsia="黑体"/>
       <w:color w:val="007020"/>
     </w:rPr>
   </w:style>
@@ -15150,6 +15800,7 @@
     <w:name w:val="FunctionTok"/>
     <w:basedOn w:val="VerbatimChar"/>
     <w:rPr>
+      <w:rFonts w:eastAsia="黑体"/>
       <w:color w:val="06287e"/>
     </w:rPr>
   </w:style>
@@ -15157,6 +15808,7 @@
     <w:name w:val="VariableTok"/>
     <w:basedOn w:val="VerbatimChar"/>
     <w:rPr>
+      <w:rFonts w:eastAsia="黑体"/>
       <w:color w:val="19177c"/>
     </w:rPr>
   </w:style>
@@ -15164,6 +15816,7 @@
     <w:name w:val="ControlFlowTok"/>
     <w:basedOn w:val="VerbatimChar"/>
     <w:rPr>
+      <w:rFonts w:eastAsia="黑体"/>
       <w:b/>
       <w:color w:val="007020"/>
     </w:rPr>
@@ -15172,6 +15825,7 @@
     <w:name w:val="OperatorTok"/>
     <w:basedOn w:val="VerbatimChar"/>
     <w:rPr>
+      <w:rFonts w:eastAsia="黑体"/>
       <w:color w:val="666666"/>
     </w:rPr>
   </w:style>
@@ -15179,18 +15833,22 @@
     <w:name w:val="BuiltInTok"/>
     <w:basedOn w:val="VerbatimChar"/>
     <w:rPr>
+      <w:rFonts w:eastAsia="黑体"/>
       <w:color w:val="008000"/>
     </w:rPr>
   </w:style>
   <w:style w:type="character" w:customStyle="1" w:styleId="ExtensionTok">
     <w:name w:val="ExtensionTok"/>
     <w:basedOn w:val="VerbatimChar"/>
-    <w:rPr/>
+    <w:rPr>
+      <w:rFonts w:eastAsia="黑体"/>
+    </w:rPr>
   </w:style>
   <w:style w:type="character" w:customStyle="1" w:styleId="PreprocessorTok">
     <w:name w:val="PreprocessorTok"/>
     <w:basedOn w:val="VerbatimChar"/>
     <w:rPr>
+      <w:rFonts w:eastAsia="黑体"/>
       <w:color w:val="bc7a00"/>
     </w:rPr>
   </w:style>
@@ -15198,18 +15856,22 @@
     <w:name w:val="AttributeTok"/>
     <w:basedOn w:val="VerbatimChar"/>
     <w:rPr>
+      <w:rFonts w:eastAsia="黑体"/>
       <w:color w:val="7d9029"/>
     </w:rPr>
   </w:style>
   <w:style w:type="character" w:customStyle="1" w:styleId="RegionMarkerTok">
     <w:name w:val="RegionMarkerTok"/>
     <w:basedOn w:val="VerbatimChar"/>
-    <w:rPr/>
+    <w:rPr>
+      <w:rFonts w:eastAsia="黑体"/>
+    </w:rPr>
   </w:style>
   <w:style w:type="character" w:customStyle="1" w:styleId="InformationTok">
     <w:name w:val="InformationTok"/>
     <w:basedOn w:val="VerbatimChar"/>
     <w:rPr>
+      <w:rFonts w:eastAsia="黑体"/>
       <w:b/>
       <w:i/>
       <w:color w:val="60a0b0"/>
@@ -15219,6 +15881,7 @@
     <w:name w:val="WarningTok"/>
     <w:basedOn w:val="VerbatimChar"/>
     <w:rPr>
+      <w:rFonts w:eastAsia="黑体"/>
       <w:b/>
       <w:i/>
       <w:color w:val="60a0b0"/>
@@ -15228,6 +15891,7 @@
     <w:name w:val="AlertTok"/>
     <w:basedOn w:val="VerbatimChar"/>
     <w:rPr>
+      <w:rFonts w:eastAsia="黑体"/>
       <w:b/>
       <w:color w:val="ff0000"/>
     </w:rPr>
@@ -15236,6 +15900,7 @@
     <w:name w:val="ErrorTok"/>
     <w:basedOn w:val="VerbatimChar"/>
     <w:rPr>
+      <w:rFonts w:eastAsia="黑体"/>
       <w:b/>
       <w:color w:val="ff0000"/>
     </w:rPr>
@@ -15243,7 +15908,9 @@
   <w:style w:type="character" w:customStyle="1" w:styleId="NormalTok">
     <w:name w:val="NormalTok"/>
     <w:basedOn w:val="VerbatimChar"/>
-    <w:rPr/>
+    <w:rPr>
+      <w:rFonts w:eastAsia="黑体"/>
+    </w:rPr>
   </w:style>
 </w:styles>
 </file>
@@ -15292,12 +15959,12 @@
     <a:fontScheme name="Office">
       <a:majorFont>
         <a:latin typeface="Calibri"/>
-        <a:ea typeface=""/>
+        <a:ea typeface="黑体"/>
         <a:cs typeface=""/>
         <a:font script="Jpan" typeface="ＭＳ ゴシック"/>
         <a:font script="Hang" typeface="맑은 고딕"/>
-        <a:font script="Hans" typeface="宋体"/>
-        <a:font script="Hant" typeface="新細明體"/>
+        <a:font script="Hans" typeface="黑体"/>
+        <a:font script="Hant" typeface="黑体"/>
         <a:font script="Arab" typeface="Times New Roman"/>
         <a:font script="Hebr" typeface="Times New Roman"/>
         <a:font script="Thai" typeface="Angsana New"/>
@@ -15327,12 +15994,12 @@
       </a:majorFont>
       <a:minorFont>
         <a:latin typeface="Cambria"/>
-        <a:ea typeface=""/>
+        <a:ea typeface="黑体"/>
         <a:cs typeface=""/>
         <a:font script="Jpan" typeface="ＭＳ 明朝"/>
         <a:font script="Hang" typeface="맑은 고딕"/>
-        <a:font script="Hans" typeface="宋体"/>
-        <a:font script="Hant" typeface="新細明體"/>
+        <a:font script="Hans" typeface="黑体"/>
+        <a:font script="Hant" typeface="黑体"/>
         <a:font script="Arab" typeface="Arial"/>
         <a:font script="Hebr" typeface="Arial"/>
         <a:font script="Thai" typeface="Cordia New"/>

--- a/07-驱动电路/03-功率器件栅极驱动/图腾柱驱动电路/图腾柱驱动电路.docx
+++ b/07-驱动电路/03-功率器件栅极驱动/图腾柱驱动电路/图腾柱驱动电路.docx
@@ -2888,7 +2888,7 @@
           <w:color w:val="555555"/>
           <w:sz w:val="21"/>
         </w:rPr>
-        <w:t>材料收集者：杜文杰，WX手机：19519196569，QQ:3478827729</w:t>
+        <w:t>材料收集者：杜文杰，微信/手机：19519196569，QQ:3478827729</w:t>
       </w:r>
     </w:p>
     <w:sectPr>
